--- a/Knowledge/3-Work knowledge/1-Software Engineering/1-Software Engineering Fundamentals/5-My Source/3-Network Topologies/Types of hybrid Topology/3-Star-Bus Topology.docx
+++ b/Knowledge/3-Work knowledge/1-Software Engineering/1-Software Engineering Fundamentals/5-My Source/3-Network Topologies/Types of hybrid Topology/3-Star-Bus Topology.docx
@@ -4,386 +4,713 @@
   <w:body>
     <w:p>
       <w:pPr>
-        <w:pStyle w:val="Heading1"/>
+        <w:keepNext/>
+        <w:keepLines/>
+        <w:spacing w:before="360" w:after="80" w:line="276" w:lineRule="auto"/>
+        <w:outlineLvl w:val="0"/>
+        <w:rPr>
+          <w:rFonts w:asciiTheme="majorHAnsi" w:eastAsiaTheme="majorEastAsia" w:hAnsiTheme="majorHAnsi" w:cstheme="majorBidi"/>
+          <w:color w:val="2F5496" w:themeColor="accent1" w:themeShade="BF"/>
+          <w:kern w:val="0"/>
+          <w:sz w:val="40"/>
+          <w:szCs w:val="40"/>
+          <w:lang w:val="en"/>
+          <w14:ligatures w14:val="none"/>
+        </w:rPr>
       </w:pPr>
       <w:bookmarkStart w:id="0" w:name="_nc6xyie66qzo" w:colFirst="0" w:colLast="0"/>
       <w:bookmarkEnd w:id="0"/>
       <w:r>
+        <w:rPr>
+          <w:rFonts w:asciiTheme="majorHAnsi" w:eastAsiaTheme="majorEastAsia" w:hAnsiTheme="majorHAnsi" w:cstheme="majorBidi"/>
+          <w:color w:val="2F5496" w:themeColor="accent1" w:themeShade="BF"/>
+          <w:kern w:val="0"/>
+          <w:sz w:val="40"/>
+          <w:szCs w:val="40"/>
+          <w:lang w:val="en"/>
+          <w14:ligatures w14:val="none"/>
+        </w:rPr>
         <w:t>Star-Bus Topology</w:t>
       </w:r>
     </w:p>
     <w:p>
       <w:pPr>
-        <w:pStyle w:val="Heading2"/>
+        <w:keepNext/>
+        <w:keepLines/>
+        <w:spacing w:before="160" w:after="80" w:line="276" w:lineRule="auto"/>
+        <w:outlineLvl w:val="1"/>
+        <w:rPr>
+          <w:rFonts w:asciiTheme="majorHAnsi" w:eastAsiaTheme="majorEastAsia" w:hAnsiTheme="majorHAnsi" w:cstheme="majorBidi"/>
+          <w:color w:val="2F5496" w:themeColor="accent1" w:themeShade="BF"/>
+          <w:kern w:val="0"/>
+          <w:sz w:val="32"/>
+          <w:szCs w:val="32"/>
+          <w:lang w:val="en"/>
+          <w14:ligatures w14:val="none"/>
+        </w:rPr>
       </w:pPr>
       <w:bookmarkStart w:id="1" w:name="_Hlk216936654"/>
       <w:r>
-        <w:t xml:space="preserve">What Is </w:t>
-      </w:r>
-      <w:r>
-        <w:t>Star-Bus Topology</w:t>
-      </w:r>
-      <w:r>
-        <w:t>?</w:t>
+        <w:rPr>
+          <w:rFonts w:asciiTheme="majorHAnsi" w:eastAsiaTheme="majorEastAsia" w:hAnsiTheme="majorHAnsi" w:cstheme="majorBidi"/>
+          <w:color w:val="2F5496" w:themeColor="accent1" w:themeShade="BF"/>
+          <w:kern w:val="0"/>
+          <w:sz w:val="32"/>
+          <w:szCs w:val="32"/>
+          <w:lang w:val="en"/>
+          <w14:ligatures w14:val="none"/>
+        </w:rPr>
+        <w:t>What Is Star-Bus Topology?</w:t>
       </w:r>
     </w:p>
     <w:bookmarkEnd w:id="1"/>
     <w:p>
       <w:pPr>
-        <w:spacing w:before="240" w:after="240"/>
-      </w:pPr>
-      <w:r>
-        <w:rPr>
-          <w:b/>
+        <w:spacing w:before="240" w:after="240" w:line="276" w:lineRule="auto"/>
+        <w:rPr>
+          <w:rFonts w:ascii="Arial" w:eastAsia="Arial" w:hAnsi="Arial" w:cs="Arial"/>
+          <w:kern w:val="0"/>
+          <w:sz w:val="22"/>
+          <w:szCs w:val="22"/>
+          <w:lang w:val="en"/>
+          <w14:ligatures w14:val="none"/>
+        </w:rPr>
+      </w:pPr>
+      <w:r>
+        <w:rPr>
+          <w:rFonts w:ascii="Arial" w:eastAsia="Arial" w:hAnsi="Arial" w:cs="Arial"/>
+          <w:b/>
+          <w:kern w:val="0"/>
+          <w:sz w:val="22"/>
+          <w:szCs w:val="22"/>
           <w:highlight w:val="darkGray"/>
+          <w:lang w:val="en"/>
+          <w14:ligatures w14:val="none"/>
         </w:rPr>
         <w:t># Source</w:t>
       </w:r>
       <w:r>
         <w:rPr>
+          <w:rFonts w:ascii="Arial" w:eastAsia="Arial" w:hAnsi="Arial" w:cs="Arial"/>
+          <w:kern w:val="0"/>
+          <w:sz w:val="22"/>
+          <w:szCs w:val="22"/>
           <w:highlight w:val="darkGray"/>
+          <w:lang w:val="en"/>
+          <w14:ligatures w14:val="none"/>
         </w:rPr>
         <w:t xml:space="preserve">: </w:t>
       </w:r>
-      <w:proofErr w:type="spellStart"/>
-      <w:r>
-        <w:rPr>
-          <w:b/>
+      <w:r>
+        <w:rPr>
+          <w:rFonts w:ascii="Arial" w:eastAsia="Arial" w:hAnsi="Arial" w:cs="Arial"/>
+          <w:b/>
+          <w:kern w:val="0"/>
+          <w:sz w:val="22"/>
+          <w:szCs w:val="22"/>
           <w:highlight w:val="darkGray"/>
-        </w:rPr>
-        <w:t>Chatgpt</w:t>
-      </w:r>
-      <w:proofErr w:type="spellEnd"/>
-      <w:r>
-        <w:rPr>
-          <w:b/>
+          <w:lang w:val="en"/>
+          <w14:ligatures w14:val="none"/>
+        </w:rPr>
+        <w:t>Chatgpt (GPT</w:t>
+      </w:r>
+      <w:r>
+        <w:rPr>
+          <w:rFonts w:ascii="Cambria Math" w:eastAsia="Arial" w:hAnsi="Cambria Math" w:cs="Cambria Math"/>
+          <w:b/>
+          <w:kern w:val="0"/>
+          <w:sz w:val="22"/>
+          <w:szCs w:val="22"/>
           <w:highlight w:val="darkGray"/>
-        </w:rPr>
-        <w:t xml:space="preserve"> (GPT‑5 Mini) at [12/18/2025]</w:t>
+          <w:lang w:val="en"/>
+          <w14:ligatures w14:val="none"/>
+        </w:rPr>
+        <w:t>‑</w:t>
+      </w:r>
+      <w:r>
+        <w:rPr>
+          <w:rFonts w:ascii="Arial" w:eastAsia="Arial" w:hAnsi="Arial" w:cs="Arial"/>
+          <w:b/>
+          <w:kern w:val="0"/>
+          <w:sz w:val="22"/>
+          <w:szCs w:val="22"/>
+          <w:highlight w:val="darkGray"/>
+          <w:lang w:val="en"/>
+          <w14:ligatures w14:val="none"/>
+        </w:rPr>
+        <w:t>5 Mini) at [12/18/2025]</w:t>
       </w:r>
     </w:p>
     <w:p>
       <w:pPr>
-        <w:spacing w:before="240" w:after="240"/>
-      </w:pPr>
-      <w:r>
-        <w:rPr>
-          <w:rFonts w:ascii="Roboto Mono" w:eastAsia="Roboto Mono" w:hAnsi="Roboto Mono"/>
-          <w:sz w:val="24"/>
+        <w:spacing w:before="240" w:after="240" w:line="276" w:lineRule="auto"/>
+        <w:rPr>
+          <w:rFonts w:ascii="Arial" w:eastAsia="Arial" w:hAnsi="Arial" w:cs="Arial"/>
+          <w:kern w:val="0"/>
+          <w:sz w:val="22"/>
+          <w:szCs w:val="22"/>
+          <w:lang w:val="en"/>
+          <w14:ligatures w14:val="none"/>
+        </w:rPr>
+      </w:pPr>
+      <w:r>
+        <w:rPr>
+          <w:rFonts w:ascii="Roboto Mono" w:eastAsia="Roboto Mono" w:hAnsi="Roboto Mono" w:cs="Arial"/>
+          <w:kern w:val="0"/>
+          <w:szCs w:val="22"/>
+          <w:lang w:val="en"/>
+          <w14:ligatures w14:val="none"/>
         </w:rPr>
         <w:t xml:space="preserve">A </w:t>
       </w:r>
       <w:r>
         <w:rPr>
-          <w:rFonts w:ascii="Roboto Mono" w:eastAsia="Roboto Mono" w:hAnsi="Roboto Mono"/>
+          <w:rFonts w:ascii="Roboto Mono" w:eastAsia="Roboto Mono" w:hAnsi="Roboto Mono" w:cs="Arial"/>
           <w:b/>
           <w:bCs/>
-          <w:sz w:val="24"/>
+          <w:kern w:val="0"/>
+          <w:szCs w:val="22"/>
+          <w:lang w:val="en"/>
+          <w14:ligatures w14:val="none"/>
         </w:rPr>
         <w:t>Star-Bus Topology</w:t>
       </w:r>
       <w:r>
         <w:rPr>
-          <w:rFonts w:ascii="Roboto Mono" w:eastAsia="Roboto Mono" w:hAnsi="Roboto Mono"/>
-          <w:sz w:val="24"/>
+          <w:rFonts w:ascii="Roboto Mono" w:eastAsia="Roboto Mono" w:hAnsi="Roboto Mono" w:cs="Arial"/>
+          <w:kern w:val="0"/>
+          <w:szCs w:val="22"/>
+          <w:lang w:val="en"/>
+          <w14:ligatures w14:val="none"/>
         </w:rPr>
         <w:t xml:space="preserve"> is a type of </w:t>
       </w:r>
       <w:r>
         <w:rPr>
-          <w:rFonts w:ascii="Roboto Mono" w:eastAsia="Roboto Mono" w:hAnsi="Roboto Mono"/>
+          <w:rFonts w:ascii="Roboto Mono" w:eastAsia="Roboto Mono" w:hAnsi="Roboto Mono" w:cs="Arial"/>
           <w:b/>
           <w:bCs/>
-          <w:sz w:val="24"/>
+          <w:kern w:val="0"/>
+          <w:szCs w:val="22"/>
+          <w:lang w:val="en"/>
+          <w14:ligatures w14:val="none"/>
         </w:rPr>
         <w:t>hybrid network topology</w:t>
       </w:r>
       <w:r>
         <w:rPr>
-          <w:rFonts w:ascii="Roboto Mono" w:eastAsia="Roboto Mono" w:hAnsi="Roboto Mono"/>
-          <w:sz w:val="24"/>
+          <w:rFonts w:ascii="Roboto Mono" w:eastAsia="Roboto Mono" w:hAnsi="Roboto Mono" w:cs="Arial"/>
+          <w:kern w:val="0"/>
+          <w:szCs w:val="22"/>
+          <w:lang w:val="en"/>
+          <w14:ligatures w14:val="none"/>
         </w:rPr>
         <w:t xml:space="preserve"> that combines the features of both </w:t>
       </w:r>
       <w:r>
         <w:rPr>
-          <w:rFonts w:ascii="Roboto Mono" w:eastAsia="Roboto Mono" w:hAnsi="Roboto Mono"/>
+          <w:rFonts w:ascii="Roboto Mono" w:eastAsia="Roboto Mono" w:hAnsi="Roboto Mono" w:cs="Arial"/>
           <w:b/>
           <w:bCs/>
-          <w:sz w:val="24"/>
+          <w:kern w:val="0"/>
+          <w:szCs w:val="22"/>
+          <w:lang w:val="en"/>
+          <w14:ligatures w14:val="none"/>
         </w:rPr>
         <w:t>Star</w:t>
       </w:r>
       <w:r>
         <w:rPr>
-          <w:rFonts w:ascii="Roboto Mono" w:eastAsia="Roboto Mono" w:hAnsi="Roboto Mono"/>
-          <w:sz w:val="24"/>
+          <w:rFonts w:ascii="Roboto Mono" w:eastAsia="Roboto Mono" w:hAnsi="Roboto Mono" w:cs="Arial"/>
+          <w:kern w:val="0"/>
+          <w:szCs w:val="22"/>
+          <w:lang w:val="en"/>
+          <w14:ligatures w14:val="none"/>
         </w:rPr>
         <w:t xml:space="preserve"> and </w:t>
       </w:r>
       <w:r>
         <w:rPr>
-          <w:rFonts w:ascii="Roboto Mono" w:eastAsia="Roboto Mono" w:hAnsi="Roboto Mono"/>
+          <w:rFonts w:ascii="Roboto Mono" w:eastAsia="Roboto Mono" w:hAnsi="Roboto Mono" w:cs="Arial"/>
           <w:b/>
           <w:bCs/>
-          <w:sz w:val="24"/>
+          <w:kern w:val="0"/>
+          <w:szCs w:val="22"/>
+          <w:lang w:val="en"/>
+          <w14:ligatures w14:val="none"/>
         </w:rPr>
         <w:t>Bus</w:t>
       </w:r>
       <w:r>
         <w:rPr>
-          <w:rFonts w:ascii="Roboto Mono" w:eastAsia="Roboto Mono" w:hAnsi="Roboto Mono"/>
-          <w:sz w:val="24"/>
+          <w:rFonts w:ascii="Roboto Mono" w:eastAsia="Roboto Mono" w:hAnsi="Roboto Mono" w:cs="Arial"/>
+          <w:kern w:val="0"/>
+          <w:szCs w:val="22"/>
+          <w:lang w:val="en"/>
+          <w14:ligatures w14:val="none"/>
         </w:rPr>
         <w:t xml:space="preserve"> topologies. It’s commonly used in large networks where multiple star-configured segments are connected using a </w:t>
       </w:r>
       <w:r>
         <w:rPr>
-          <w:rFonts w:ascii="Roboto Mono" w:eastAsia="Roboto Mono" w:hAnsi="Roboto Mono"/>
+          <w:rFonts w:ascii="Roboto Mono" w:eastAsia="Roboto Mono" w:hAnsi="Roboto Mono" w:cs="Arial"/>
           <w:b/>
           <w:bCs/>
-          <w:sz w:val="24"/>
+          <w:kern w:val="0"/>
+          <w:szCs w:val="22"/>
+          <w:lang w:val="en"/>
+          <w14:ligatures w14:val="none"/>
         </w:rPr>
         <w:t>single shared backbone cable</w:t>
       </w:r>
       <w:r>
         <w:rPr>
-          <w:rFonts w:ascii="Roboto Mono" w:eastAsia="Roboto Mono" w:hAnsi="Roboto Mono"/>
-          <w:sz w:val="24"/>
+          <w:rFonts w:ascii="Roboto Mono" w:eastAsia="Roboto Mono" w:hAnsi="Roboto Mono" w:cs="Arial"/>
+          <w:kern w:val="0"/>
+          <w:szCs w:val="22"/>
+          <w:lang w:val="en"/>
+          <w14:ligatures w14:val="none"/>
         </w:rPr>
         <w:t xml:space="preserve"> — like a bus.</w:t>
       </w:r>
     </w:p>
     <w:p>
-      <w:r>
-        <w:rPr>
-          <w:rFonts w:ascii="Roboto Mono" w:eastAsia="Roboto Mono" w:hAnsi="Roboto Mono"/>
-          <w:sz w:val="24"/>
-        </w:rPr>
-        <w:pict w14:anchorId="18CC1789">
+      <w:pPr>
+        <w:spacing w:after="0" w:line="276" w:lineRule="auto"/>
+        <w:rPr>
+          <w:rFonts w:ascii="Arial" w:eastAsia="Arial" w:hAnsi="Arial" w:cs="Arial"/>
+          <w:kern w:val="0"/>
+          <w:sz w:val="22"/>
+          <w:szCs w:val="22"/>
+          <w:lang w:val="en"/>
+          <w14:ligatures w14:val="none"/>
+        </w:rPr>
+      </w:pPr>
+      <w:r>
+        <w:rPr>
+          <w:rFonts w:ascii="Roboto Mono" w:eastAsia="Roboto Mono" w:hAnsi="Roboto Mono" w:cs="Arial"/>
+          <w:kern w:val="0"/>
+          <w:szCs w:val="22"/>
+          <w:lang w:val="en"/>
+          <w14:ligatures w14:val="none"/>
+        </w:rPr>
+        <w:pict w14:anchorId="05D71348">
           <v:rect id="_x0000_i1025" style="width:0;height:1.5pt" o:hralign="center" o:hrstd="t" o:hr="t" fillcolor="#a0a0a0" stroked="f"/>
         </w:pict>
       </w:r>
     </w:p>
     <w:p>
       <w:pPr>
-        <w:pStyle w:val="Heading2"/>
-        <w:keepNext w:val="0"/>
-        <w:keepLines w:val="0"/>
-        <w:rPr>
+        <w:spacing w:before="160" w:after="80" w:line="276" w:lineRule="auto"/>
+        <w:outlineLvl w:val="1"/>
+        <w:rPr>
+          <w:rFonts w:asciiTheme="majorHAnsi" w:eastAsiaTheme="majorEastAsia" w:hAnsiTheme="majorHAnsi" w:cstheme="majorBidi"/>
           <w:b/>
           <w:bCs/>
+          <w:color w:val="2F5496" w:themeColor="accent1" w:themeShade="BF"/>
+          <w:kern w:val="0"/>
           <w:sz w:val="34"/>
           <w:szCs w:val="34"/>
+          <w:lang w:val="en"/>
+          <w14:ligatures w14:val="none"/>
         </w:rPr>
       </w:pPr>
       <w:bookmarkStart w:id="2" w:name="_yfqw1sx6o7p1" w:colFirst="0" w:colLast="0"/>
       <w:bookmarkEnd w:id="2"/>
       <w:r>
         <w:rPr>
+          <w:rFonts w:ascii="Segoe UI Emoji" w:eastAsiaTheme="majorEastAsia" w:hAnsi="Segoe UI Emoji" w:cs="Segoe UI Emoji"/>
           <w:b/>
           <w:bCs/>
+          <w:color w:val="2F5496" w:themeColor="accent1" w:themeShade="BF"/>
+          <w:kern w:val="0"/>
           <w:sz w:val="34"/>
           <w:szCs w:val="34"/>
-        </w:rPr>
-        <w:t>🧠 Simple Definition:</w:t>
+          <w:lang w:val="en"/>
+          <w14:ligatures w14:val="none"/>
+        </w:rPr>
+        <w:t>🧠</w:t>
+      </w:r>
+      <w:r>
+        <w:rPr>
+          <w:rFonts w:asciiTheme="majorHAnsi" w:eastAsiaTheme="majorEastAsia" w:hAnsiTheme="majorHAnsi" w:cstheme="majorBidi"/>
+          <w:b/>
+          <w:bCs/>
+          <w:color w:val="2F5496" w:themeColor="accent1" w:themeShade="BF"/>
+          <w:kern w:val="0"/>
+          <w:sz w:val="34"/>
+          <w:szCs w:val="34"/>
+          <w:lang w:val="en"/>
+          <w14:ligatures w14:val="none"/>
+        </w:rPr>
+        <w:t xml:space="preserve"> Simple Definition:</w:t>
       </w:r>
     </w:p>
     <w:p>
       <w:pPr>
-        <w:spacing w:before="240" w:after="240"/>
-      </w:pPr>
-      <w:r>
-        <w:rPr>
-          <w:b/>
+        <w:spacing w:before="240" w:after="240" w:line="276" w:lineRule="auto"/>
+        <w:rPr>
+          <w:rFonts w:ascii="Arial" w:eastAsia="Arial" w:hAnsi="Arial" w:cs="Arial"/>
+          <w:kern w:val="0"/>
+          <w:sz w:val="22"/>
+          <w:szCs w:val="22"/>
+          <w:lang w:val="en"/>
+          <w14:ligatures w14:val="none"/>
+        </w:rPr>
+      </w:pPr>
+      <w:r>
+        <w:rPr>
+          <w:rFonts w:ascii="Arial" w:eastAsia="Arial" w:hAnsi="Arial" w:cs="Arial"/>
+          <w:b/>
+          <w:kern w:val="0"/>
+          <w:sz w:val="22"/>
+          <w:szCs w:val="22"/>
           <w:highlight w:val="darkGray"/>
+          <w:lang w:val="en"/>
+          <w14:ligatures w14:val="none"/>
         </w:rPr>
         <w:t># Source</w:t>
       </w:r>
       <w:r>
         <w:rPr>
+          <w:rFonts w:ascii="Arial" w:eastAsia="Arial" w:hAnsi="Arial" w:cs="Arial"/>
+          <w:kern w:val="0"/>
+          <w:sz w:val="22"/>
+          <w:szCs w:val="22"/>
           <w:highlight w:val="darkGray"/>
+          <w:lang w:val="en"/>
+          <w14:ligatures w14:val="none"/>
         </w:rPr>
         <w:t xml:space="preserve">: </w:t>
       </w:r>
-      <w:proofErr w:type="spellStart"/>
-      <w:r>
-        <w:rPr>
-          <w:b/>
+      <w:r>
+        <w:rPr>
+          <w:rFonts w:ascii="Arial" w:eastAsia="Arial" w:hAnsi="Arial" w:cs="Arial"/>
+          <w:b/>
+          <w:kern w:val="0"/>
+          <w:sz w:val="22"/>
+          <w:szCs w:val="22"/>
           <w:highlight w:val="darkGray"/>
-        </w:rPr>
-        <w:t>Chatgpt</w:t>
-      </w:r>
-      <w:proofErr w:type="spellEnd"/>
-      <w:r>
-        <w:rPr>
-          <w:b/>
+          <w:lang w:val="en"/>
+          <w14:ligatures w14:val="none"/>
+        </w:rPr>
+        <w:t>Chatgpt (GPT</w:t>
+      </w:r>
+      <w:r>
+        <w:rPr>
+          <w:rFonts w:ascii="Cambria Math" w:eastAsia="Arial" w:hAnsi="Cambria Math" w:cs="Cambria Math"/>
+          <w:b/>
+          <w:kern w:val="0"/>
+          <w:sz w:val="22"/>
+          <w:szCs w:val="22"/>
           <w:highlight w:val="darkGray"/>
-        </w:rPr>
-        <w:t xml:space="preserve"> (GPT‑5 Mini) at [12/18/2025]</w:t>
+          <w:lang w:val="en"/>
+          <w14:ligatures w14:val="none"/>
+        </w:rPr>
+        <w:t>‑</w:t>
+      </w:r>
+      <w:r>
+        <w:rPr>
+          <w:rFonts w:ascii="Arial" w:eastAsia="Arial" w:hAnsi="Arial" w:cs="Arial"/>
+          <w:b/>
+          <w:kern w:val="0"/>
+          <w:sz w:val="22"/>
+          <w:szCs w:val="22"/>
+          <w:highlight w:val="darkGray"/>
+          <w:lang w:val="en"/>
+          <w14:ligatures w14:val="none"/>
+        </w:rPr>
+        <w:t>5 Mini) at [12/18/2025]</w:t>
       </w:r>
     </w:p>
     <w:p>
       <w:pPr>
-        <w:spacing w:before="240" w:after="240"/>
+        <w:spacing w:before="240" w:after="240" w:line="276" w:lineRule="auto"/>
         <w:ind w:left="600" w:right="600"/>
-      </w:pPr>
-      <w:r>
-        <w:rPr>
-          <w:rFonts w:ascii="Roboto Mono" w:eastAsia="Roboto Mono" w:hAnsi="Roboto Mono"/>
-          <w:sz w:val="24"/>
+        <w:rPr>
+          <w:rFonts w:ascii="Arial" w:eastAsia="Arial" w:hAnsi="Arial" w:cs="Arial"/>
+          <w:kern w:val="0"/>
+          <w:sz w:val="22"/>
+          <w:szCs w:val="22"/>
+          <w:lang w:val="en"/>
+          <w14:ligatures w14:val="none"/>
+        </w:rPr>
+      </w:pPr>
+      <w:r>
+        <w:rPr>
+          <w:rFonts w:ascii="Roboto Mono" w:eastAsia="Roboto Mono" w:hAnsi="Roboto Mono" w:cs="Arial"/>
+          <w:kern w:val="0"/>
+          <w:szCs w:val="22"/>
+          <w:lang w:val="en"/>
+          <w14:ligatures w14:val="none"/>
         </w:rPr>
         <w:t xml:space="preserve">In </w:t>
       </w:r>
       <w:r>
         <w:rPr>
-          <w:rFonts w:ascii="Roboto Mono" w:eastAsia="Roboto Mono" w:hAnsi="Roboto Mono"/>
+          <w:rFonts w:ascii="Roboto Mono" w:eastAsia="Roboto Mono" w:hAnsi="Roboto Mono" w:cs="Arial"/>
           <w:b/>
           <w:bCs/>
-          <w:sz w:val="24"/>
+          <w:kern w:val="0"/>
+          <w:szCs w:val="22"/>
+          <w:lang w:val="en"/>
+          <w14:ligatures w14:val="none"/>
         </w:rPr>
         <w:t>Star-Bus topology</w:t>
       </w:r>
       <w:r>
         <w:rPr>
-          <w:rFonts w:ascii="Roboto Mono" w:eastAsia="Roboto Mono" w:hAnsi="Roboto Mono"/>
-          <w:sz w:val="24"/>
+          <w:rFonts w:ascii="Roboto Mono" w:eastAsia="Roboto Mono" w:hAnsi="Roboto Mono" w:cs="Arial"/>
+          <w:kern w:val="0"/>
+          <w:szCs w:val="22"/>
+          <w:lang w:val="en"/>
+          <w14:ligatures w14:val="none"/>
         </w:rPr>
         <w:t xml:space="preserve">, multiple </w:t>
       </w:r>
       <w:r>
         <w:rPr>
-          <w:rFonts w:ascii="Roboto Mono" w:eastAsia="Roboto Mono" w:hAnsi="Roboto Mono"/>
+          <w:rFonts w:ascii="Roboto Mono" w:eastAsia="Roboto Mono" w:hAnsi="Roboto Mono" w:cs="Arial"/>
           <w:b/>
           <w:bCs/>
-          <w:sz w:val="24"/>
+          <w:kern w:val="0"/>
+          <w:szCs w:val="22"/>
+          <w:lang w:val="en"/>
+          <w14:ligatures w14:val="none"/>
         </w:rPr>
         <w:t>star topologies</w:t>
       </w:r>
       <w:r>
         <w:rPr>
-          <w:rFonts w:ascii="Roboto Mono" w:eastAsia="Roboto Mono" w:hAnsi="Roboto Mono"/>
-          <w:sz w:val="24"/>
+          <w:rFonts w:ascii="Roboto Mono" w:eastAsia="Roboto Mono" w:hAnsi="Roboto Mono" w:cs="Arial"/>
+          <w:kern w:val="0"/>
+          <w:szCs w:val="22"/>
+          <w:lang w:val="en"/>
+          <w14:ligatures w14:val="none"/>
         </w:rPr>
         <w:t xml:space="preserve"> are </w:t>
       </w:r>
       <w:r>
         <w:rPr>
-          <w:rFonts w:ascii="Roboto Mono" w:eastAsia="Roboto Mono" w:hAnsi="Roboto Mono"/>
+          <w:rFonts w:ascii="Roboto Mono" w:eastAsia="Roboto Mono" w:hAnsi="Roboto Mono" w:cs="Arial"/>
           <w:b/>
           <w:bCs/>
-          <w:sz w:val="24"/>
+          <w:kern w:val="0"/>
+          <w:szCs w:val="22"/>
+          <w:lang w:val="en"/>
+          <w14:ligatures w14:val="none"/>
         </w:rPr>
         <w:t>linked together</w:t>
       </w:r>
       <w:r>
         <w:rPr>
-          <w:rFonts w:ascii="Roboto Mono" w:eastAsia="Roboto Mono" w:hAnsi="Roboto Mono"/>
-          <w:sz w:val="24"/>
+          <w:rFonts w:ascii="Roboto Mono" w:eastAsia="Roboto Mono" w:hAnsi="Roboto Mono" w:cs="Arial"/>
+          <w:kern w:val="0"/>
+          <w:szCs w:val="22"/>
+          <w:lang w:val="en"/>
+          <w14:ligatures w14:val="none"/>
         </w:rPr>
         <w:t xml:space="preserve"> by a </w:t>
       </w:r>
       <w:r>
         <w:rPr>
-          <w:rFonts w:ascii="Roboto Mono" w:eastAsia="Roboto Mono" w:hAnsi="Roboto Mono"/>
+          <w:rFonts w:ascii="Roboto Mono" w:eastAsia="Roboto Mono" w:hAnsi="Roboto Mono" w:cs="Arial"/>
           <w:b/>
           <w:bCs/>
-          <w:sz w:val="24"/>
+          <w:kern w:val="0"/>
+          <w:szCs w:val="22"/>
+          <w:lang w:val="en"/>
+          <w14:ligatures w14:val="none"/>
         </w:rPr>
         <w:t>central bus (backbone)</w:t>
       </w:r>
       <w:r>
         <w:rPr>
-          <w:rFonts w:ascii="Roboto Mono" w:eastAsia="Roboto Mono" w:hAnsi="Roboto Mono"/>
-          <w:sz w:val="24"/>
+          <w:rFonts w:ascii="Roboto Mono" w:eastAsia="Roboto Mono" w:hAnsi="Roboto Mono" w:cs="Arial"/>
+          <w:kern w:val="0"/>
+          <w:szCs w:val="22"/>
+          <w:lang w:val="en"/>
+          <w14:ligatures w14:val="none"/>
         </w:rPr>
         <w:t>. Devices within each star connect to a switch or hub, and all hubs are connected by the bus.</w:t>
       </w:r>
     </w:p>
     <w:p>
-      <w:r>
-        <w:rPr>
-          <w:rFonts w:ascii="Roboto Mono" w:eastAsia="Roboto Mono" w:hAnsi="Roboto Mono"/>
-          <w:sz w:val="24"/>
-        </w:rPr>
-        <w:pict w14:anchorId="68AFA441">
+      <w:pPr>
+        <w:spacing w:after="0" w:line="276" w:lineRule="auto"/>
+        <w:rPr>
+          <w:rFonts w:ascii="Arial" w:eastAsia="Arial" w:hAnsi="Arial" w:cs="Arial"/>
+          <w:kern w:val="0"/>
+          <w:sz w:val="22"/>
+          <w:szCs w:val="22"/>
+          <w:lang w:val="en"/>
+          <w14:ligatures w14:val="none"/>
+        </w:rPr>
+      </w:pPr>
+      <w:r>
+        <w:rPr>
+          <w:rFonts w:ascii="Roboto Mono" w:eastAsia="Roboto Mono" w:hAnsi="Roboto Mono" w:cs="Arial"/>
+          <w:kern w:val="0"/>
+          <w:szCs w:val="22"/>
+          <w:lang w:val="en"/>
+          <w14:ligatures w14:val="none"/>
+        </w:rPr>
+        <w:pict w14:anchorId="270B5BA4">
           <v:rect id="_x0000_i1026" style="width:0;height:1.5pt" o:hralign="center" o:hrstd="t" o:hr="t" fillcolor="#a0a0a0" stroked="f"/>
         </w:pict>
       </w:r>
     </w:p>
     <w:p>
       <w:pPr>
-        <w:pStyle w:val="Heading2"/>
-        <w:keepNext w:val="0"/>
-        <w:keepLines w:val="0"/>
-        <w:rPr>
+        <w:spacing w:before="160" w:after="80" w:line="276" w:lineRule="auto"/>
+        <w:outlineLvl w:val="1"/>
+        <w:rPr>
+          <w:rFonts w:asciiTheme="majorHAnsi" w:eastAsiaTheme="majorEastAsia" w:hAnsiTheme="majorHAnsi" w:cstheme="majorBidi"/>
           <w:b/>
           <w:bCs/>
+          <w:color w:val="2F5496" w:themeColor="accent1" w:themeShade="BF"/>
+          <w:kern w:val="0"/>
           <w:sz w:val="34"/>
           <w:szCs w:val="34"/>
+          <w:lang w:val="en"/>
+          <w14:ligatures w14:val="none"/>
         </w:rPr>
       </w:pPr>
       <w:bookmarkStart w:id="3" w:name="_ncd1q0uizhtv" w:colFirst="0" w:colLast="0"/>
       <w:bookmarkEnd w:id="3"/>
       <w:r>
         <w:rPr>
+          <w:rFonts w:ascii="Segoe UI Emoji" w:eastAsiaTheme="majorEastAsia" w:hAnsi="Segoe UI Emoji" w:cs="Segoe UI Emoji"/>
           <w:b/>
           <w:bCs/>
+          <w:color w:val="2F5496" w:themeColor="accent1" w:themeShade="BF"/>
+          <w:kern w:val="0"/>
           <w:sz w:val="34"/>
           <w:szCs w:val="34"/>
-        </w:rPr>
-        <w:t>🖼️ Visual Example:</w:t>
+          <w:lang w:val="en"/>
+          <w14:ligatures w14:val="none"/>
+        </w:rPr>
+        <w:t>🖼️</w:t>
+      </w:r>
+      <w:r>
+        <w:rPr>
+          <w:rFonts w:asciiTheme="majorHAnsi" w:eastAsiaTheme="majorEastAsia" w:hAnsiTheme="majorHAnsi" w:cstheme="majorBidi"/>
+          <w:b/>
+          <w:bCs/>
+          <w:color w:val="2F5496" w:themeColor="accent1" w:themeShade="BF"/>
+          <w:kern w:val="0"/>
+          <w:sz w:val="34"/>
+          <w:szCs w:val="34"/>
+          <w:lang w:val="en"/>
+          <w14:ligatures w14:val="none"/>
+        </w:rPr>
+        <w:t xml:space="preserve"> Visual Example:</w:t>
       </w:r>
     </w:p>
     <w:p>
       <w:pPr>
-        <w:spacing w:before="240" w:after="240"/>
-        <w:rPr>
+        <w:spacing w:before="240" w:after="240" w:line="276" w:lineRule="auto"/>
+        <w:rPr>
+          <w:rFonts w:ascii="Arial" w:eastAsia="Arial" w:hAnsi="Arial" w:cs="Arial"/>
           <w:b/>
           <w:bCs/>
+          <w:kern w:val="0"/>
           <w:sz w:val="14"/>
           <w:szCs w:val="14"/>
           <w:shd w:val="clear" w:color="auto" w:fill="B7B7B7"/>
-        </w:rPr>
-      </w:pPr>
-      <w:r>
-        <w:rPr>
-          <w:b/>
+          <w:lang w:val="en"/>
+          <w14:ligatures w14:val="none"/>
+        </w:rPr>
+      </w:pPr>
+      <w:r>
+        <w:rPr>
+          <w:rFonts w:ascii="Arial" w:eastAsia="Arial" w:hAnsi="Arial" w:cs="Arial"/>
+          <w:b/>
+          <w:kern w:val="0"/>
+          <w:sz w:val="22"/>
+          <w:szCs w:val="22"/>
           <w:highlight w:val="darkGray"/>
+          <w:lang w:val="en"/>
+          <w14:ligatures w14:val="none"/>
         </w:rPr>
         <w:t># Source</w:t>
       </w:r>
       <w:r>
         <w:rPr>
+          <w:rFonts w:ascii="Arial" w:eastAsia="Arial" w:hAnsi="Arial" w:cs="Arial"/>
+          <w:kern w:val="0"/>
+          <w:sz w:val="22"/>
+          <w:szCs w:val="22"/>
           <w:highlight w:val="darkGray"/>
+          <w:lang w:val="en"/>
+          <w14:ligatures w14:val="none"/>
         </w:rPr>
         <w:t xml:space="preserve">: </w:t>
       </w:r>
-      <w:proofErr w:type="spellStart"/>
-      <w:r>
-        <w:rPr>
-          <w:b/>
+      <w:r>
+        <w:rPr>
+          <w:rFonts w:ascii="Arial" w:eastAsia="Arial" w:hAnsi="Arial" w:cs="Arial"/>
+          <w:b/>
+          <w:kern w:val="0"/>
+          <w:sz w:val="22"/>
+          <w:szCs w:val="22"/>
           <w:highlight w:val="darkGray"/>
-        </w:rPr>
-        <w:t>Chatgpt</w:t>
-      </w:r>
-      <w:proofErr w:type="spellEnd"/>
-      <w:r>
-        <w:rPr>
-          <w:b/>
+          <w:lang w:val="en"/>
+          <w14:ligatures w14:val="none"/>
+        </w:rPr>
+        <w:t>Chatgpt (GPT</w:t>
+      </w:r>
+      <w:r>
+        <w:rPr>
+          <w:rFonts w:ascii="Cambria Math" w:eastAsia="Arial" w:hAnsi="Cambria Math" w:cs="Cambria Math"/>
+          <w:b/>
+          <w:kern w:val="0"/>
+          <w:sz w:val="22"/>
+          <w:szCs w:val="22"/>
           <w:highlight w:val="darkGray"/>
-        </w:rPr>
-        <w:t xml:space="preserve"> (GPT‑5 Mini) at [12/18/2025]</w:t>
+          <w:lang w:val="en"/>
+          <w14:ligatures w14:val="none"/>
+        </w:rPr>
+        <w:t>‑</w:t>
+      </w:r>
+      <w:r>
+        <w:rPr>
+          <w:rFonts w:ascii="Arial" w:eastAsia="Arial" w:hAnsi="Arial" w:cs="Arial"/>
+          <w:b/>
+          <w:kern w:val="0"/>
+          <w:sz w:val="22"/>
+          <w:szCs w:val="22"/>
+          <w:highlight w:val="darkGray"/>
+          <w:lang w:val="en"/>
+          <w14:ligatures w14:val="none"/>
+        </w:rPr>
+        <w:t>5 Mini) at [12/18/2025]</w:t>
       </w:r>
     </w:p>
     <w:p>
-      <w:r>
-        <w:rPr>
+      <w:pPr>
+        <w:spacing w:after="0" w:line="276" w:lineRule="auto"/>
+        <w:rPr>
+          <w:rFonts w:ascii="Arial" w:eastAsia="Arial" w:hAnsi="Arial" w:cs="Arial"/>
+          <w:kern w:val="0"/>
+          <w:sz w:val="22"/>
+          <w:szCs w:val="22"/>
+          <w:lang w:val="en"/>
+          <w14:ligatures w14:val="none"/>
+        </w:rPr>
+      </w:pPr>
+      <w:r>
+        <w:rPr>
+          <w:rFonts w:ascii="Arial" w:eastAsia="Arial" w:hAnsi="Arial" w:cs="Arial"/>
           <w:noProof/>
-        </w:rPr>
-        <w:lastRenderedPageBreak/>
+          <w:kern w:val="0"/>
+          <w:sz w:val="22"/>
+          <w:szCs w:val="22"/>
+          <w:lang w:val="en"/>
+          <w14:ligatures w14:val="none"/>
+        </w:rPr>
         <w:drawing>
-          <wp:inline distT="114300" distB="114300" distL="114300" distR="114300" wp14:anchorId="34F36D39" wp14:editId="79B1E770">
+          <wp:inline distT="114300" distB="114300" distL="114300" distR="114300" wp14:anchorId="4CD9A6F5" wp14:editId="54E6F29F">
             <wp:extent cx="5943600" cy="2197100"/>
             <wp:effectExtent l="0" t="0" r="0" b="0"/>
             <wp:docPr id="2" name="image5.png"/>
@@ -419,172 +746,334 @@
         </w:drawing>
       </w:r>
     </w:p>
-    <w:p/>
     <w:p>
-      <w:r>
-        <w:rPr>
-          <w:rFonts w:ascii="Roboto Mono" w:eastAsia="Roboto Mono" w:hAnsi="Roboto Mono"/>
-          <w:sz w:val="24"/>
-        </w:rPr>
-        <w:t xml:space="preserve">        [PC1] </w:t>
-      </w:r>
-      <w:proofErr w:type="gramStart"/>
-      <w:r>
-        <w:rPr>
-          <w:rFonts w:ascii="Roboto Mono" w:eastAsia="Roboto Mono" w:hAnsi="Roboto Mono"/>
-          <w:sz w:val="24"/>
-        </w:rPr>
-        <w:t xml:space="preserve">   [</w:t>
-      </w:r>
-      <w:proofErr w:type="gramEnd"/>
-      <w:r>
-        <w:rPr>
-          <w:rFonts w:ascii="Roboto Mono" w:eastAsia="Roboto Mono" w:hAnsi="Roboto Mono"/>
-          <w:sz w:val="24"/>
-        </w:rPr>
-        <w:t>PC2]</w:t>
-      </w:r>
+      <w:pPr>
+        <w:spacing w:after="0" w:line="276" w:lineRule="auto"/>
+        <w:rPr>
+          <w:rFonts w:ascii="Arial" w:eastAsia="Arial" w:hAnsi="Arial" w:cs="Arial"/>
+          <w:kern w:val="0"/>
+          <w:sz w:val="22"/>
+          <w:szCs w:val="22"/>
+          <w:lang w:val="en"/>
+          <w14:ligatures w14:val="none"/>
+        </w:rPr>
+      </w:pPr>
     </w:p>
     <w:p>
-      <w:r>
-        <w:rPr>
-          <w:rFonts w:ascii="Roboto Mono" w:eastAsia="Roboto Mono" w:hAnsi="Roboto Mono"/>
-          <w:sz w:val="24"/>
-        </w:rPr>
-        <w:t xml:space="preserve">             \    /</w:t>
+      <w:pPr>
+        <w:spacing w:after="0" w:line="276" w:lineRule="auto"/>
+        <w:rPr>
+          <w:rFonts w:ascii="Arial" w:eastAsia="Arial" w:hAnsi="Arial" w:cs="Arial"/>
+          <w:kern w:val="0"/>
+          <w:sz w:val="22"/>
+          <w:szCs w:val="22"/>
+          <w:lang w:val="en"/>
+          <w14:ligatures w14:val="none"/>
+        </w:rPr>
+      </w:pPr>
+      <w:r>
+        <w:rPr>
+          <w:rFonts w:ascii="Roboto Mono" w:eastAsia="Roboto Mono" w:hAnsi="Roboto Mono" w:cs="Arial"/>
+          <w:kern w:val="0"/>
+          <w:szCs w:val="22"/>
+          <w:lang w:val="en"/>
+          <w14:ligatures w14:val="none"/>
+        </w:rPr>
+        <w:t xml:space="preserve">        [PC1]    [PC2]</w:t>
       </w:r>
     </w:p>
     <w:p>
-      <w:r>
-        <w:rPr>
-          <w:rFonts w:ascii="Roboto Mono" w:eastAsia="Roboto Mono" w:hAnsi="Roboto Mono"/>
-          <w:sz w:val="24"/>
-        </w:rPr>
-        <w:t xml:space="preserve">           [Hub1]</w:t>
+      <w:pPr>
+        <w:spacing w:after="0" w:line="276" w:lineRule="auto"/>
+        <w:rPr>
+          <w:rFonts w:ascii="Arial" w:eastAsia="Arial" w:hAnsi="Arial" w:cs="Arial"/>
+          <w:kern w:val="0"/>
+          <w:sz w:val="22"/>
+          <w:szCs w:val="22"/>
+          <w:lang w:val="en"/>
+          <w14:ligatures w14:val="none"/>
+        </w:rPr>
+      </w:pPr>
+      <w:r>
+        <w:rPr>
+          <w:rFonts w:ascii="Roboto Mono" w:eastAsia="Roboto Mono" w:hAnsi="Roboto Mono" w:cs="Arial"/>
+          <w:kern w:val="0"/>
+          <w:szCs w:val="22"/>
+          <w:lang w:val="en"/>
+          <w14:ligatures w14:val="none"/>
+        </w:rPr>
+        <w:t xml:space="preserve">             \    /</w:t>
       </w:r>
     </w:p>
     <w:p>
-      <w:r>
-        <w:rPr>
-          <w:rFonts w:ascii="Roboto Mono" w:eastAsia="Roboto Mono" w:hAnsi="Roboto Mono"/>
-          <w:sz w:val="24"/>
-        </w:rPr>
-        <w:t xml:space="preserve">              │</w:t>
+      <w:pPr>
+        <w:spacing w:after="0" w:line="276" w:lineRule="auto"/>
+        <w:rPr>
+          <w:rFonts w:ascii="Arial" w:eastAsia="Arial" w:hAnsi="Arial" w:cs="Arial"/>
+          <w:kern w:val="0"/>
+          <w:sz w:val="22"/>
+          <w:szCs w:val="22"/>
+          <w:lang w:val="en"/>
+          <w14:ligatures w14:val="none"/>
+        </w:rPr>
+      </w:pPr>
+      <w:r>
+        <w:rPr>
+          <w:rFonts w:ascii="Roboto Mono" w:eastAsia="Roboto Mono" w:hAnsi="Roboto Mono" w:cs="Arial"/>
+          <w:kern w:val="0"/>
+          <w:szCs w:val="22"/>
+          <w:lang w:val="en"/>
+          <w14:ligatures w14:val="none"/>
+        </w:rPr>
+        <w:t xml:space="preserve">           [Hub1]</w:t>
       </w:r>
     </w:p>
     <w:p>
-      <w:r>
-        <w:rPr>
-          <w:rFonts w:ascii="Roboto Mono" w:eastAsia="Roboto Mono" w:hAnsi="Roboto Mono" w:cs="Arial Unicode MS"/>
-          <w:sz w:val="24"/>
-        </w:rPr>
-        <w:t xml:space="preserve">      =================</w:t>
-      </w:r>
-      <w:proofErr w:type="gramStart"/>
-      <w:r>
-        <w:rPr>
-          <w:rFonts w:ascii="Roboto Mono" w:eastAsia="Roboto Mono" w:hAnsi="Roboto Mono" w:cs="Arial Unicode MS"/>
-          <w:sz w:val="24"/>
-        </w:rPr>
-        <w:t>=  ←</w:t>
-      </w:r>
-      <w:proofErr w:type="gramEnd"/>
-      <w:r>
-        <w:rPr>
-          <w:rFonts w:ascii="Roboto Mono" w:eastAsia="Roboto Mono" w:hAnsi="Roboto Mono" w:cs="Arial Unicode MS"/>
-          <w:sz w:val="24"/>
-        </w:rPr>
-        <w:t xml:space="preserve"> Bus (backbone cable)</w:t>
+      <w:pPr>
+        <w:spacing w:after="0" w:line="276" w:lineRule="auto"/>
+        <w:rPr>
+          <w:rFonts w:ascii="Arial" w:eastAsia="Arial" w:hAnsi="Arial" w:cs="Arial"/>
+          <w:kern w:val="0"/>
+          <w:sz w:val="22"/>
+          <w:szCs w:val="22"/>
+          <w:lang w:val="en"/>
+          <w14:ligatures w14:val="none"/>
+        </w:rPr>
+      </w:pPr>
+      <w:r>
+        <w:rPr>
+          <w:rFonts w:ascii="Roboto Mono" w:eastAsia="Roboto Mono" w:hAnsi="Roboto Mono" w:cs="Arial"/>
+          <w:kern w:val="0"/>
+          <w:szCs w:val="22"/>
+          <w:lang w:val="en"/>
+          <w14:ligatures w14:val="none"/>
+        </w:rPr>
+        <w:t xml:space="preserve">              </w:t>
+      </w:r>
+      <w:r>
+        <w:rPr>
+          <w:rFonts w:ascii="MS Gothic" w:eastAsia="MS Gothic" w:hAnsi="MS Gothic" w:cs="MS Gothic" w:hint="eastAsia"/>
+          <w:kern w:val="0"/>
+          <w:szCs w:val="22"/>
+          <w:lang w:val="en"/>
+          <w14:ligatures w14:val="none"/>
+        </w:rPr>
+        <w:t>│</w:t>
       </w:r>
     </w:p>
     <w:p>
-      <w:r>
-        <w:rPr>
-          <w:rFonts w:ascii="Roboto Mono" w:eastAsia="Roboto Mono" w:hAnsi="Roboto Mono"/>
-          <w:sz w:val="24"/>
-        </w:rPr>
-        <w:t xml:space="preserve">              │</w:t>
+      <w:pPr>
+        <w:spacing w:after="0" w:line="276" w:lineRule="auto"/>
+        <w:rPr>
+          <w:rFonts w:ascii="Arial" w:eastAsia="Arial" w:hAnsi="Arial" w:cs="Arial"/>
+          <w:kern w:val="0"/>
+          <w:sz w:val="22"/>
+          <w:szCs w:val="22"/>
+          <w:lang w:val="en"/>
+          <w14:ligatures w14:val="none"/>
+        </w:rPr>
+      </w:pPr>
+      <w:r>
+        <w:rPr>
+          <w:rFonts w:ascii="Roboto Mono" w:eastAsia="Roboto Mono" w:hAnsi="Roboto Mono" w:cs="Arial Unicode MS"/>
+          <w:kern w:val="0"/>
+          <w:szCs w:val="22"/>
+          <w:lang w:val="en"/>
+          <w14:ligatures w14:val="none"/>
+        </w:rPr>
+        <w:t xml:space="preserve">      ==================  </w:t>
+      </w:r>
+      <w:r>
+        <w:rPr>
+          <w:rFonts w:ascii="Arial" w:eastAsia="Roboto Mono" w:hAnsi="Arial" w:cs="Arial"/>
+          <w:kern w:val="0"/>
+          <w:szCs w:val="22"/>
+          <w:lang w:val="en"/>
+          <w14:ligatures w14:val="none"/>
+        </w:rPr>
+        <w:t>←</w:t>
+      </w:r>
+      <w:r>
+        <w:rPr>
+          <w:rFonts w:ascii="Roboto Mono" w:eastAsia="Roboto Mono" w:hAnsi="Roboto Mono" w:cs="Arial Unicode MS"/>
+          <w:kern w:val="0"/>
+          <w:szCs w:val="22"/>
+          <w:lang w:val="en"/>
+          <w14:ligatures w14:val="none"/>
+        </w:rPr>
+        <w:t xml:space="preserve"> Bus (backbone cable)</w:t>
       </w:r>
     </w:p>
     <w:p>
-      <w:r>
-        <w:rPr>
-          <w:rFonts w:ascii="Roboto Mono" w:eastAsia="Roboto Mono" w:hAnsi="Roboto Mono"/>
-          <w:sz w:val="24"/>
-        </w:rPr>
-        <w:t xml:space="preserve">           [Hub2]</w:t>
+      <w:pPr>
+        <w:spacing w:after="0" w:line="276" w:lineRule="auto"/>
+        <w:rPr>
+          <w:rFonts w:ascii="Arial" w:eastAsia="Arial" w:hAnsi="Arial" w:cs="Arial"/>
+          <w:kern w:val="0"/>
+          <w:sz w:val="22"/>
+          <w:szCs w:val="22"/>
+          <w:lang w:val="en"/>
+          <w14:ligatures w14:val="none"/>
+        </w:rPr>
+      </w:pPr>
+      <w:r>
+        <w:rPr>
+          <w:rFonts w:ascii="Roboto Mono" w:eastAsia="Roboto Mono" w:hAnsi="Roboto Mono" w:cs="Arial"/>
+          <w:kern w:val="0"/>
+          <w:szCs w:val="22"/>
+          <w:lang w:val="en"/>
+          <w14:ligatures w14:val="none"/>
+        </w:rPr>
+        <w:t xml:space="preserve">              </w:t>
+      </w:r>
+      <w:r>
+        <w:rPr>
+          <w:rFonts w:ascii="MS Gothic" w:eastAsia="MS Gothic" w:hAnsi="MS Gothic" w:cs="MS Gothic" w:hint="eastAsia"/>
+          <w:kern w:val="0"/>
+          <w:szCs w:val="22"/>
+          <w:lang w:val="en"/>
+          <w14:ligatures w14:val="none"/>
+        </w:rPr>
+        <w:t>│</w:t>
       </w:r>
     </w:p>
     <w:p>
-      <w:r>
-        <w:rPr>
-          <w:rFonts w:ascii="Roboto Mono" w:eastAsia="Roboto Mono" w:hAnsi="Roboto Mono"/>
-          <w:sz w:val="24"/>
-        </w:rPr>
-        <w:t xml:space="preserve">             /   \</w:t>
+      <w:pPr>
+        <w:spacing w:after="0" w:line="276" w:lineRule="auto"/>
+        <w:rPr>
+          <w:rFonts w:ascii="Arial" w:eastAsia="Arial" w:hAnsi="Arial" w:cs="Arial"/>
+          <w:kern w:val="0"/>
+          <w:sz w:val="22"/>
+          <w:szCs w:val="22"/>
+          <w:lang w:val="en"/>
+          <w14:ligatures w14:val="none"/>
+        </w:rPr>
+      </w:pPr>
+      <w:r>
+        <w:rPr>
+          <w:rFonts w:ascii="Roboto Mono" w:eastAsia="Roboto Mono" w:hAnsi="Roboto Mono" w:cs="Arial"/>
+          <w:kern w:val="0"/>
+          <w:szCs w:val="22"/>
+          <w:lang w:val="en"/>
+          <w14:ligatures w14:val="none"/>
+        </w:rPr>
+        <w:t xml:space="preserve">           [Hub2]</w:t>
       </w:r>
     </w:p>
     <w:p>
-      <w:r>
-        <w:rPr>
-          <w:rFonts w:ascii="Roboto Mono" w:eastAsia="Roboto Mono" w:hAnsi="Roboto Mono"/>
-          <w:sz w:val="24"/>
-        </w:rPr>
-        <w:t xml:space="preserve">        [PC3]</w:t>
-      </w:r>
-      <w:proofErr w:type="gramStart"/>
-      <w:r>
-        <w:rPr>
-          <w:rFonts w:ascii="Roboto Mono" w:eastAsia="Roboto Mono" w:hAnsi="Roboto Mono"/>
-          <w:sz w:val="24"/>
-        </w:rPr>
-        <w:t xml:space="preserve">   [</w:t>
-      </w:r>
-      <w:proofErr w:type="gramEnd"/>
-      <w:r>
-        <w:rPr>
-          <w:rFonts w:ascii="Roboto Mono" w:eastAsia="Roboto Mono" w:hAnsi="Roboto Mono"/>
-          <w:sz w:val="24"/>
-        </w:rPr>
-        <w:t>PC4]</w:t>
+      <w:pPr>
+        <w:spacing w:after="0" w:line="276" w:lineRule="auto"/>
+        <w:rPr>
+          <w:rFonts w:ascii="Arial" w:eastAsia="Arial" w:hAnsi="Arial" w:cs="Arial"/>
+          <w:kern w:val="0"/>
+          <w:sz w:val="22"/>
+          <w:szCs w:val="22"/>
+          <w:lang w:val="en"/>
+          <w14:ligatures w14:val="none"/>
+        </w:rPr>
+      </w:pPr>
+      <w:r>
+        <w:rPr>
+          <w:rFonts w:ascii="Roboto Mono" w:eastAsia="Roboto Mono" w:hAnsi="Roboto Mono" w:cs="Arial"/>
+          <w:kern w:val="0"/>
+          <w:szCs w:val="22"/>
+          <w:lang w:val="en"/>
+          <w14:ligatures w14:val="none"/>
+        </w:rPr>
+        <w:t xml:space="preserve">             /   \</w:t>
       </w:r>
     </w:p>
-    <w:p/>
+    <w:p>
+      <w:pPr>
+        <w:spacing w:after="0" w:line="276" w:lineRule="auto"/>
+        <w:rPr>
+          <w:rFonts w:ascii="Arial" w:eastAsia="Arial" w:hAnsi="Arial" w:cs="Arial"/>
+          <w:kern w:val="0"/>
+          <w:sz w:val="22"/>
+          <w:szCs w:val="22"/>
+          <w:lang w:val="en"/>
+          <w14:ligatures w14:val="none"/>
+        </w:rPr>
+      </w:pPr>
+      <w:r>
+        <w:rPr>
+          <w:rFonts w:ascii="Roboto Mono" w:eastAsia="Roboto Mono" w:hAnsi="Roboto Mono" w:cs="Arial"/>
+          <w:kern w:val="0"/>
+          <w:szCs w:val="22"/>
+          <w:lang w:val="en"/>
+          <w14:ligatures w14:val="none"/>
+        </w:rPr>
+        <w:t xml:space="preserve">        [PC3]   [PC4]</w:t>
+      </w:r>
+    </w:p>
+    <w:p>
+      <w:pPr>
+        <w:spacing w:after="0" w:line="276" w:lineRule="auto"/>
+        <w:rPr>
+          <w:rFonts w:ascii="Arial" w:eastAsia="Arial" w:hAnsi="Arial" w:cs="Arial"/>
+          <w:kern w:val="0"/>
+          <w:sz w:val="22"/>
+          <w:szCs w:val="22"/>
+          <w:lang w:val="en"/>
+          <w14:ligatures w14:val="none"/>
+        </w:rPr>
+      </w:pPr>
+    </w:p>
     <w:p>
       <w:pPr>
         <w:numPr>
           <w:ilvl w:val="0"/>
           <w:numId w:val="1"/>
         </w:numPr>
-        <w:spacing w:before="240"/>
-      </w:pPr>
-      <w:r>
-        <w:rPr>
-          <w:rFonts w:ascii="Roboto Mono" w:eastAsia="Roboto Mono" w:hAnsi="Roboto Mono"/>
-          <w:sz w:val="24"/>
+        <w:spacing w:before="240" w:after="0" w:line="276" w:lineRule="auto"/>
+        <w:rPr>
+          <w:rFonts w:ascii="Arial" w:eastAsia="Arial" w:hAnsi="Arial" w:cs="Arial"/>
+          <w:kern w:val="0"/>
+          <w:sz w:val="22"/>
+          <w:szCs w:val="22"/>
+          <w:lang w:val="en"/>
+          <w14:ligatures w14:val="none"/>
+        </w:rPr>
+      </w:pPr>
+      <w:r>
+        <w:rPr>
+          <w:rFonts w:ascii="Roboto Mono" w:eastAsia="Roboto Mono" w:hAnsi="Roboto Mono" w:cs="Arial"/>
+          <w:kern w:val="0"/>
+          <w:szCs w:val="22"/>
+          <w:lang w:val="en"/>
+          <w14:ligatures w14:val="none"/>
         </w:rPr>
         <w:t xml:space="preserve">Each group of devices forms a </w:t>
       </w:r>
       <w:r>
         <w:rPr>
-          <w:rFonts w:ascii="Roboto Mono" w:eastAsia="Roboto Mono" w:hAnsi="Roboto Mono"/>
+          <w:rFonts w:ascii="Roboto Mono" w:eastAsia="Roboto Mono" w:hAnsi="Roboto Mono" w:cs="Arial"/>
           <w:b/>
           <w:bCs/>
-          <w:sz w:val="24"/>
+          <w:kern w:val="0"/>
+          <w:szCs w:val="22"/>
+          <w:lang w:val="en"/>
+          <w14:ligatures w14:val="none"/>
         </w:rPr>
         <w:t>star</w:t>
       </w:r>
       <w:r>
         <w:rPr>
-          <w:rFonts w:ascii="Roboto Mono" w:eastAsia="Roboto Mono" w:hAnsi="Roboto Mono"/>
-          <w:sz w:val="24"/>
+          <w:rFonts w:ascii="Roboto Mono" w:eastAsia="Roboto Mono" w:hAnsi="Roboto Mono" w:cs="Arial"/>
+          <w:kern w:val="0"/>
+          <w:szCs w:val="22"/>
+          <w:lang w:val="en"/>
+          <w14:ligatures w14:val="none"/>
         </w:rPr>
         <w:t>.</w:t>
       </w:r>
       <w:r>
         <w:rPr>
-          <w:rFonts w:ascii="Roboto Mono" w:eastAsia="Roboto Mono" w:hAnsi="Roboto Mono"/>
-          <w:sz w:val="24"/>
+          <w:rFonts w:ascii="Roboto Mono" w:eastAsia="Roboto Mono" w:hAnsi="Roboto Mono" w:cs="Arial"/>
+          <w:kern w:val="0"/>
+          <w:szCs w:val="22"/>
+          <w:lang w:val="en"/>
+          <w14:ligatures w14:val="none"/>
         </w:rPr>
         <w:br/>
       </w:r>
@@ -595,106 +1084,206 @@
           <w:ilvl w:val="0"/>
           <w:numId w:val="1"/>
         </w:numPr>
-        <w:spacing w:after="240"/>
-      </w:pPr>
-      <w:r>
-        <w:rPr>
-          <w:rFonts w:ascii="Roboto Mono" w:eastAsia="Roboto Mono" w:hAnsi="Roboto Mono"/>
-          <w:sz w:val="24"/>
+        <w:spacing w:after="240" w:line="276" w:lineRule="auto"/>
+        <w:rPr>
+          <w:rFonts w:ascii="Arial" w:eastAsia="Arial" w:hAnsi="Arial" w:cs="Arial"/>
+          <w:kern w:val="0"/>
+          <w:sz w:val="22"/>
+          <w:szCs w:val="22"/>
+          <w:lang w:val="en"/>
+          <w14:ligatures w14:val="none"/>
+        </w:rPr>
+      </w:pPr>
+      <w:r>
+        <w:rPr>
+          <w:rFonts w:ascii="Roboto Mono" w:eastAsia="Roboto Mono" w:hAnsi="Roboto Mono" w:cs="Arial"/>
+          <w:kern w:val="0"/>
+          <w:szCs w:val="22"/>
+          <w:lang w:val="en"/>
+          <w14:ligatures w14:val="none"/>
         </w:rPr>
         <w:t xml:space="preserve">The central </w:t>
       </w:r>
       <w:r>
         <w:rPr>
-          <w:rFonts w:ascii="Roboto Mono" w:eastAsia="Roboto Mono" w:hAnsi="Roboto Mono"/>
+          <w:rFonts w:ascii="Roboto Mono" w:eastAsia="Roboto Mono" w:hAnsi="Roboto Mono" w:cs="Arial"/>
           <w:b/>
           <w:bCs/>
-          <w:sz w:val="24"/>
+          <w:kern w:val="0"/>
+          <w:szCs w:val="22"/>
+          <w:lang w:val="en"/>
+          <w14:ligatures w14:val="none"/>
         </w:rPr>
         <w:t>bus</w:t>
       </w:r>
       <w:r>
         <w:rPr>
-          <w:rFonts w:ascii="Roboto Mono" w:eastAsia="Roboto Mono" w:hAnsi="Roboto Mono"/>
-          <w:sz w:val="24"/>
+          <w:rFonts w:ascii="Roboto Mono" w:eastAsia="Roboto Mono" w:hAnsi="Roboto Mono" w:cs="Arial"/>
+          <w:kern w:val="0"/>
+          <w:szCs w:val="22"/>
+          <w:lang w:val="en"/>
+          <w14:ligatures w14:val="none"/>
         </w:rPr>
         <w:t xml:space="preserve"> connects the star segments together.</w:t>
       </w:r>
       <w:r>
         <w:rPr>
-          <w:rFonts w:ascii="Roboto Mono" w:eastAsia="Roboto Mono" w:hAnsi="Roboto Mono"/>
-          <w:sz w:val="24"/>
+          <w:rFonts w:ascii="Roboto Mono" w:eastAsia="Roboto Mono" w:hAnsi="Roboto Mono" w:cs="Arial"/>
+          <w:kern w:val="0"/>
+          <w:szCs w:val="22"/>
+          <w:lang w:val="en"/>
+          <w14:ligatures w14:val="none"/>
         </w:rPr>
         <w:br/>
       </w:r>
     </w:p>
     <w:p>
-      <w:r>
-        <w:rPr>
-          <w:rFonts w:ascii="Roboto Mono" w:eastAsia="Roboto Mono" w:hAnsi="Roboto Mono"/>
-          <w:sz w:val="24"/>
-        </w:rPr>
-        <w:pict w14:anchorId="353D4860">
+      <w:pPr>
+        <w:spacing w:after="0" w:line="276" w:lineRule="auto"/>
+        <w:rPr>
+          <w:rFonts w:ascii="Arial" w:eastAsia="Arial" w:hAnsi="Arial" w:cs="Arial"/>
+          <w:kern w:val="0"/>
+          <w:sz w:val="22"/>
+          <w:szCs w:val="22"/>
+          <w:lang w:val="en"/>
+          <w14:ligatures w14:val="none"/>
+        </w:rPr>
+      </w:pPr>
+      <w:r>
+        <w:rPr>
+          <w:rFonts w:ascii="Roboto Mono" w:eastAsia="Roboto Mono" w:hAnsi="Roboto Mono" w:cs="Arial"/>
+          <w:kern w:val="0"/>
+          <w:szCs w:val="22"/>
+          <w:lang w:val="en"/>
+          <w14:ligatures w14:val="none"/>
+        </w:rPr>
+        <w:pict w14:anchorId="79C77C0A">
           <v:rect id="_x0000_i1027" style="width:0;height:1.5pt" o:hralign="center" o:hrstd="t" o:hr="t" fillcolor="#a0a0a0" stroked="f"/>
         </w:pict>
       </w:r>
     </w:p>
     <w:p>
       <w:pPr>
-        <w:pStyle w:val="Heading2"/>
-        <w:keepNext w:val="0"/>
-        <w:keepLines w:val="0"/>
-        <w:rPr>
+        <w:spacing w:before="160" w:after="80" w:line="276" w:lineRule="auto"/>
+        <w:outlineLvl w:val="1"/>
+        <w:rPr>
+          <w:rFonts w:asciiTheme="majorHAnsi" w:eastAsiaTheme="majorEastAsia" w:hAnsiTheme="majorHAnsi" w:cstheme="majorBidi"/>
           <w:b/>
           <w:bCs/>
+          <w:color w:val="2F5496" w:themeColor="accent1" w:themeShade="BF"/>
+          <w:kern w:val="0"/>
           <w:sz w:val="34"/>
           <w:szCs w:val="34"/>
+          <w:lang w:val="en"/>
+          <w14:ligatures w14:val="none"/>
         </w:rPr>
       </w:pPr>
       <w:bookmarkStart w:id="4" w:name="_1g34dbb80cdr" w:colFirst="0" w:colLast="0"/>
       <w:bookmarkEnd w:id="4"/>
       <w:r>
         <w:rPr>
+          <w:rFonts w:ascii="Segoe UI Emoji" w:eastAsiaTheme="majorEastAsia" w:hAnsi="Segoe UI Emoji" w:cs="Segoe UI Emoji"/>
           <w:b/>
           <w:bCs/>
+          <w:color w:val="2F5496" w:themeColor="accent1" w:themeShade="BF"/>
+          <w:kern w:val="0"/>
           <w:sz w:val="34"/>
           <w:szCs w:val="34"/>
-        </w:rPr>
-        <w:t>🔧 How It Works</w:t>
+          <w:lang w:val="en"/>
+          <w14:ligatures w14:val="none"/>
+        </w:rPr>
+        <w:t>🔧</w:t>
+      </w:r>
+      <w:r>
+        <w:rPr>
+          <w:rFonts w:asciiTheme="majorHAnsi" w:eastAsiaTheme="majorEastAsia" w:hAnsiTheme="majorHAnsi" w:cstheme="majorBidi"/>
+          <w:b/>
+          <w:bCs/>
+          <w:color w:val="2F5496" w:themeColor="accent1" w:themeShade="BF"/>
+          <w:kern w:val="0"/>
+          <w:sz w:val="34"/>
+          <w:szCs w:val="34"/>
+          <w:lang w:val="en"/>
+          <w14:ligatures w14:val="none"/>
+        </w:rPr>
+        <w:t xml:space="preserve"> How It Works</w:t>
       </w:r>
     </w:p>
     <w:p>
       <w:pPr>
-        <w:spacing w:before="240" w:after="240"/>
-      </w:pPr>
-      <w:r>
-        <w:rPr>
-          <w:b/>
+        <w:spacing w:before="240" w:after="240" w:line="276" w:lineRule="auto"/>
+        <w:rPr>
+          <w:rFonts w:ascii="Arial" w:eastAsia="Arial" w:hAnsi="Arial" w:cs="Arial"/>
+          <w:kern w:val="0"/>
+          <w:sz w:val="22"/>
+          <w:szCs w:val="22"/>
+          <w:lang w:val="en"/>
+          <w14:ligatures w14:val="none"/>
+        </w:rPr>
+      </w:pPr>
+      <w:r>
+        <w:rPr>
+          <w:rFonts w:ascii="Arial" w:eastAsia="Arial" w:hAnsi="Arial" w:cs="Arial"/>
+          <w:b/>
+          <w:kern w:val="0"/>
+          <w:sz w:val="22"/>
+          <w:szCs w:val="22"/>
           <w:highlight w:val="darkGray"/>
+          <w:lang w:val="en"/>
+          <w14:ligatures w14:val="none"/>
         </w:rPr>
         <w:t># Source</w:t>
       </w:r>
       <w:r>
         <w:rPr>
+          <w:rFonts w:ascii="Arial" w:eastAsia="Arial" w:hAnsi="Arial" w:cs="Arial"/>
+          <w:kern w:val="0"/>
+          <w:sz w:val="22"/>
+          <w:szCs w:val="22"/>
           <w:highlight w:val="darkGray"/>
+          <w:lang w:val="en"/>
+          <w14:ligatures w14:val="none"/>
         </w:rPr>
         <w:t xml:space="preserve">: </w:t>
       </w:r>
-      <w:proofErr w:type="spellStart"/>
-      <w:r>
-        <w:rPr>
-          <w:b/>
+      <w:r>
+        <w:rPr>
+          <w:rFonts w:ascii="Arial" w:eastAsia="Arial" w:hAnsi="Arial" w:cs="Arial"/>
+          <w:b/>
+          <w:kern w:val="0"/>
+          <w:sz w:val="22"/>
+          <w:szCs w:val="22"/>
           <w:highlight w:val="darkGray"/>
-        </w:rPr>
-        <w:t>Chatgpt</w:t>
-      </w:r>
-      <w:proofErr w:type="spellEnd"/>
-      <w:r>
-        <w:rPr>
-          <w:b/>
+          <w:lang w:val="en"/>
+          <w14:ligatures w14:val="none"/>
+        </w:rPr>
+        <w:t>Chatgpt (GPT</w:t>
+      </w:r>
+      <w:r>
+        <w:rPr>
+          <w:rFonts w:ascii="Cambria Math" w:eastAsia="Arial" w:hAnsi="Cambria Math" w:cs="Cambria Math"/>
+          <w:b/>
+          <w:kern w:val="0"/>
+          <w:sz w:val="22"/>
+          <w:szCs w:val="22"/>
           <w:highlight w:val="darkGray"/>
-        </w:rPr>
-        <w:t xml:space="preserve"> (GPT‑5 Mini) at [12/18/2025]</w:t>
+          <w:lang w:val="en"/>
+          <w14:ligatures w14:val="none"/>
+        </w:rPr>
+        <w:t>‑</w:t>
+      </w:r>
+      <w:r>
+        <w:rPr>
+          <w:rFonts w:ascii="Arial" w:eastAsia="Arial" w:hAnsi="Arial" w:cs="Arial"/>
+          <w:b/>
+          <w:kern w:val="0"/>
+          <w:sz w:val="22"/>
+          <w:szCs w:val="22"/>
+          <w:highlight w:val="darkGray"/>
+          <w:lang w:val="en"/>
+          <w14:ligatures w14:val="none"/>
+        </w:rPr>
+        <w:t>5 Mini) at [12/18/2025]</w:t>
       </w:r>
     </w:p>
     <w:p>
@@ -703,35 +1292,55 @@
           <w:ilvl w:val="0"/>
           <w:numId w:val="2"/>
         </w:numPr>
-        <w:spacing w:before="240"/>
-      </w:pPr>
-      <w:r>
-        <w:rPr>
-          <w:rFonts w:ascii="Roboto Mono" w:eastAsia="Roboto Mono" w:hAnsi="Roboto Mono"/>
-          <w:sz w:val="24"/>
+        <w:spacing w:before="240" w:after="0" w:line="276" w:lineRule="auto"/>
+        <w:rPr>
+          <w:rFonts w:ascii="Arial" w:eastAsia="Arial" w:hAnsi="Arial" w:cs="Arial"/>
+          <w:kern w:val="0"/>
+          <w:sz w:val="22"/>
+          <w:szCs w:val="22"/>
+          <w:lang w:val="en"/>
+          <w14:ligatures w14:val="none"/>
+        </w:rPr>
+      </w:pPr>
+      <w:r>
+        <w:rPr>
+          <w:rFonts w:ascii="Roboto Mono" w:eastAsia="Roboto Mono" w:hAnsi="Roboto Mono" w:cs="Arial"/>
+          <w:kern w:val="0"/>
+          <w:szCs w:val="22"/>
+          <w:lang w:val="en"/>
+          <w14:ligatures w14:val="none"/>
         </w:rPr>
         <w:t xml:space="preserve">Devices communicate </w:t>
       </w:r>
       <w:r>
         <w:rPr>
-          <w:rFonts w:ascii="Roboto Mono" w:eastAsia="Roboto Mono" w:hAnsi="Roboto Mono"/>
+          <w:rFonts w:ascii="Roboto Mono" w:eastAsia="Roboto Mono" w:hAnsi="Roboto Mono" w:cs="Arial"/>
           <w:b/>
           <w:bCs/>
-          <w:sz w:val="24"/>
+          <w:kern w:val="0"/>
+          <w:szCs w:val="22"/>
+          <w:lang w:val="en"/>
+          <w14:ligatures w14:val="none"/>
         </w:rPr>
         <w:t>locally within their star</w:t>
       </w:r>
       <w:r>
         <w:rPr>
-          <w:rFonts w:ascii="Roboto Mono" w:eastAsia="Roboto Mono" w:hAnsi="Roboto Mono"/>
-          <w:sz w:val="24"/>
+          <w:rFonts w:ascii="Roboto Mono" w:eastAsia="Roboto Mono" w:hAnsi="Roboto Mono" w:cs="Arial"/>
+          <w:kern w:val="0"/>
+          <w:szCs w:val="22"/>
+          <w:lang w:val="en"/>
+          <w14:ligatures w14:val="none"/>
         </w:rPr>
         <w:t xml:space="preserve"> via the hub or switch.</w:t>
       </w:r>
       <w:r>
         <w:rPr>
-          <w:rFonts w:ascii="Roboto Mono" w:eastAsia="Roboto Mono" w:hAnsi="Roboto Mono"/>
-          <w:sz w:val="24"/>
+          <w:rFonts w:ascii="Roboto Mono" w:eastAsia="Roboto Mono" w:hAnsi="Roboto Mono" w:cs="Arial"/>
+          <w:kern w:val="0"/>
+          <w:szCs w:val="22"/>
+          <w:lang w:val="en"/>
+          <w14:ligatures w14:val="none"/>
         </w:rPr>
         <w:br/>
       </w:r>
@@ -742,124 +1351,235 @@
           <w:ilvl w:val="0"/>
           <w:numId w:val="2"/>
         </w:numPr>
-        <w:spacing w:after="240"/>
-      </w:pPr>
-      <w:r>
-        <w:rPr>
-          <w:rFonts w:ascii="Roboto Mono" w:eastAsia="Roboto Mono" w:hAnsi="Roboto Mono"/>
-          <w:sz w:val="24"/>
-        </w:rPr>
-        <w:lastRenderedPageBreak/>
+        <w:spacing w:after="240" w:line="276" w:lineRule="auto"/>
+        <w:rPr>
+          <w:rFonts w:ascii="Arial" w:eastAsia="Arial" w:hAnsi="Arial" w:cs="Arial"/>
+          <w:kern w:val="0"/>
+          <w:sz w:val="22"/>
+          <w:szCs w:val="22"/>
+          <w:lang w:val="en"/>
+          <w14:ligatures w14:val="none"/>
+        </w:rPr>
+      </w:pPr>
+      <w:r>
+        <w:rPr>
+          <w:rFonts w:ascii="Roboto Mono" w:eastAsia="Roboto Mono" w:hAnsi="Roboto Mono" w:cs="Arial"/>
+          <w:kern w:val="0"/>
+          <w:szCs w:val="22"/>
+          <w:lang w:val="en"/>
+          <w14:ligatures w14:val="none"/>
+        </w:rPr>
         <w:t xml:space="preserve">Data destined for another star travels over the </w:t>
       </w:r>
       <w:r>
         <w:rPr>
-          <w:rFonts w:ascii="Roboto Mono" w:eastAsia="Roboto Mono" w:hAnsi="Roboto Mono"/>
+          <w:rFonts w:ascii="Roboto Mono" w:eastAsia="Roboto Mono" w:hAnsi="Roboto Mono" w:cs="Arial"/>
           <w:b/>
           <w:bCs/>
-          <w:sz w:val="24"/>
+          <w:kern w:val="0"/>
+          <w:szCs w:val="22"/>
+          <w:lang w:val="en"/>
+          <w14:ligatures w14:val="none"/>
         </w:rPr>
         <w:t>bus backbone</w:t>
       </w:r>
       <w:r>
         <w:rPr>
-          <w:rFonts w:ascii="Roboto Mono" w:eastAsia="Roboto Mono" w:hAnsi="Roboto Mono"/>
-          <w:sz w:val="24"/>
+          <w:rFonts w:ascii="Roboto Mono" w:eastAsia="Roboto Mono" w:hAnsi="Roboto Mono" w:cs="Arial"/>
+          <w:kern w:val="0"/>
+          <w:szCs w:val="22"/>
+          <w:lang w:val="en"/>
+          <w14:ligatures w14:val="none"/>
         </w:rPr>
         <w:t xml:space="preserve"> to reach the correct hub.</w:t>
       </w:r>
       <w:r>
         <w:rPr>
-          <w:rFonts w:ascii="Roboto Mono" w:eastAsia="Roboto Mono" w:hAnsi="Roboto Mono"/>
-          <w:sz w:val="24"/>
+          <w:rFonts w:ascii="Roboto Mono" w:eastAsia="Roboto Mono" w:hAnsi="Roboto Mono" w:cs="Arial"/>
+          <w:kern w:val="0"/>
+          <w:szCs w:val="22"/>
+          <w:lang w:val="en"/>
+          <w14:ligatures w14:val="none"/>
         </w:rPr>
         <w:br/>
       </w:r>
     </w:p>
     <w:p>
-      <w:r>
-        <w:rPr>
-          <w:rFonts w:ascii="Roboto Mono" w:eastAsia="Roboto Mono" w:hAnsi="Roboto Mono"/>
-          <w:sz w:val="24"/>
-        </w:rPr>
-        <w:pict w14:anchorId="0B0E60E5">
+      <w:pPr>
+        <w:spacing w:after="0" w:line="276" w:lineRule="auto"/>
+        <w:rPr>
+          <w:rFonts w:ascii="Arial" w:eastAsia="Arial" w:hAnsi="Arial" w:cs="Arial"/>
+          <w:kern w:val="0"/>
+          <w:sz w:val="22"/>
+          <w:szCs w:val="22"/>
+          <w:lang w:val="en"/>
+          <w14:ligatures w14:val="none"/>
+        </w:rPr>
+      </w:pPr>
+      <w:r>
+        <w:rPr>
+          <w:rFonts w:ascii="Roboto Mono" w:eastAsia="Roboto Mono" w:hAnsi="Roboto Mono" w:cs="Arial"/>
+          <w:kern w:val="0"/>
+          <w:szCs w:val="22"/>
+          <w:lang w:val="en"/>
+          <w14:ligatures w14:val="none"/>
+        </w:rPr>
+        <w:pict w14:anchorId="74EE8730">
           <v:rect id="_x0000_i1028" style="width:0;height:1.5pt" o:hralign="center" o:hrstd="t" o:hr="t" fillcolor="#a0a0a0" stroked="f"/>
         </w:pict>
       </w:r>
     </w:p>
     <w:p>
       <w:pPr>
-        <w:pStyle w:val="Heading2"/>
-        <w:keepNext w:val="0"/>
-        <w:keepLines w:val="0"/>
-        <w:rPr>
+        <w:spacing w:before="160" w:after="80" w:line="276" w:lineRule="auto"/>
+        <w:outlineLvl w:val="1"/>
+        <w:rPr>
+          <w:rFonts w:asciiTheme="majorHAnsi" w:eastAsiaTheme="majorEastAsia" w:hAnsiTheme="majorHAnsi" w:cstheme="majorBidi"/>
           <w:b/>
           <w:bCs/>
+          <w:color w:val="2F5496" w:themeColor="accent1" w:themeShade="BF"/>
+          <w:kern w:val="0"/>
           <w:sz w:val="34"/>
           <w:szCs w:val="34"/>
+          <w:lang w:val="en"/>
+          <w14:ligatures w14:val="none"/>
         </w:rPr>
       </w:pPr>
       <w:bookmarkStart w:id="5" w:name="_y7jul7q0pkno" w:colFirst="0" w:colLast="0"/>
       <w:bookmarkEnd w:id="5"/>
       <w:r>
         <w:rPr>
-          <w:rFonts w:ascii="Arial Unicode MS" w:eastAsia="Arial Unicode MS" w:hAnsi="Arial Unicode MS" w:cs="Arial Unicode MS"/>
+          <w:rFonts w:ascii="Segoe UI Emoji" w:eastAsia="Arial Unicode MS" w:hAnsi="Segoe UI Emoji" w:cs="Segoe UI Emoji"/>
           <w:b/>
           <w:bCs/>
+          <w:color w:val="2F5496" w:themeColor="accent1" w:themeShade="BF"/>
+          <w:kern w:val="0"/>
           <w:sz w:val="34"/>
           <w:szCs w:val="34"/>
-        </w:rPr>
-        <w:t>✅ Advantages</w:t>
+          <w:lang w:val="en"/>
+          <w14:ligatures w14:val="none"/>
+        </w:rPr>
+        <w:t>✅</w:t>
+      </w:r>
+      <w:r>
+        <w:rPr>
+          <w:rFonts w:ascii="Arial Unicode MS" w:eastAsia="Arial Unicode MS" w:hAnsi="Arial Unicode MS" w:cs="Arial Unicode MS"/>
+          <w:b/>
+          <w:bCs/>
+          <w:color w:val="2F5496" w:themeColor="accent1" w:themeShade="BF"/>
+          <w:kern w:val="0"/>
+          <w:sz w:val="34"/>
+          <w:szCs w:val="34"/>
+          <w:lang w:val="en"/>
+          <w14:ligatures w14:val="none"/>
+        </w:rPr>
+        <w:t xml:space="preserve"> Advantages</w:t>
       </w:r>
     </w:p>
     <w:p>
       <w:pPr>
-        <w:spacing w:before="240" w:after="240"/>
-        <w:rPr>
+        <w:spacing w:before="240" w:after="240" w:line="276" w:lineRule="auto"/>
+        <w:rPr>
+          <w:rFonts w:ascii="Arial" w:eastAsia="Arial" w:hAnsi="Arial" w:cs="Arial"/>
           <w:b/>
           <w:bCs/>
+          <w:kern w:val="0"/>
           <w:sz w:val="14"/>
           <w:szCs w:val="14"/>
           <w:shd w:val="clear" w:color="auto" w:fill="B7B7B7"/>
-        </w:rPr>
-      </w:pPr>
-      <w:r>
-        <w:rPr>
-          <w:b/>
+          <w:lang w:val="en"/>
+          <w14:ligatures w14:val="none"/>
+        </w:rPr>
+      </w:pPr>
+      <w:r>
+        <w:rPr>
+          <w:rFonts w:ascii="Arial" w:eastAsia="Arial" w:hAnsi="Arial" w:cs="Arial"/>
+          <w:b/>
+          <w:kern w:val="0"/>
+          <w:sz w:val="22"/>
+          <w:szCs w:val="22"/>
           <w:highlight w:val="darkGray"/>
+          <w:lang w:val="en"/>
+          <w14:ligatures w14:val="none"/>
         </w:rPr>
         <w:t># Source</w:t>
       </w:r>
       <w:r>
         <w:rPr>
+          <w:rFonts w:ascii="Arial" w:eastAsia="Arial" w:hAnsi="Arial" w:cs="Arial"/>
+          <w:kern w:val="0"/>
+          <w:sz w:val="22"/>
+          <w:szCs w:val="22"/>
           <w:highlight w:val="darkGray"/>
+          <w:lang w:val="en"/>
+          <w14:ligatures w14:val="none"/>
         </w:rPr>
         <w:t xml:space="preserve">: </w:t>
       </w:r>
-      <w:proofErr w:type="spellStart"/>
-      <w:r>
-        <w:rPr>
-          <w:b/>
+      <w:r>
+        <w:rPr>
+          <w:rFonts w:ascii="Arial" w:eastAsia="Arial" w:hAnsi="Arial" w:cs="Arial"/>
+          <w:b/>
+          <w:kern w:val="0"/>
+          <w:sz w:val="22"/>
+          <w:szCs w:val="22"/>
           <w:highlight w:val="darkGray"/>
-        </w:rPr>
-        <w:t>Chatgpt</w:t>
-      </w:r>
-      <w:proofErr w:type="spellEnd"/>
-      <w:r>
-        <w:rPr>
-          <w:b/>
+          <w:lang w:val="en"/>
+          <w14:ligatures w14:val="none"/>
+        </w:rPr>
+        <w:t>Chatgpt (GPT</w:t>
+      </w:r>
+      <w:r>
+        <w:rPr>
+          <w:rFonts w:ascii="Cambria Math" w:eastAsia="Arial" w:hAnsi="Cambria Math" w:cs="Cambria Math"/>
+          <w:b/>
+          <w:kern w:val="0"/>
+          <w:sz w:val="22"/>
+          <w:szCs w:val="22"/>
           <w:highlight w:val="darkGray"/>
-        </w:rPr>
-        <w:t xml:space="preserve"> (GPT‑5 Mini) at [12/18/2025]</w:t>
+          <w:lang w:val="en"/>
+          <w14:ligatures w14:val="none"/>
+        </w:rPr>
+        <w:t>‑</w:t>
+      </w:r>
+      <w:r>
+        <w:rPr>
+          <w:rFonts w:ascii="Arial" w:eastAsia="Arial" w:hAnsi="Arial" w:cs="Arial"/>
+          <w:b/>
+          <w:kern w:val="0"/>
+          <w:sz w:val="22"/>
+          <w:szCs w:val="22"/>
+          <w:highlight w:val="darkGray"/>
+          <w:lang w:val="en"/>
+          <w14:ligatures w14:val="none"/>
+        </w:rPr>
+        <w:t>5 Mini) at [12/18/2025]</w:t>
       </w:r>
     </w:p>
     <w:p>
-      <w:r>
-        <w:rPr>
+      <w:pPr>
+        <w:spacing w:after="0" w:line="276" w:lineRule="auto"/>
+        <w:rPr>
+          <w:rFonts w:ascii="Arial" w:eastAsia="Arial" w:hAnsi="Arial" w:cs="Arial"/>
+          <w:kern w:val="0"/>
+          <w:sz w:val="22"/>
+          <w:szCs w:val="22"/>
+          <w:lang w:val="en"/>
+          <w14:ligatures w14:val="none"/>
+        </w:rPr>
+      </w:pPr>
+      <w:r>
+        <w:rPr>
+          <w:rFonts w:ascii="Arial" w:eastAsia="Arial" w:hAnsi="Arial" w:cs="Arial"/>
           <w:noProof/>
+          <w:kern w:val="0"/>
+          <w:sz w:val="22"/>
+          <w:szCs w:val="22"/>
+          <w:lang w:val="en"/>
+          <w14:ligatures w14:val="none"/>
         </w:rPr>
         <w:drawing>
-          <wp:inline distT="114300" distB="114300" distL="114300" distR="114300" wp14:anchorId="3908BBAF" wp14:editId="1F14F621">
+          <wp:inline distT="114300" distB="114300" distL="114300" distR="114300" wp14:anchorId="3AF6B400" wp14:editId="25642F9B">
             <wp:extent cx="5943600" cy="1587500"/>
             <wp:effectExtent l="0" t="0" r="0" b="0"/>
             <wp:docPr id="5" name="image3.png"/>
@@ -895,7 +1615,19 @@
         </w:drawing>
       </w:r>
     </w:p>
-    <w:p/>
+    <w:p>
+      <w:pPr>
+        <w:spacing w:after="0" w:line="276" w:lineRule="auto"/>
+        <w:rPr>
+          <w:rFonts w:ascii="Arial" w:eastAsia="Arial" w:hAnsi="Arial" w:cs="Arial"/>
+          <w:kern w:val="0"/>
+          <w:sz w:val="22"/>
+          <w:szCs w:val="22"/>
+          <w:lang w:val="en"/>
+          <w14:ligatures w14:val="none"/>
+        </w:rPr>
+      </w:pPr>
+    </w:p>
     <w:tbl>
       <w:tblPr>
         <w:tblW w:w="7795" w:type="dxa"/>
@@ -936,16 +1668,40 @@
           </w:tcPr>
           <w:p>
             <w:pPr>
+              <w:spacing w:after="0" w:line="276" w:lineRule="auto"/>
               <w:jc w:val="center"/>
+              <w:rPr>
+                <w:rFonts w:ascii="Arial" w:eastAsia="Arial" w:hAnsi="Arial" w:cs="Arial"/>
+                <w:kern w:val="0"/>
+                <w:sz w:val="22"/>
+                <w:szCs w:val="22"/>
+                <w:lang w:val="en"/>
+                <w14:ligatures w14:val="none"/>
+              </w:rPr>
             </w:pPr>
+            <w:r>
+              <w:rPr>
+                <w:rFonts w:ascii="Segoe UI Symbol" w:eastAsia="Roboto Mono" w:hAnsi="Segoe UI Symbol" w:cs="Segoe UI Symbol"/>
+                <w:b/>
+                <w:bCs/>
+                <w:kern w:val="0"/>
+                <w:szCs w:val="22"/>
+                <w:lang w:val="en"/>
+                <w14:ligatures w14:val="none"/>
+              </w:rPr>
+              <w:t>✔</w:t>
+            </w:r>
             <w:r>
               <w:rPr>
                 <w:rFonts w:ascii="Roboto Mono" w:eastAsia="Roboto Mono" w:hAnsi="Roboto Mono" w:cs="Arial Unicode MS"/>
                 <w:b/>
                 <w:bCs/>
-                <w:sz w:val="24"/>
-              </w:rPr>
-              <w:t>✔ Feature</w:t>
+                <w:kern w:val="0"/>
+                <w:szCs w:val="22"/>
+                <w:lang w:val="en"/>
+                <w14:ligatures w14:val="none"/>
+              </w:rPr>
+              <w:t xml:space="preserve"> Feature</w:t>
             </w:r>
           </w:p>
         </w:tc>
@@ -967,16 +1723,40 @@
           </w:tcPr>
           <w:p>
             <w:pPr>
+              <w:spacing w:after="0" w:line="276" w:lineRule="auto"/>
               <w:jc w:val="center"/>
+              <w:rPr>
+                <w:rFonts w:ascii="Arial" w:eastAsia="Arial" w:hAnsi="Arial" w:cs="Arial"/>
+                <w:kern w:val="0"/>
+                <w:sz w:val="22"/>
+                <w:szCs w:val="22"/>
+                <w:lang w:val="en"/>
+                <w14:ligatures w14:val="none"/>
+              </w:rPr>
             </w:pPr>
             <w:r>
               <w:rPr>
-                <w:rFonts w:ascii="Roboto Mono" w:eastAsia="Roboto Mono" w:hAnsi="Roboto Mono"/>
+                <w:rFonts w:ascii="Segoe UI Emoji" w:eastAsia="Roboto Mono" w:hAnsi="Segoe UI Emoji" w:cs="Segoe UI Emoji"/>
                 <w:b/>
                 <w:bCs/>
-                <w:sz w:val="24"/>
-              </w:rPr>
-              <w:t>🔍 Benefit</w:t>
+                <w:kern w:val="0"/>
+                <w:szCs w:val="22"/>
+                <w:lang w:val="en"/>
+                <w14:ligatures w14:val="none"/>
+              </w:rPr>
+              <w:t>🔍</w:t>
+            </w:r>
+            <w:r>
+              <w:rPr>
+                <w:rFonts w:ascii="Roboto Mono" w:eastAsia="Roboto Mono" w:hAnsi="Roboto Mono" w:cs="Arial"/>
+                <w:b/>
+                <w:bCs/>
+                <w:kern w:val="0"/>
+                <w:szCs w:val="22"/>
+                <w:lang w:val="en"/>
+                <w14:ligatures w14:val="none"/>
+              </w:rPr>
+              <w:t xml:space="preserve"> Benefit</w:t>
             </w:r>
           </w:p>
         </w:tc>
@@ -1002,19 +1782,46 @@
             </w:tcMar>
           </w:tcPr>
           <w:p>
+            <w:pPr>
+              <w:spacing w:after="0" w:line="276" w:lineRule="auto"/>
+              <w:rPr>
+                <w:rFonts w:ascii="Arial" w:eastAsia="Arial" w:hAnsi="Arial" w:cs="Arial"/>
+                <w:kern w:val="0"/>
+                <w:sz w:val="22"/>
+                <w:szCs w:val="22"/>
+                <w:lang w:val="en"/>
+                <w14:ligatures w14:val="none"/>
+              </w:rPr>
+            </w:pPr>
             <w:r>
               <w:rPr>
-                <w:rFonts w:ascii="Roboto Mono" w:eastAsia="Roboto Mono" w:hAnsi="Roboto Mono"/>
-                <w:sz w:val="24"/>
-              </w:rPr>
-              <w:t xml:space="preserve">⚙️ </w:t>
+                <w:rFonts w:ascii="Segoe UI Emoji" w:eastAsia="Roboto Mono" w:hAnsi="Segoe UI Emoji" w:cs="Segoe UI Emoji"/>
+                <w:kern w:val="0"/>
+                <w:szCs w:val="22"/>
+                <w:lang w:val="en"/>
+                <w14:ligatures w14:val="none"/>
+              </w:rPr>
+              <w:t>⚙️</w:t>
             </w:r>
             <w:r>
               <w:rPr>
-                <w:rFonts w:ascii="Roboto Mono" w:eastAsia="Roboto Mono" w:hAnsi="Roboto Mono"/>
+                <w:rFonts w:ascii="Roboto Mono" w:eastAsia="Roboto Mono" w:hAnsi="Roboto Mono" w:cs="Arial"/>
+                <w:kern w:val="0"/>
+                <w:szCs w:val="22"/>
+                <w:lang w:val="en"/>
+                <w14:ligatures w14:val="none"/>
+              </w:rPr>
+              <w:t xml:space="preserve"> </w:t>
+            </w:r>
+            <w:r>
+              <w:rPr>
+                <w:rFonts w:ascii="Roboto Mono" w:eastAsia="Roboto Mono" w:hAnsi="Roboto Mono" w:cs="Arial"/>
                 <w:b/>
                 <w:bCs/>
-                <w:sz w:val="24"/>
+                <w:kern w:val="0"/>
+                <w:szCs w:val="22"/>
+                <w:lang w:val="en"/>
+                <w14:ligatures w14:val="none"/>
               </w:rPr>
               <w:t>Efficient segmenting</w:t>
             </w:r>
@@ -1037,10 +1844,24 @@
             </w:tcMar>
           </w:tcPr>
           <w:p>
+            <w:pPr>
+              <w:spacing w:after="0" w:line="276" w:lineRule="auto"/>
+              <w:rPr>
+                <w:rFonts w:ascii="Arial" w:eastAsia="Arial" w:hAnsi="Arial" w:cs="Arial"/>
+                <w:kern w:val="0"/>
+                <w:sz w:val="22"/>
+                <w:szCs w:val="22"/>
+                <w:lang w:val="en"/>
+                <w14:ligatures w14:val="none"/>
+              </w:rPr>
+            </w:pPr>
             <w:r>
               <w:rPr>
-                <w:rFonts w:ascii="Roboto Mono" w:eastAsia="Roboto Mono" w:hAnsi="Roboto Mono"/>
-                <w:sz w:val="24"/>
+                <w:rFonts w:ascii="Roboto Mono" w:eastAsia="Roboto Mono" w:hAnsi="Roboto Mono" w:cs="Arial"/>
+                <w:kern w:val="0"/>
+                <w:szCs w:val="22"/>
+                <w:lang w:val="en"/>
+                <w14:ligatures w14:val="none"/>
               </w:rPr>
               <w:t>Divides large networks into manageable parts</w:t>
             </w:r>
@@ -1068,19 +1889,46 @@
             </w:tcMar>
           </w:tcPr>
           <w:p>
+            <w:pPr>
+              <w:spacing w:after="0" w:line="276" w:lineRule="auto"/>
+              <w:rPr>
+                <w:rFonts w:ascii="Arial" w:eastAsia="Arial" w:hAnsi="Arial" w:cs="Arial"/>
+                <w:kern w:val="0"/>
+                <w:sz w:val="22"/>
+                <w:szCs w:val="22"/>
+                <w:lang w:val="en"/>
+                <w14:ligatures w14:val="none"/>
+              </w:rPr>
+            </w:pPr>
             <w:r>
               <w:rPr>
-                <w:rFonts w:ascii="Roboto Mono" w:eastAsia="Roboto Mono" w:hAnsi="Roboto Mono"/>
-                <w:sz w:val="24"/>
-              </w:rPr>
-              <w:t xml:space="preserve">💡 </w:t>
+                <w:rFonts w:ascii="Segoe UI Emoji" w:eastAsia="Roboto Mono" w:hAnsi="Segoe UI Emoji" w:cs="Segoe UI Emoji"/>
+                <w:kern w:val="0"/>
+                <w:szCs w:val="22"/>
+                <w:lang w:val="en"/>
+                <w14:ligatures w14:val="none"/>
+              </w:rPr>
+              <w:t>💡</w:t>
             </w:r>
             <w:r>
               <w:rPr>
-                <w:rFonts w:ascii="Roboto Mono" w:eastAsia="Roboto Mono" w:hAnsi="Roboto Mono"/>
+                <w:rFonts w:ascii="Roboto Mono" w:eastAsia="Roboto Mono" w:hAnsi="Roboto Mono" w:cs="Arial"/>
+                <w:kern w:val="0"/>
+                <w:szCs w:val="22"/>
+                <w:lang w:val="en"/>
+                <w14:ligatures w14:val="none"/>
+              </w:rPr>
+              <w:t xml:space="preserve"> </w:t>
+            </w:r>
+            <w:r>
+              <w:rPr>
+                <w:rFonts w:ascii="Roboto Mono" w:eastAsia="Roboto Mono" w:hAnsi="Roboto Mono" w:cs="Arial"/>
                 <w:b/>
                 <w:bCs/>
-                <w:sz w:val="24"/>
+                <w:kern w:val="0"/>
+                <w:szCs w:val="22"/>
+                <w:lang w:val="en"/>
+                <w14:ligatures w14:val="none"/>
               </w:rPr>
               <w:t>Simple expansion</w:t>
             </w:r>
@@ -1103,10 +1951,24 @@
             </w:tcMar>
           </w:tcPr>
           <w:p>
+            <w:pPr>
+              <w:spacing w:after="0" w:line="276" w:lineRule="auto"/>
+              <w:rPr>
+                <w:rFonts w:ascii="Arial" w:eastAsia="Arial" w:hAnsi="Arial" w:cs="Arial"/>
+                <w:kern w:val="0"/>
+                <w:sz w:val="22"/>
+                <w:szCs w:val="22"/>
+                <w:lang w:val="en"/>
+                <w14:ligatures w14:val="none"/>
+              </w:rPr>
+            </w:pPr>
             <w:r>
               <w:rPr>
-                <w:rFonts w:ascii="Roboto Mono" w:eastAsia="Roboto Mono" w:hAnsi="Roboto Mono"/>
-                <w:sz w:val="24"/>
+                <w:rFonts w:ascii="Roboto Mono" w:eastAsia="Roboto Mono" w:hAnsi="Roboto Mono" w:cs="Arial"/>
+                <w:kern w:val="0"/>
+                <w:szCs w:val="22"/>
+                <w:lang w:val="en"/>
+                <w14:ligatures w14:val="none"/>
               </w:rPr>
               <w:t>Easy to add new stars along the backbone</w:t>
             </w:r>
@@ -1134,19 +1996,46 @@
             </w:tcMar>
           </w:tcPr>
           <w:p>
+            <w:pPr>
+              <w:spacing w:after="0" w:line="276" w:lineRule="auto"/>
+              <w:rPr>
+                <w:rFonts w:ascii="Arial" w:eastAsia="Arial" w:hAnsi="Arial" w:cs="Arial"/>
+                <w:kern w:val="0"/>
+                <w:sz w:val="22"/>
+                <w:szCs w:val="22"/>
+                <w:lang w:val="en"/>
+                <w14:ligatures w14:val="none"/>
+              </w:rPr>
+            </w:pPr>
             <w:r>
               <w:rPr>
-                <w:rFonts w:ascii="Roboto Mono" w:eastAsia="Roboto Mono" w:hAnsi="Roboto Mono"/>
-                <w:sz w:val="24"/>
-              </w:rPr>
-              <w:t xml:space="preserve">🔁 </w:t>
+                <w:rFonts w:ascii="Segoe UI Emoji" w:eastAsia="Roboto Mono" w:hAnsi="Segoe UI Emoji" w:cs="Segoe UI Emoji"/>
+                <w:kern w:val="0"/>
+                <w:szCs w:val="22"/>
+                <w:lang w:val="en"/>
+                <w14:ligatures w14:val="none"/>
+              </w:rPr>
+              <w:t>🔁</w:t>
             </w:r>
             <w:r>
               <w:rPr>
-                <w:rFonts w:ascii="Roboto Mono" w:eastAsia="Roboto Mono" w:hAnsi="Roboto Mono"/>
+                <w:rFonts w:ascii="Roboto Mono" w:eastAsia="Roboto Mono" w:hAnsi="Roboto Mono" w:cs="Arial"/>
+                <w:kern w:val="0"/>
+                <w:szCs w:val="22"/>
+                <w:lang w:val="en"/>
+                <w14:ligatures w14:val="none"/>
+              </w:rPr>
+              <w:t xml:space="preserve"> </w:t>
+            </w:r>
+            <w:r>
+              <w:rPr>
+                <w:rFonts w:ascii="Roboto Mono" w:eastAsia="Roboto Mono" w:hAnsi="Roboto Mono" w:cs="Arial"/>
                 <w:b/>
                 <w:bCs/>
-                <w:sz w:val="24"/>
+                <w:kern w:val="0"/>
+                <w:szCs w:val="22"/>
+                <w:lang w:val="en"/>
+                <w14:ligatures w14:val="none"/>
               </w:rPr>
               <w:t>Less cable than full mesh</w:t>
             </w:r>
@@ -1169,10 +2058,24 @@
             </w:tcMar>
           </w:tcPr>
           <w:p>
+            <w:pPr>
+              <w:spacing w:after="0" w:line="276" w:lineRule="auto"/>
+              <w:rPr>
+                <w:rFonts w:ascii="Arial" w:eastAsia="Arial" w:hAnsi="Arial" w:cs="Arial"/>
+                <w:kern w:val="0"/>
+                <w:sz w:val="22"/>
+                <w:szCs w:val="22"/>
+                <w:lang w:val="en"/>
+                <w14:ligatures w14:val="none"/>
+              </w:rPr>
+            </w:pPr>
             <w:r>
               <w:rPr>
-                <w:rFonts w:ascii="Roboto Mono" w:eastAsia="Roboto Mono" w:hAnsi="Roboto Mono"/>
-                <w:sz w:val="24"/>
+                <w:rFonts w:ascii="Roboto Mono" w:eastAsia="Roboto Mono" w:hAnsi="Roboto Mono" w:cs="Arial"/>
+                <w:kern w:val="0"/>
+                <w:szCs w:val="22"/>
+                <w:lang w:val="en"/>
+                <w14:ligatures w14:val="none"/>
               </w:rPr>
               <w:t>Optimized for medium-size environments</w:t>
             </w:r>
@@ -1200,19 +2103,46 @@
             </w:tcMar>
           </w:tcPr>
           <w:p>
+            <w:pPr>
+              <w:spacing w:after="0" w:line="276" w:lineRule="auto"/>
+              <w:rPr>
+                <w:rFonts w:ascii="Arial" w:eastAsia="Arial" w:hAnsi="Arial" w:cs="Arial"/>
+                <w:kern w:val="0"/>
+                <w:sz w:val="22"/>
+                <w:szCs w:val="22"/>
+                <w:lang w:val="en"/>
+                <w14:ligatures w14:val="none"/>
+              </w:rPr>
+            </w:pPr>
             <w:r>
               <w:rPr>
-                <w:rFonts w:ascii="Roboto Mono" w:eastAsia="Roboto Mono" w:hAnsi="Roboto Mono"/>
-                <w:sz w:val="24"/>
-              </w:rPr>
-              <w:t xml:space="preserve">🧱 </w:t>
+                <w:rFonts w:ascii="Segoe UI Emoji" w:eastAsia="Roboto Mono" w:hAnsi="Segoe UI Emoji" w:cs="Segoe UI Emoji"/>
+                <w:kern w:val="0"/>
+                <w:szCs w:val="22"/>
+                <w:lang w:val="en"/>
+                <w14:ligatures w14:val="none"/>
+              </w:rPr>
+              <w:t>🧱</w:t>
             </w:r>
             <w:r>
               <w:rPr>
-                <w:rFonts w:ascii="Roboto Mono" w:eastAsia="Roboto Mono" w:hAnsi="Roboto Mono"/>
+                <w:rFonts w:ascii="Roboto Mono" w:eastAsia="Roboto Mono" w:hAnsi="Roboto Mono" w:cs="Arial"/>
+                <w:kern w:val="0"/>
+                <w:szCs w:val="22"/>
+                <w:lang w:val="en"/>
+                <w14:ligatures w14:val="none"/>
+              </w:rPr>
+              <w:t xml:space="preserve"> </w:t>
+            </w:r>
+            <w:r>
+              <w:rPr>
+                <w:rFonts w:ascii="Roboto Mono" w:eastAsia="Roboto Mono" w:hAnsi="Roboto Mono" w:cs="Arial"/>
                 <w:b/>
                 <w:bCs/>
-                <w:sz w:val="24"/>
+                <w:kern w:val="0"/>
+                <w:szCs w:val="22"/>
+                <w:lang w:val="en"/>
+                <w14:ligatures w14:val="none"/>
               </w:rPr>
               <w:t>Local fault isolation</w:t>
             </w:r>
@@ -1235,10 +2165,24 @@
             </w:tcMar>
           </w:tcPr>
           <w:p>
+            <w:pPr>
+              <w:spacing w:after="0" w:line="276" w:lineRule="auto"/>
+              <w:rPr>
+                <w:rFonts w:ascii="Arial" w:eastAsia="Arial" w:hAnsi="Arial" w:cs="Arial"/>
+                <w:kern w:val="0"/>
+                <w:sz w:val="22"/>
+                <w:szCs w:val="22"/>
+                <w:lang w:val="en"/>
+                <w14:ligatures w14:val="none"/>
+              </w:rPr>
+            </w:pPr>
             <w:r>
               <w:rPr>
-                <w:rFonts w:ascii="Roboto Mono" w:eastAsia="Roboto Mono" w:hAnsi="Roboto Mono"/>
-                <w:sz w:val="24"/>
+                <w:rFonts w:ascii="Roboto Mono" w:eastAsia="Roboto Mono" w:hAnsi="Roboto Mono" w:cs="Arial"/>
+                <w:kern w:val="0"/>
+                <w:szCs w:val="22"/>
+                <w:lang w:val="en"/>
+                <w14:ligatures w14:val="none"/>
               </w:rPr>
               <w:t>Fault in one star doesn’t affect others</w:t>
             </w:r>
@@ -1247,90 +2191,181 @@
       </w:tr>
     </w:tbl>
     <w:p>
-      <w:r>
-        <w:rPr>
-          <w:rFonts w:ascii="Roboto Mono" w:eastAsia="Roboto Mono" w:hAnsi="Roboto Mono"/>
-          <w:sz w:val="24"/>
-        </w:rPr>
-        <w:pict w14:anchorId="41A7F8C0">
+      <w:pPr>
+        <w:spacing w:after="0" w:line="276" w:lineRule="auto"/>
+        <w:rPr>
+          <w:rFonts w:ascii="Arial" w:eastAsia="Arial" w:hAnsi="Arial" w:cs="Arial"/>
+          <w:kern w:val="0"/>
+          <w:sz w:val="22"/>
+          <w:szCs w:val="22"/>
+          <w:lang w:val="en"/>
+          <w14:ligatures w14:val="none"/>
+        </w:rPr>
+      </w:pPr>
+      <w:r>
+        <w:rPr>
+          <w:rFonts w:ascii="Roboto Mono" w:eastAsia="Roboto Mono" w:hAnsi="Roboto Mono" w:cs="Arial"/>
+          <w:kern w:val="0"/>
+          <w:szCs w:val="22"/>
+          <w:lang w:val="en"/>
+          <w14:ligatures w14:val="none"/>
+        </w:rPr>
+        <w:pict w14:anchorId="7DC52A81">
           <v:rect id="_x0000_i1029" style="width:0;height:1.5pt" o:hralign="center" o:hrstd="t" o:hr="t" fillcolor="#a0a0a0" stroked="f"/>
         </w:pict>
       </w:r>
     </w:p>
     <w:p>
       <w:pPr>
-        <w:pStyle w:val="Heading2"/>
-        <w:keepNext w:val="0"/>
-        <w:keepLines w:val="0"/>
-        <w:rPr>
+        <w:spacing w:before="160" w:after="80" w:line="276" w:lineRule="auto"/>
+        <w:outlineLvl w:val="1"/>
+        <w:rPr>
+          <w:rFonts w:asciiTheme="majorHAnsi" w:eastAsiaTheme="majorEastAsia" w:hAnsiTheme="majorHAnsi" w:cstheme="majorBidi"/>
           <w:b/>
           <w:bCs/>
+          <w:color w:val="2F5496" w:themeColor="accent1" w:themeShade="BF"/>
+          <w:kern w:val="0"/>
           <w:sz w:val="34"/>
           <w:szCs w:val="34"/>
+          <w:lang w:val="en"/>
+          <w14:ligatures w14:val="none"/>
         </w:rPr>
       </w:pPr>
       <w:bookmarkStart w:id="6" w:name="_6s3cca8663wd" w:colFirst="0" w:colLast="0"/>
       <w:bookmarkEnd w:id="6"/>
       <w:r>
         <w:rPr>
-          <w:rFonts w:ascii="Arial Unicode MS" w:eastAsia="Arial Unicode MS" w:hAnsi="Arial Unicode MS" w:cs="Arial Unicode MS"/>
+          <w:rFonts w:ascii="Segoe UI Emoji" w:eastAsia="Arial Unicode MS" w:hAnsi="Segoe UI Emoji" w:cs="Segoe UI Emoji"/>
           <w:b/>
           <w:bCs/>
+          <w:color w:val="2F5496" w:themeColor="accent1" w:themeShade="BF"/>
+          <w:kern w:val="0"/>
           <w:sz w:val="34"/>
           <w:szCs w:val="34"/>
-        </w:rPr>
-        <w:t>❌ Disadvantages</w:t>
+          <w:lang w:val="en"/>
+          <w14:ligatures w14:val="none"/>
+        </w:rPr>
+        <w:t>❌</w:t>
+      </w:r>
+      <w:r>
+        <w:rPr>
+          <w:rFonts w:ascii="Arial Unicode MS" w:eastAsia="Arial Unicode MS" w:hAnsi="Arial Unicode MS" w:cs="Arial Unicode MS"/>
+          <w:b/>
+          <w:bCs/>
+          <w:color w:val="2F5496" w:themeColor="accent1" w:themeShade="BF"/>
+          <w:kern w:val="0"/>
+          <w:sz w:val="34"/>
+          <w:szCs w:val="34"/>
+          <w:lang w:val="en"/>
+          <w14:ligatures w14:val="none"/>
+        </w:rPr>
+        <w:t xml:space="preserve"> Disadvantages</w:t>
       </w:r>
     </w:p>
     <w:p>
       <w:pPr>
-        <w:spacing w:before="240" w:after="240"/>
-        <w:rPr>
+        <w:spacing w:before="240" w:after="240" w:line="276" w:lineRule="auto"/>
+        <w:rPr>
+          <w:rFonts w:ascii="Arial" w:eastAsia="Arial" w:hAnsi="Arial" w:cs="Arial"/>
           <w:b/>
           <w:bCs/>
+          <w:kern w:val="0"/>
           <w:sz w:val="14"/>
           <w:szCs w:val="14"/>
           <w:shd w:val="clear" w:color="auto" w:fill="B7B7B7"/>
-        </w:rPr>
-      </w:pPr>
-      <w:r>
-        <w:rPr>
-          <w:b/>
+          <w:lang w:val="en"/>
+          <w14:ligatures w14:val="none"/>
+        </w:rPr>
+      </w:pPr>
+      <w:r>
+        <w:rPr>
+          <w:rFonts w:ascii="Arial" w:eastAsia="Arial" w:hAnsi="Arial" w:cs="Arial"/>
+          <w:b/>
+          <w:kern w:val="0"/>
+          <w:sz w:val="22"/>
+          <w:szCs w:val="22"/>
           <w:highlight w:val="darkGray"/>
+          <w:lang w:val="en"/>
+          <w14:ligatures w14:val="none"/>
         </w:rPr>
         <w:t># Source</w:t>
       </w:r>
       <w:r>
         <w:rPr>
+          <w:rFonts w:ascii="Arial" w:eastAsia="Arial" w:hAnsi="Arial" w:cs="Arial"/>
+          <w:kern w:val="0"/>
+          <w:sz w:val="22"/>
+          <w:szCs w:val="22"/>
           <w:highlight w:val="darkGray"/>
+          <w:lang w:val="en"/>
+          <w14:ligatures w14:val="none"/>
         </w:rPr>
         <w:t xml:space="preserve">: </w:t>
       </w:r>
-      <w:proofErr w:type="spellStart"/>
-      <w:r>
-        <w:rPr>
-          <w:b/>
+      <w:r>
+        <w:rPr>
+          <w:rFonts w:ascii="Arial" w:eastAsia="Arial" w:hAnsi="Arial" w:cs="Arial"/>
+          <w:b/>
+          <w:kern w:val="0"/>
+          <w:sz w:val="22"/>
+          <w:szCs w:val="22"/>
           <w:highlight w:val="darkGray"/>
-        </w:rPr>
-        <w:t>Chatgpt</w:t>
-      </w:r>
-      <w:proofErr w:type="spellEnd"/>
-      <w:r>
-        <w:rPr>
-          <w:b/>
+          <w:lang w:val="en"/>
+          <w14:ligatures w14:val="none"/>
+        </w:rPr>
+        <w:t>Chatgpt (GPT</w:t>
+      </w:r>
+      <w:r>
+        <w:rPr>
+          <w:rFonts w:ascii="Cambria Math" w:eastAsia="Arial" w:hAnsi="Cambria Math" w:cs="Cambria Math"/>
+          <w:b/>
+          <w:kern w:val="0"/>
+          <w:sz w:val="22"/>
+          <w:szCs w:val="22"/>
           <w:highlight w:val="darkGray"/>
-        </w:rPr>
-        <w:t xml:space="preserve"> (GPT‑5 Mini) at [12/18/2025]</w:t>
+          <w:lang w:val="en"/>
+          <w14:ligatures w14:val="none"/>
+        </w:rPr>
+        <w:t>‑</w:t>
+      </w:r>
+      <w:r>
+        <w:rPr>
+          <w:rFonts w:ascii="Arial" w:eastAsia="Arial" w:hAnsi="Arial" w:cs="Arial"/>
+          <w:b/>
+          <w:kern w:val="0"/>
+          <w:sz w:val="22"/>
+          <w:szCs w:val="22"/>
+          <w:highlight w:val="darkGray"/>
+          <w:lang w:val="en"/>
+          <w14:ligatures w14:val="none"/>
+        </w:rPr>
+        <w:t>5 Mini) at [12/18/2025]</w:t>
       </w:r>
     </w:p>
     <w:p>
-      <w:r>
-        <w:rPr>
+      <w:pPr>
+        <w:spacing w:after="0" w:line="276" w:lineRule="auto"/>
+        <w:rPr>
+          <w:rFonts w:ascii="Arial" w:eastAsia="Arial" w:hAnsi="Arial" w:cs="Arial"/>
+          <w:kern w:val="0"/>
+          <w:sz w:val="22"/>
+          <w:szCs w:val="22"/>
+          <w:lang w:val="en"/>
+          <w14:ligatures w14:val="none"/>
+        </w:rPr>
+      </w:pPr>
+      <w:r>
+        <w:rPr>
+          <w:rFonts w:ascii="Arial" w:eastAsia="Arial" w:hAnsi="Arial" w:cs="Arial"/>
           <w:noProof/>
-        </w:rPr>
-        <w:lastRenderedPageBreak/>
+          <w:kern w:val="0"/>
+          <w:sz w:val="22"/>
+          <w:szCs w:val="22"/>
+          <w:lang w:val="en"/>
+          <w14:ligatures w14:val="none"/>
+        </w:rPr>
         <w:drawing>
-          <wp:inline distT="114300" distB="114300" distL="114300" distR="114300" wp14:anchorId="02330365" wp14:editId="7A15DE07">
+          <wp:inline distT="114300" distB="114300" distL="114300" distR="114300" wp14:anchorId="0F830B5A" wp14:editId="31573E75">
             <wp:extent cx="5943600" cy="1257300"/>
             <wp:effectExtent l="0" t="0" r="0" b="0"/>
             <wp:docPr id="1" name="image4.png"/>
@@ -1366,7 +2401,19 @@
         </w:drawing>
       </w:r>
     </w:p>
-    <w:p/>
+    <w:p>
+      <w:pPr>
+        <w:spacing w:after="0" w:line="276" w:lineRule="auto"/>
+        <w:rPr>
+          <w:rFonts w:ascii="Arial" w:eastAsia="Arial" w:hAnsi="Arial" w:cs="Arial"/>
+          <w:kern w:val="0"/>
+          <w:sz w:val="22"/>
+          <w:szCs w:val="22"/>
+          <w:lang w:val="en"/>
+          <w14:ligatures w14:val="none"/>
+        </w:rPr>
+      </w:pPr>
+    </w:p>
     <w:tbl>
       <w:tblPr>
         <w:tblW w:w="8920" w:type="dxa"/>
@@ -1407,16 +2454,40 @@
           </w:tcPr>
           <w:p>
             <w:pPr>
+              <w:spacing w:after="0" w:line="276" w:lineRule="auto"/>
               <w:jc w:val="center"/>
+              <w:rPr>
+                <w:rFonts w:ascii="Arial" w:eastAsia="Arial" w:hAnsi="Arial" w:cs="Arial"/>
+                <w:kern w:val="0"/>
+                <w:sz w:val="22"/>
+                <w:szCs w:val="22"/>
+                <w:lang w:val="en"/>
+                <w14:ligatures w14:val="none"/>
+              </w:rPr>
             </w:pPr>
+            <w:r>
+              <w:rPr>
+                <w:rFonts w:ascii="Segoe UI Symbol" w:eastAsia="Roboto Mono" w:hAnsi="Segoe UI Symbol" w:cs="Segoe UI Symbol"/>
+                <w:b/>
+                <w:bCs/>
+                <w:kern w:val="0"/>
+                <w:szCs w:val="22"/>
+                <w:lang w:val="en"/>
+                <w14:ligatures w14:val="none"/>
+              </w:rPr>
+              <w:t>✘</w:t>
+            </w:r>
             <w:r>
               <w:rPr>
                 <w:rFonts w:ascii="Roboto Mono" w:eastAsia="Roboto Mono" w:hAnsi="Roboto Mono" w:cs="Arial Unicode MS"/>
                 <w:b/>
                 <w:bCs/>
-                <w:sz w:val="24"/>
-              </w:rPr>
-              <w:t>✘ Limitation</w:t>
+                <w:kern w:val="0"/>
+                <w:szCs w:val="22"/>
+                <w:lang w:val="en"/>
+                <w14:ligatures w14:val="none"/>
+              </w:rPr>
+              <w:t xml:space="preserve"> Limitation</w:t>
             </w:r>
           </w:p>
         </w:tc>
@@ -1438,16 +2509,40 @@
           </w:tcPr>
           <w:p>
             <w:pPr>
+              <w:spacing w:after="0" w:line="276" w:lineRule="auto"/>
               <w:jc w:val="center"/>
+              <w:rPr>
+                <w:rFonts w:ascii="Arial" w:eastAsia="Arial" w:hAnsi="Arial" w:cs="Arial"/>
+                <w:kern w:val="0"/>
+                <w:sz w:val="22"/>
+                <w:szCs w:val="22"/>
+                <w:lang w:val="en"/>
+                <w14:ligatures w14:val="none"/>
+              </w:rPr>
             </w:pPr>
             <w:r>
               <w:rPr>
-                <w:rFonts w:ascii="Roboto Mono" w:eastAsia="Roboto Mono" w:hAnsi="Roboto Mono"/>
+                <w:rFonts w:ascii="Segoe UI Symbol" w:eastAsia="Roboto Mono" w:hAnsi="Segoe UI Symbol" w:cs="Segoe UI Symbol"/>
                 <w:b/>
                 <w:bCs/>
-                <w:sz w:val="24"/>
-              </w:rPr>
-              <w:t>🛠 Description</w:t>
+                <w:kern w:val="0"/>
+                <w:szCs w:val="22"/>
+                <w:lang w:val="en"/>
+                <w14:ligatures w14:val="none"/>
+              </w:rPr>
+              <w:t>🛠</w:t>
+            </w:r>
+            <w:r>
+              <w:rPr>
+                <w:rFonts w:ascii="Roboto Mono" w:eastAsia="Roboto Mono" w:hAnsi="Roboto Mono" w:cs="Arial"/>
+                <w:b/>
+                <w:bCs/>
+                <w:kern w:val="0"/>
+                <w:szCs w:val="22"/>
+                <w:lang w:val="en"/>
+                <w14:ligatures w14:val="none"/>
+              </w:rPr>
+              <w:t xml:space="preserve"> Description</w:t>
             </w:r>
           </w:p>
         </w:tc>
@@ -1473,19 +2568,46 @@
             </w:tcMar>
           </w:tcPr>
           <w:p>
+            <w:pPr>
+              <w:spacing w:after="0" w:line="276" w:lineRule="auto"/>
+              <w:rPr>
+                <w:rFonts w:ascii="Arial" w:eastAsia="Arial" w:hAnsi="Arial" w:cs="Arial"/>
+                <w:kern w:val="0"/>
+                <w:sz w:val="22"/>
+                <w:szCs w:val="22"/>
+                <w:lang w:val="en"/>
+                <w14:ligatures w14:val="none"/>
+              </w:rPr>
+            </w:pPr>
             <w:r>
               <w:rPr>
-                <w:rFonts w:ascii="Roboto Mono" w:eastAsia="Roboto Mono" w:hAnsi="Roboto Mono"/>
-                <w:sz w:val="24"/>
-              </w:rPr>
-              <w:t xml:space="preserve">💥 </w:t>
+                <w:rFonts w:ascii="Segoe UI Emoji" w:eastAsia="Roboto Mono" w:hAnsi="Segoe UI Emoji" w:cs="Segoe UI Emoji"/>
+                <w:kern w:val="0"/>
+                <w:szCs w:val="22"/>
+                <w:lang w:val="en"/>
+                <w14:ligatures w14:val="none"/>
+              </w:rPr>
+              <w:t>💥</w:t>
             </w:r>
             <w:r>
               <w:rPr>
-                <w:rFonts w:ascii="Roboto Mono" w:eastAsia="Roboto Mono" w:hAnsi="Roboto Mono"/>
+                <w:rFonts w:ascii="Roboto Mono" w:eastAsia="Roboto Mono" w:hAnsi="Roboto Mono" w:cs="Arial"/>
+                <w:kern w:val="0"/>
+                <w:szCs w:val="22"/>
+                <w:lang w:val="en"/>
+                <w14:ligatures w14:val="none"/>
+              </w:rPr>
+              <w:t xml:space="preserve"> </w:t>
+            </w:r>
+            <w:r>
+              <w:rPr>
+                <w:rFonts w:ascii="Roboto Mono" w:eastAsia="Roboto Mono" w:hAnsi="Roboto Mono" w:cs="Arial"/>
                 <w:b/>
                 <w:bCs/>
-                <w:sz w:val="24"/>
+                <w:kern w:val="0"/>
+                <w:szCs w:val="22"/>
+                <w:lang w:val="en"/>
+                <w14:ligatures w14:val="none"/>
               </w:rPr>
               <w:t>Bus failure</w:t>
             </w:r>
@@ -1508,10 +2630,24 @@
             </w:tcMar>
           </w:tcPr>
           <w:p>
+            <w:pPr>
+              <w:spacing w:after="0" w:line="276" w:lineRule="auto"/>
+              <w:rPr>
+                <w:rFonts w:ascii="Arial" w:eastAsia="Arial" w:hAnsi="Arial" w:cs="Arial"/>
+                <w:kern w:val="0"/>
+                <w:sz w:val="22"/>
+                <w:szCs w:val="22"/>
+                <w:lang w:val="en"/>
+                <w14:ligatures w14:val="none"/>
+              </w:rPr>
+            </w:pPr>
             <w:r>
               <w:rPr>
-                <w:rFonts w:ascii="Roboto Mono" w:eastAsia="Roboto Mono" w:hAnsi="Roboto Mono"/>
-                <w:sz w:val="24"/>
+                <w:rFonts w:ascii="Roboto Mono" w:eastAsia="Roboto Mono" w:hAnsi="Roboto Mono" w:cs="Arial"/>
+                <w:kern w:val="0"/>
+                <w:szCs w:val="22"/>
+                <w:lang w:val="en"/>
+                <w14:ligatures w14:val="none"/>
               </w:rPr>
               <w:t>If the central bus cable fails, all stars lose communication</w:t>
             </w:r>
@@ -1539,19 +2675,46 @@
             </w:tcMar>
           </w:tcPr>
           <w:p>
+            <w:pPr>
+              <w:spacing w:after="0" w:line="276" w:lineRule="auto"/>
+              <w:rPr>
+                <w:rFonts w:ascii="Arial" w:eastAsia="Arial" w:hAnsi="Arial" w:cs="Arial"/>
+                <w:kern w:val="0"/>
+                <w:sz w:val="22"/>
+                <w:szCs w:val="22"/>
+                <w:lang w:val="en"/>
+                <w14:ligatures w14:val="none"/>
+              </w:rPr>
+            </w:pPr>
             <w:r>
               <w:rPr>
-                <w:rFonts w:ascii="Roboto Mono" w:eastAsia="Roboto Mono" w:hAnsi="Roboto Mono"/>
-                <w:sz w:val="24"/>
-              </w:rPr>
-              <w:t xml:space="preserve">🧠 </w:t>
+                <w:rFonts w:ascii="Segoe UI Emoji" w:eastAsia="Roboto Mono" w:hAnsi="Segoe UI Emoji" w:cs="Segoe UI Emoji"/>
+                <w:kern w:val="0"/>
+                <w:szCs w:val="22"/>
+                <w:lang w:val="en"/>
+                <w14:ligatures w14:val="none"/>
+              </w:rPr>
+              <w:t>🧠</w:t>
             </w:r>
             <w:r>
               <w:rPr>
-                <w:rFonts w:ascii="Roboto Mono" w:eastAsia="Roboto Mono" w:hAnsi="Roboto Mono"/>
+                <w:rFonts w:ascii="Roboto Mono" w:eastAsia="Roboto Mono" w:hAnsi="Roboto Mono" w:cs="Arial"/>
+                <w:kern w:val="0"/>
+                <w:szCs w:val="22"/>
+                <w:lang w:val="en"/>
+                <w14:ligatures w14:val="none"/>
+              </w:rPr>
+              <w:t xml:space="preserve"> </w:t>
+            </w:r>
+            <w:r>
+              <w:rPr>
+                <w:rFonts w:ascii="Roboto Mono" w:eastAsia="Roboto Mono" w:hAnsi="Roboto Mono" w:cs="Arial"/>
                 <w:b/>
                 <w:bCs/>
-                <w:sz w:val="24"/>
+                <w:kern w:val="0"/>
+                <w:szCs w:val="22"/>
+                <w:lang w:val="en"/>
+                <w14:ligatures w14:val="none"/>
               </w:rPr>
               <w:t>More planning needed</w:t>
             </w:r>
@@ -1574,10 +2737,24 @@
             </w:tcMar>
           </w:tcPr>
           <w:p>
+            <w:pPr>
+              <w:spacing w:after="0" w:line="276" w:lineRule="auto"/>
+              <w:rPr>
+                <w:rFonts w:ascii="Arial" w:eastAsia="Arial" w:hAnsi="Arial" w:cs="Arial"/>
+                <w:kern w:val="0"/>
+                <w:sz w:val="22"/>
+                <w:szCs w:val="22"/>
+                <w:lang w:val="en"/>
+                <w14:ligatures w14:val="none"/>
+              </w:rPr>
+            </w:pPr>
             <w:r>
               <w:rPr>
-                <w:rFonts w:ascii="Roboto Mono" w:eastAsia="Roboto Mono" w:hAnsi="Roboto Mono"/>
-                <w:sz w:val="24"/>
+                <w:rFonts w:ascii="Roboto Mono" w:eastAsia="Roboto Mono" w:hAnsi="Roboto Mono" w:cs="Arial"/>
+                <w:kern w:val="0"/>
+                <w:szCs w:val="22"/>
+                <w:lang w:val="en"/>
+                <w14:ligatures w14:val="none"/>
               </w:rPr>
               <w:t>Combining topologies adds design complexity</w:t>
             </w:r>
@@ -1605,19 +2782,46 @@
             </w:tcMar>
           </w:tcPr>
           <w:p>
+            <w:pPr>
+              <w:spacing w:after="0" w:line="276" w:lineRule="auto"/>
+              <w:rPr>
+                <w:rFonts w:ascii="Arial" w:eastAsia="Arial" w:hAnsi="Arial" w:cs="Arial"/>
+                <w:kern w:val="0"/>
+                <w:sz w:val="22"/>
+                <w:szCs w:val="22"/>
+                <w:lang w:val="en"/>
+                <w14:ligatures w14:val="none"/>
+              </w:rPr>
+            </w:pPr>
             <w:r>
               <w:rPr>
-                <w:rFonts w:ascii="Roboto Mono" w:eastAsia="Roboto Mono" w:hAnsi="Roboto Mono"/>
-                <w:sz w:val="24"/>
-              </w:rPr>
-              <w:t xml:space="preserve">🐌 </w:t>
+                <w:rFonts w:ascii="Segoe UI Emoji" w:eastAsia="Roboto Mono" w:hAnsi="Segoe UI Emoji" w:cs="Segoe UI Emoji"/>
+                <w:kern w:val="0"/>
+                <w:szCs w:val="22"/>
+                <w:lang w:val="en"/>
+                <w14:ligatures w14:val="none"/>
+              </w:rPr>
+              <w:t>🐌</w:t>
             </w:r>
             <w:r>
               <w:rPr>
-                <w:rFonts w:ascii="Roboto Mono" w:eastAsia="Roboto Mono" w:hAnsi="Roboto Mono"/>
+                <w:rFonts w:ascii="Roboto Mono" w:eastAsia="Roboto Mono" w:hAnsi="Roboto Mono" w:cs="Arial"/>
+                <w:kern w:val="0"/>
+                <w:szCs w:val="22"/>
+                <w:lang w:val="en"/>
+                <w14:ligatures w14:val="none"/>
+              </w:rPr>
+              <w:t xml:space="preserve"> </w:t>
+            </w:r>
+            <w:r>
+              <w:rPr>
+                <w:rFonts w:ascii="Roboto Mono" w:eastAsia="Roboto Mono" w:hAnsi="Roboto Mono" w:cs="Arial"/>
                 <w:b/>
                 <w:bCs/>
-                <w:sz w:val="24"/>
+                <w:kern w:val="0"/>
+                <w:szCs w:val="22"/>
+                <w:lang w:val="en"/>
+                <w14:ligatures w14:val="none"/>
               </w:rPr>
               <w:t>Performance bottlenecks</w:t>
             </w:r>
@@ -1640,10 +2844,24 @@
             </w:tcMar>
           </w:tcPr>
           <w:p>
+            <w:pPr>
+              <w:spacing w:after="0" w:line="276" w:lineRule="auto"/>
+              <w:rPr>
+                <w:rFonts w:ascii="Arial" w:eastAsia="Arial" w:hAnsi="Arial" w:cs="Arial"/>
+                <w:kern w:val="0"/>
+                <w:sz w:val="22"/>
+                <w:szCs w:val="22"/>
+                <w:lang w:val="en"/>
+                <w14:ligatures w14:val="none"/>
+              </w:rPr>
+            </w:pPr>
             <w:r>
               <w:rPr>
-                <w:rFonts w:ascii="Roboto Mono" w:eastAsia="Roboto Mono" w:hAnsi="Roboto Mono"/>
-                <w:sz w:val="24"/>
+                <w:rFonts w:ascii="Roboto Mono" w:eastAsia="Roboto Mono" w:hAnsi="Roboto Mono" w:cs="Arial"/>
+                <w:kern w:val="0"/>
+                <w:szCs w:val="22"/>
+                <w:lang w:val="en"/>
+                <w14:ligatures w14:val="none"/>
               </w:rPr>
               <w:t>Bus can become a traffic bottleneck</w:t>
             </w:r>
@@ -1652,88 +2870,181 @@
       </w:tr>
     </w:tbl>
     <w:p>
-      <w:r>
-        <w:rPr>
-          <w:rFonts w:ascii="Roboto Mono" w:eastAsia="Roboto Mono" w:hAnsi="Roboto Mono"/>
-          <w:sz w:val="24"/>
-        </w:rPr>
-        <w:pict w14:anchorId="63FEA322">
+      <w:pPr>
+        <w:spacing w:after="0" w:line="276" w:lineRule="auto"/>
+        <w:rPr>
+          <w:rFonts w:ascii="Arial" w:eastAsia="Arial" w:hAnsi="Arial" w:cs="Arial"/>
+          <w:kern w:val="0"/>
+          <w:sz w:val="22"/>
+          <w:szCs w:val="22"/>
+          <w:lang w:val="en"/>
+          <w14:ligatures w14:val="none"/>
+        </w:rPr>
+      </w:pPr>
+      <w:r>
+        <w:rPr>
+          <w:rFonts w:ascii="Roboto Mono" w:eastAsia="Roboto Mono" w:hAnsi="Roboto Mono" w:cs="Arial"/>
+          <w:kern w:val="0"/>
+          <w:szCs w:val="22"/>
+          <w:lang w:val="en"/>
+          <w14:ligatures w14:val="none"/>
+        </w:rPr>
+        <w:pict w14:anchorId="0FFC90A0">
           <v:rect id="_x0000_i1030" style="width:0;height:1.5pt" o:hralign="center" o:hrstd="t" o:hr="t" fillcolor="#a0a0a0" stroked="f"/>
         </w:pict>
       </w:r>
     </w:p>
     <w:p>
       <w:pPr>
-        <w:pStyle w:val="Heading2"/>
-        <w:keepNext w:val="0"/>
-        <w:keepLines w:val="0"/>
-        <w:rPr>
+        <w:spacing w:before="160" w:after="80" w:line="276" w:lineRule="auto"/>
+        <w:outlineLvl w:val="1"/>
+        <w:rPr>
+          <w:rFonts w:asciiTheme="majorHAnsi" w:eastAsiaTheme="majorEastAsia" w:hAnsiTheme="majorHAnsi" w:cstheme="majorBidi"/>
           <w:b/>
           <w:bCs/>
+          <w:color w:val="2F5496" w:themeColor="accent1" w:themeShade="BF"/>
+          <w:kern w:val="0"/>
           <w:sz w:val="34"/>
           <w:szCs w:val="34"/>
+          <w:lang w:val="en"/>
+          <w14:ligatures w14:val="none"/>
         </w:rPr>
       </w:pPr>
       <w:bookmarkStart w:id="7" w:name="_7dns6waa0r7z" w:colFirst="0" w:colLast="0"/>
       <w:bookmarkEnd w:id="7"/>
       <w:r>
         <w:rPr>
+          <w:rFonts w:ascii="Segoe UI Emoji" w:eastAsiaTheme="majorEastAsia" w:hAnsi="Segoe UI Emoji" w:cs="Segoe UI Emoji"/>
           <w:b/>
           <w:bCs/>
+          <w:color w:val="2F5496" w:themeColor="accent1" w:themeShade="BF"/>
+          <w:kern w:val="0"/>
           <w:sz w:val="34"/>
           <w:szCs w:val="34"/>
-        </w:rPr>
-        <w:t>🏢 Use Cases</w:t>
+          <w:lang w:val="en"/>
+          <w14:ligatures w14:val="none"/>
+        </w:rPr>
+        <w:t>🏢</w:t>
+      </w:r>
+      <w:r>
+        <w:rPr>
+          <w:rFonts w:asciiTheme="majorHAnsi" w:eastAsiaTheme="majorEastAsia" w:hAnsiTheme="majorHAnsi" w:cstheme="majorBidi"/>
+          <w:b/>
+          <w:bCs/>
+          <w:color w:val="2F5496" w:themeColor="accent1" w:themeShade="BF"/>
+          <w:kern w:val="0"/>
+          <w:sz w:val="34"/>
+          <w:szCs w:val="34"/>
+          <w:lang w:val="en"/>
+          <w14:ligatures w14:val="none"/>
+        </w:rPr>
+        <w:t xml:space="preserve"> Use Cases</w:t>
       </w:r>
     </w:p>
     <w:p>
       <w:pPr>
-        <w:spacing w:before="240" w:after="240"/>
-        <w:rPr>
+        <w:spacing w:before="240" w:after="240" w:line="276" w:lineRule="auto"/>
+        <w:rPr>
+          <w:rFonts w:ascii="Arial" w:eastAsia="Arial" w:hAnsi="Arial" w:cs="Arial"/>
           <w:b/>
           <w:bCs/>
+          <w:kern w:val="0"/>
           <w:sz w:val="14"/>
           <w:szCs w:val="14"/>
           <w:shd w:val="clear" w:color="auto" w:fill="B7B7B7"/>
-        </w:rPr>
-      </w:pPr>
-      <w:r>
-        <w:rPr>
-          <w:b/>
+          <w:lang w:val="en"/>
+          <w14:ligatures w14:val="none"/>
+        </w:rPr>
+      </w:pPr>
+      <w:r>
+        <w:rPr>
+          <w:rFonts w:ascii="Arial" w:eastAsia="Arial" w:hAnsi="Arial" w:cs="Arial"/>
+          <w:b/>
+          <w:kern w:val="0"/>
+          <w:sz w:val="22"/>
+          <w:szCs w:val="22"/>
           <w:highlight w:val="darkGray"/>
+          <w:lang w:val="en"/>
+          <w14:ligatures w14:val="none"/>
         </w:rPr>
         <w:t># Source</w:t>
       </w:r>
       <w:r>
         <w:rPr>
+          <w:rFonts w:ascii="Arial" w:eastAsia="Arial" w:hAnsi="Arial" w:cs="Arial"/>
+          <w:kern w:val="0"/>
+          <w:sz w:val="22"/>
+          <w:szCs w:val="22"/>
           <w:highlight w:val="darkGray"/>
+          <w:lang w:val="en"/>
+          <w14:ligatures w14:val="none"/>
         </w:rPr>
         <w:t xml:space="preserve">: </w:t>
       </w:r>
-      <w:proofErr w:type="spellStart"/>
-      <w:r>
-        <w:rPr>
-          <w:b/>
+      <w:r>
+        <w:rPr>
+          <w:rFonts w:ascii="Arial" w:eastAsia="Arial" w:hAnsi="Arial" w:cs="Arial"/>
+          <w:b/>
+          <w:kern w:val="0"/>
+          <w:sz w:val="22"/>
+          <w:szCs w:val="22"/>
           <w:highlight w:val="darkGray"/>
-        </w:rPr>
-        <w:t>Chatgpt</w:t>
-      </w:r>
-      <w:proofErr w:type="spellEnd"/>
-      <w:r>
-        <w:rPr>
-          <w:b/>
+          <w:lang w:val="en"/>
+          <w14:ligatures w14:val="none"/>
+        </w:rPr>
+        <w:t>Chatgpt (GPT</w:t>
+      </w:r>
+      <w:r>
+        <w:rPr>
+          <w:rFonts w:ascii="Cambria Math" w:eastAsia="Arial" w:hAnsi="Cambria Math" w:cs="Cambria Math"/>
+          <w:b/>
+          <w:kern w:val="0"/>
+          <w:sz w:val="22"/>
+          <w:szCs w:val="22"/>
           <w:highlight w:val="darkGray"/>
-        </w:rPr>
-        <w:t xml:space="preserve"> (GPT‑5 Mini) at [12/18/2025]</w:t>
+          <w:lang w:val="en"/>
+          <w14:ligatures w14:val="none"/>
+        </w:rPr>
+        <w:t>‑</w:t>
+      </w:r>
+      <w:r>
+        <w:rPr>
+          <w:rFonts w:ascii="Arial" w:eastAsia="Arial" w:hAnsi="Arial" w:cs="Arial"/>
+          <w:b/>
+          <w:kern w:val="0"/>
+          <w:sz w:val="22"/>
+          <w:szCs w:val="22"/>
+          <w:highlight w:val="darkGray"/>
+          <w:lang w:val="en"/>
+          <w14:ligatures w14:val="none"/>
+        </w:rPr>
+        <w:t>5 Mini) at [12/18/2025]</w:t>
       </w:r>
     </w:p>
     <w:p>
-      <w:r>
-        <w:rPr>
+      <w:pPr>
+        <w:spacing w:after="0" w:line="276" w:lineRule="auto"/>
+        <w:rPr>
+          <w:rFonts w:ascii="Arial" w:eastAsia="Arial" w:hAnsi="Arial" w:cs="Arial"/>
+          <w:kern w:val="0"/>
+          <w:sz w:val="22"/>
+          <w:szCs w:val="22"/>
+          <w:lang w:val="en"/>
+          <w14:ligatures w14:val="none"/>
+        </w:rPr>
+      </w:pPr>
+      <w:r>
+        <w:rPr>
+          <w:rFonts w:ascii="Arial" w:eastAsia="Arial" w:hAnsi="Arial" w:cs="Arial"/>
           <w:noProof/>
+          <w:kern w:val="0"/>
+          <w:sz w:val="22"/>
+          <w:szCs w:val="22"/>
+          <w:lang w:val="en"/>
+          <w14:ligatures w14:val="none"/>
         </w:rPr>
         <w:drawing>
-          <wp:inline distT="114300" distB="114300" distL="114300" distR="114300" wp14:anchorId="33F3B66C" wp14:editId="27AA0BCD">
+          <wp:inline distT="114300" distB="114300" distL="114300" distR="114300" wp14:anchorId="7B03E245" wp14:editId="5F0C741D">
             <wp:extent cx="5943600" cy="1308100"/>
             <wp:effectExtent l="0" t="0" r="0" b="0"/>
             <wp:docPr id="4" name="image1.png"/>
@@ -1769,10 +3080,30 @@
         </w:drawing>
       </w:r>
       <w:r>
+        <w:rPr>
+          <w:rFonts w:ascii="Arial" w:eastAsia="Arial" w:hAnsi="Arial" w:cs="Arial"/>
+          <w:kern w:val="0"/>
+          <w:sz w:val="22"/>
+          <w:szCs w:val="22"/>
+          <w:lang w:val="en"/>
+          <w14:ligatures w14:val="none"/>
+        </w:rPr>
         <w:br w:type="page"/>
       </w:r>
     </w:p>
-    <w:p/>
+    <w:p>
+      <w:pPr>
+        <w:spacing w:after="0" w:line="276" w:lineRule="auto"/>
+        <w:rPr>
+          <w:rFonts w:ascii="Arial" w:eastAsia="Arial" w:hAnsi="Arial" w:cs="Arial"/>
+          <w:kern w:val="0"/>
+          <w:sz w:val="22"/>
+          <w:szCs w:val="22"/>
+          <w:lang w:val="en"/>
+          <w14:ligatures w14:val="none"/>
+        </w:rPr>
+      </w:pPr>
+    </w:p>
     <w:tbl>
       <w:tblPr>
         <w:tblW w:w="7930" w:type="dxa"/>
@@ -1813,14 +3144,26 @@
           </w:tcPr>
           <w:p>
             <w:pPr>
+              <w:spacing w:after="0" w:line="276" w:lineRule="auto"/>
               <w:jc w:val="center"/>
+              <w:rPr>
+                <w:rFonts w:ascii="Arial" w:eastAsia="Arial" w:hAnsi="Arial" w:cs="Arial"/>
+                <w:kern w:val="0"/>
+                <w:sz w:val="22"/>
+                <w:szCs w:val="22"/>
+                <w:lang w:val="en"/>
+                <w14:ligatures w14:val="none"/>
+              </w:rPr>
             </w:pPr>
             <w:r>
               <w:rPr>
-                <w:rFonts w:ascii="Roboto Mono" w:eastAsia="Roboto Mono" w:hAnsi="Roboto Mono"/>
+                <w:rFonts w:ascii="Roboto Mono" w:eastAsia="Roboto Mono" w:hAnsi="Roboto Mono" w:cs="Arial"/>
                 <w:b/>
                 <w:bCs/>
-                <w:sz w:val="24"/>
+                <w:kern w:val="0"/>
+                <w:szCs w:val="22"/>
+                <w:lang w:val="en"/>
+                <w14:ligatures w14:val="none"/>
               </w:rPr>
               <w:t>Environment</w:t>
             </w:r>
@@ -1844,14 +3187,26 @@
           </w:tcPr>
           <w:p>
             <w:pPr>
+              <w:spacing w:after="0" w:line="276" w:lineRule="auto"/>
               <w:jc w:val="center"/>
+              <w:rPr>
+                <w:rFonts w:ascii="Arial" w:eastAsia="Arial" w:hAnsi="Arial" w:cs="Arial"/>
+                <w:kern w:val="0"/>
+                <w:sz w:val="22"/>
+                <w:szCs w:val="22"/>
+                <w:lang w:val="en"/>
+                <w14:ligatures w14:val="none"/>
+              </w:rPr>
             </w:pPr>
             <w:r>
               <w:rPr>
-                <w:rFonts w:ascii="Roboto Mono" w:eastAsia="Roboto Mono" w:hAnsi="Roboto Mono"/>
+                <w:rFonts w:ascii="Roboto Mono" w:eastAsia="Roboto Mono" w:hAnsi="Roboto Mono" w:cs="Arial"/>
                 <w:b/>
                 <w:bCs/>
-                <w:sz w:val="24"/>
+                <w:kern w:val="0"/>
+                <w:szCs w:val="22"/>
+                <w:lang w:val="en"/>
+                <w14:ligatures w14:val="none"/>
               </w:rPr>
               <w:t>Why Star-Bus Works Well</w:t>
             </w:r>
@@ -1879,12 +3234,36 @@
             </w:tcMar>
           </w:tcPr>
           <w:p>
+            <w:pPr>
+              <w:spacing w:after="0" w:line="276" w:lineRule="auto"/>
+              <w:rPr>
+                <w:rFonts w:ascii="Arial" w:eastAsia="Arial" w:hAnsi="Arial" w:cs="Arial"/>
+                <w:kern w:val="0"/>
+                <w:sz w:val="22"/>
+                <w:szCs w:val="22"/>
+                <w:lang w:val="en"/>
+                <w14:ligatures w14:val="none"/>
+              </w:rPr>
+            </w:pPr>
             <w:r>
               <w:rPr>
-                <w:rFonts w:ascii="Roboto Mono" w:eastAsia="Roboto Mono" w:hAnsi="Roboto Mono"/>
-                <w:sz w:val="24"/>
-              </w:rPr>
-              <w:t>🏫 Schools/classrooms</w:t>
+                <w:rFonts w:ascii="Segoe UI Emoji" w:eastAsia="Roboto Mono" w:hAnsi="Segoe UI Emoji" w:cs="Segoe UI Emoji"/>
+                <w:kern w:val="0"/>
+                <w:szCs w:val="22"/>
+                <w:lang w:val="en"/>
+                <w14:ligatures w14:val="none"/>
+              </w:rPr>
+              <w:t>🏫</w:t>
+            </w:r>
+            <w:r>
+              <w:rPr>
+                <w:rFonts w:ascii="Roboto Mono" w:eastAsia="Roboto Mono" w:hAnsi="Roboto Mono" w:cs="Arial"/>
+                <w:kern w:val="0"/>
+                <w:szCs w:val="22"/>
+                <w:lang w:val="en"/>
+                <w14:ligatures w14:val="none"/>
+              </w:rPr>
+              <w:t xml:space="preserve"> Schools/classrooms</w:t>
             </w:r>
           </w:p>
         </w:tc>
@@ -1905,10 +3284,24 @@
             </w:tcMar>
           </w:tcPr>
           <w:p>
+            <w:pPr>
+              <w:spacing w:after="0" w:line="276" w:lineRule="auto"/>
+              <w:rPr>
+                <w:rFonts w:ascii="Arial" w:eastAsia="Arial" w:hAnsi="Arial" w:cs="Arial"/>
+                <w:kern w:val="0"/>
+                <w:sz w:val="22"/>
+                <w:szCs w:val="22"/>
+                <w:lang w:val="en"/>
+                <w14:ligatures w14:val="none"/>
+              </w:rPr>
+            </w:pPr>
             <w:r>
               <w:rPr>
-                <w:rFonts w:ascii="Roboto Mono" w:eastAsia="Roboto Mono" w:hAnsi="Roboto Mono"/>
-                <w:sz w:val="24"/>
+                <w:rFonts w:ascii="Roboto Mono" w:eastAsia="Roboto Mono" w:hAnsi="Roboto Mono" w:cs="Arial"/>
+                <w:kern w:val="0"/>
+                <w:szCs w:val="22"/>
+                <w:lang w:val="en"/>
+                <w14:ligatures w14:val="none"/>
               </w:rPr>
               <w:t>Each room has a hub, connected to one main cable</w:t>
             </w:r>
@@ -1936,12 +3329,36 @@
             </w:tcMar>
           </w:tcPr>
           <w:p>
+            <w:pPr>
+              <w:spacing w:after="0" w:line="276" w:lineRule="auto"/>
+              <w:rPr>
+                <w:rFonts w:ascii="Arial" w:eastAsia="Arial" w:hAnsi="Arial" w:cs="Arial"/>
+                <w:kern w:val="0"/>
+                <w:sz w:val="22"/>
+                <w:szCs w:val="22"/>
+                <w:lang w:val="en"/>
+                <w14:ligatures w14:val="none"/>
+              </w:rPr>
+            </w:pPr>
             <w:r>
               <w:rPr>
-                <w:rFonts w:ascii="Roboto Mono" w:eastAsia="Roboto Mono" w:hAnsi="Roboto Mono"/>
-                <w:sz w:val="24"/>
-              </w:rPr>
-              <w:t>🏢 Office buildings</w:t>
+                <w:rFonts w:ascii="Segoe UI Emoji" w:eastAsia="Roboto Mono" w:hAnsi="Segoe UI Emoji" w:cs="Segoe UI Emoji"/>
+                <w:kern w:val="0"/>
+                <w:szCs w:val="22"/>
+                <w:lang w:val="en"/>
+                <w14:ligatures w14:val="none"/>
+              </w:rPr>
+              <w:t>🏢</w:t>
+            </w:r>
+            <w:r>
+              <w:rPr>
+                <w:rFonts w:ascii="Roboto Mono" w:eastAsia="Roboto Mono" w:hAnsi="Roboto Mono" w:cs="Arial"/>
+                <w:kern w:val="0"/>
+                <w:szCs w:val="22"/>
+                <w:lang w:val="en"/>
+                <w14:ligatures w14:val="none"/>
+              </w:rPr>
+              <w:t xml:space="preserve"> Office buildings</w:t>
             </w:r>
           </w:p>
         </w:tc>
@@ -1962,10 +3379,24 @@
             </w:tcMar>
           </w:tcPr>
           <w:p>
+            <w:pPr>
+              <w:spacing w:after="0" w:line="276" w:lineRule="auto"/>
+              <w:rPr>
+                <w:rFonts w:ascii="Arial" w:eastAsia="Arial" w:hAnsi="Arial" w:cs="Arial"/>
+                <w:kern w:val="0"/>
+                <w:sz w:val="22"/>
+                <w:szCs w:val="22"/>
+                <w:lang w:val="en"/>
+                <w14:ligatures w14:val="none"/>
+              </w:rPr>
+            </w:pPr>
             <w:r>
               <w:rPr>
-                <w:rFonts w:ascii="Roboto Mono" w:eastAsia="Roboto Mono" w:hAnsi="Roboto Mono"/>
-                <w:sz w:val="24"/>
+                <w:rFonts w:ascii="Roboto Mono" w:eastAsia="Roboto Mono" w:hAnsi="Roboto Mono" w:cs="Arial"/>
+                <w:kern w:val="0"/>
+                <w:szCs w:val="22"/>
+                <w:lang w:val="en"/>
+                <w14:ligatures w14:val="none"/>
               </w:rPr>
               <w:t>Different departments/star zones use shared bus</w:t>
             </w:r>
@@ -1993,12 +3424,36 @@
             </w:tcMar>
           </w:tcPr>
           <w:p>
+            <w:pPr>
+              <w:spacing w:after="0" w:line="276" w:lineRule="auto"/>
+              <w:rPr>
+                <w:rFonts w:ascii="Arial" w:eastAsia="Arial" w:hAnsi="Arial" w:cs="Arial"/>
+                <w:kern w:val="0"/>
+                <w:sz w:val="22"/>
+                <w:szCs w:val="22"/>
+                <w:lang w:val="en"/>
+                <w14:ligatures w14:val="none"/>
+              </w:rPr>
+            </w:pPr>
             <w:r>
               <w:rPr>
-                <w:rFonts w:ascii="Roboto Mono" w:eastAsia="Roboto Mono" w:hAnsi="Roboto Mono"/>
-                <w:sz w:val="24"/>
-              </w:rPr>
-              <w:t>🏬 Retail branch networks</w:t>
+                <w:rFonts w:ascii="Segoe UI Emoji" w:eastAsia="Roboto Mono" w:hAnsi="Segoe UI Emoji" w:cs="Segoe UI Emoji"/>
+                <w:kern w:val="0"/>
+                <w:szCs w:val="22"/>
+                <w:lang w:val="en"/>
+                <w14:ligatures w14:val="none"/>
+              </w:rPr>
+              <w:t>🏬</w:t>
+            </w:r>
+            <w:r>
+              <w:rPr>
+                <w:rFonts w:ascii="Roboto Mono" w:eastAsia="Roboto Mono" w:hAnsi="Roboto Mono" w:cs="Arial"/>
+                <w:kern w:val="0"/>
+                <w:szCs w:val="22"/>
+                <w:lang w:val="en"/>
+                <w14:ligatures w14:val="none"/>
+              </w:rPr>
+              <w:t xml:space="preserve"> Retail branch networks</w:t>
             </w:r>
           </w:p>
         </w:tc>
@@ -2019,10 +3474,24 @@
             </w:tcMar>
           </w:tcPr>
           <w:p>
+            <w:pPr>
+              <w:spacing w:after="0" w:line="276" w:lineRule="auto"/>
+              <w:rPr>
+                <w:rFonts w:ascii="Arial" w:eastAsia="Arial" w:hAnsi="Arial" w:cs="Arial"/>
+                <w:kern w:val="0"/>
+                <w:sz w:val="22"/>
+                <w:szCs w:val="22"/>
+                <w:lang w:val="en"/>
+                <w14:ligatures w14:val="none"/>
+              </w:rPr>
+            </w:pPr>
             <w:r>
               <w:rPr>
-                <w:rFonts w:ascii="Roboto Mono" w:eastAsia="Roboto Mono" w:hAnsi="Roboto Mono"/>
-                <w:sz w:val="24"/>
+                <w:rFonts w:ascii="Roboto Mono" w:eastAsia="Roboto Mono" w:hAnsi="Roboto Mono" w:cs="Arial"/>
+                <w:kern w:val="0"/>
+                <w:szCs w:val="22"/>
+                <w:lang w:val="en"/>
+                <w14:ligatures w14:val="none"/>
               </w:rPr>
               <w:t>Small branches connected to a central backbone</w:t>
             </w:r>
@@ -2031,89 +3500,181 @@
       </w:tr>
     </w:tbl>
     <w:p>
-      <w:r>
-        <w:rPr>
-          <w:rFonts w:ascii="Roboto Mono" w:eastAsia="Roboto Mono" w:hAnsi="Roboto Mono"/>
-          <w:sz w:val="24"/>
-        </w:rPr>
-        <w:pict w14:anchorId="3AC530D5">
+      <w:pPr>
+        <w:spacing w:after="0" w:line="276" w:lineRule="auto"/>
+        <w:rPr>
+          <w:rFonts w:ascii="Arial" w:eastAsia="Arial" w:hAnsi="Arial" w:cs="Arial"/>
+          <w:kern w:val="0"/>
+          <w:sz w:val="22"/>
+          <w:szCs w:val="22"/>
+          <w:lang w:val="en"/>
+          <w14:ligatures w14:val="none"/>
+        </w:rPr>
+      </w:pPr>
+      <w:r>
+        <w:rPr>
+          <w:rFonts w:ascii="Roboto Mono" w:eastAsia="Roboto Mono" w:hAnsi="Roboto Mono" w:cs="Arial"/>
+          <w:kern w:val="0"/>
+          <w:szCs w:val="22"/>
+          <w:lang w:val="en"/>
+          <w14:ligatures w14:val="none"/>
+        </w:rPr>
+        <w:pict w14:anchorId="6745040B">
           <v:rect id="_x0000_i1031" style="width:0;height:1.5pt" o:hralign="center" o:hrstd="t" o:hr="t" fillcolor="#a0a0a0" stroked="f"/>
         </w:pict>
       </w:r>
     </w:p>
     <w:p>
       <w:pPr>
-        <w:pStyle w:val="Heading2"/>
-        <w:keepNext w:val="0"/>
-        <w:keepLines w:val="0"/>
-        <w:rPr>
+        <w:spacing w:before="160" w:after="80" w:line="276" w:lineRule="auto"/>
+        <w:outlineLvl w:val="1"/>
+        <w:rPr>
+          <w:rFonts w:asciiTheme="majorHAnsi" w:eastAsiaTheme="majorEastAsia" w:hAnsiTheme="majorHAnsi" w:cstheme="majorBidi"/>
           <w:b/>
           <w:bCs/>
+          <w:color w:val="2F5496" w:themeColor="accent1" w:themeShade="BF"/>
+          <w:kern w:val="0"/>
           <w:sz w:val="34"/>
           <w:szCs w:val="34"/>
+          <w:lang w:val="en"/>
+          <w14:ligatures w14:val="none"/>
         </w:rPr>
       </w:pPr>
       <w:bookmarkStart w:id="8" w:name="_ayxhtj2x7yqi" w:colFirst="0" w:colLast="0"/>
       <w:bookmarkEnd w:id="8"/>
       <w:r>
         <w:rPr>
-          <w:rFonts w:ascii="Arial Unicode MS" w:eastAsia="Arial Unicode MS" w:hAnsi="Arial Unicode MS" w:cs="Arial Unicode MS"/>
+          <w:rFonts w:ascii="Segoe UI Emoji" w:eastAsia="Arial Unicode MS" w:hAnsi="Segoe UI Emoji" w:cs="Segoe UI Emoji"/>
           <w:b/>
           <w:bCs/>
+          <w:color w:val="2F5496" w:themeColor="accent1" w:themeShade="BF"/>
+          <w:kern w:val="0"/>
           <w:sz w:val="34"/>
           <w:szCs w:val="34"/>
-        </w:rPr>
-        <w:t>✅ Summary</w:t>
+          <w:lang w:val="en"/>
+          <w14:ligatures w14:val="none"/>
+        </w:rPr>
+        <w:t>✅</w:t>
+      </w:r>
+      <w:r>
+        <w:rPr>
+          <w:rFonts w:ascii="Arial Unicode MS" w:eastAsia="Arial Unicode MS" w:hAnsi="Arial Unicode MS" w:cs="Arial Unicode MS"/>
+          <w:b/>
+          <w:bCs/>
+          <w:color w:val="2F5496" w:themeColor="accent1" w:themeShade="BF"/>
+          <w:kern w:val="0"/>
+          <w:sz w:val="34"/>
+          <w:szCs w:val="34"/>
+          <w:lang w:val="en"/>
+          <w14:ligatures w14:val="none"/>
+        </w:rPr>
+        <w:t xml:space="preserve"> Summary</w:t>
       </w:r>
     </w:p>
     <w:p>
       <w:pPr>
-        <w:spacing w:before="240" w:after="240"/>
-        <w:rPr>
+        <w:spacing w:before="240" w:after="240" w:line="276" w:lineRule="auto"/>
+        <w:rPr>
+          <w:rFonts w:ascii="Arial" w:eastAsia="Arial" w:hAnsi="Arial" w:cs="Arial"/>
           <w:b/>
           <w:bCs/>
+          <w:kern w:val="0"/>
           <w:sz w:val="14"/>
           <w:szCs w:val="14"/>
           <w:shd w:val="clear" w:color="auto" w:fill="B7B7B7"/>
-        </w:rPr>
-      </w:pPr>
-      <w:r>
-        <w:rPr>
-          <w:b/>
+          <w:lang w:val="en"/>
+          <w14:ligatures w14:val="none"/>
+        </w:rPr>
+      </w:pPr>
+      <w:r>
+        <w:rPr>
+          <w:rFonts w:ascii="Arial" w:eastAsia="Arial" w:hAnsi="Arial" w:cs="Arial"/>
+          <w:b/>
+          <w:kern w:val="0"/>
+          <w:sz w:val="22"/>
+          <w:szCs w:val="22"/>
           <w:highlight w:val="darkGray"/>
+          <w:lang w:val="en"/>
+          <w14:ligatures w14:val="none"/>
         </w:rPr>
         <w:t># Source</w:t>
       </w:r>
       <w:r>
         <w:rPr>
+          <w:rFonts w:ascii="Arial" w:eastAsia="Arial" w:hAnsi="Arial" w:cs="Arial"/>
+          <w:kern w:val="0"/>
+          <w:sz w:val="22"/>
+          <w:szCs w:val="22"/>
           <w:highlight w:val="darkGray"/>
+          <w:lang w:val="en"/>
+          <w14:ligatures w14:val="none"/>
         </w:rPr>
         <w:t xml:space="preserve">: </w:t>
       </w:r>
-      <w:proofErr w:type="spellStart"/>
-      <w:r>
-        <w:rPr>
-          <w:b/>
+      <w:r>
+        <w:rPr>
+          <w:rFonts w:ascii="Arial" w:eastAsia="Arial" w:hAnsi="Arial" w:cs="Arial"/>
+          <w:b/>
+          <w:kern w:val="0"/>
+          <w:sz w:val="22"/>
+          <w:szCs w:val="22"/>
           <w:highlight w:val="darkGray"/>
-        </w:rPr>
-        <w:t>Chatgpt</w:t>
-      </w:r>
-      <w:proofErr w:type="spellEnd"/>
-      <w:r>
-        <w:rPr>
-          <w:b/>
+          <w:lang w:val="en"/>
+          <w14:ligatures w14:val="none"/>
+        </w:rPr>
+        <w:t>Chatgpt (GPT</w:t>
+      </w:r>
+      <w:r>
+        <w:rPr>
+          <w:rFonts w:ascii="Cambria Math" w:eastAsia="Arial" w:hAnsi="Cambria Math" w:cs="Cambria Math"/>
+          <w:b/>
+          <w:kern w:val="0"/>
+          <w:sz w:val="22"/>
+          <w:szCs w:val="22"/>
           <w:highlight w:val="darkGray"/>
-        </w:rPr>
-        <w:t xml:space="preserve"> (GPT‑5 Mini) at [12/18/2025]</w:t>
+          <w:lang w:val="en"/>
+          <w14:ligatures w14:val="none"/>
+        </w:rPr>
+        <w:t>‑</w:t>
+      </w:r>
+      <w:r>
+        <w:rPr>
+          <w:rFonts w:ascii="Arial" w:eastAsia="Arial" w:hAnsi="Arial" w:cs="Arial"/>
+          <w:b/>
+          <w:kern w:val="0"/>
+          <w:sz w:val="22"/>
+          <w:szCs w:val="22"/>
+          <w:highlight w:val="darkGray"/>
+          <w:lang w:val="en"/>
+          <w14:ligatures w14:val="none"/>
+        </w:rPr>
+        <w:t>5 Mini) at [12/18/2025]</w:t>
       </w:r>
     </w:p>
     <w:p>
-      <w:r>
-        <w:rPr>
+      <w:pPr>
+        <w:spacing w:after="0" w:line="276" w:lineRule="auto"/>
+        <w:rPr>
+          <w:rFonts w:ascii="Arial" w:eastAsia="Arial" w:hAnsi="Arial" w:cs="Arial"/>
+          <w:kern w:val="0"/>
+          <w:sz w:val="22"/>
+          <w:szCs w:val="22"/>
+          <w:lang w:val="en"/>
+          <w14:ligatures w14:val="none"/>
+        </w:rPr>
+      </w:pPr>
+      <w:r>
+        <w:rPr>
+          <w:rFonts w:ascii="Arial" w:eastAsia="Arial" w:hAnsi="Arial" w:cs="Arial"/>
           <w:noProof/>
+          <w:kern w:val="0"/>
+          <w:sz w:val="22"/>
+          <w:szCs w:val="22"/>
+          <w:lang w:val="en"/>
+          <w14:ligatures w14:val="none"/>
         </w:rPr>
         <w:drawing>
-          <wp:inline distT="114300" distB="114300" distL="114300" distR="114300" wp14:anchorId="419384A6" wp14:editId="5354B197">
+          <wp:inline distT="114300" distB="114300" distL="114300" distR="114300" wp14:anchorId="7BCF70E5" wp14:editId="602B04C4">
             <wp:extent cx="5943600" cy="1651000"/>
             <wp:effectExtent l="0" t="0" r="0" b="0"/>
             <wp:docPr id="3" name="image2.png"/>
@@ -2149,7 +3710,19 @@
         </w:drawing>
       </w:r>
     </w:p>
-    <w:p/>
+    <w:p>
+      <w:pPr>
+        <w:spacing w:after="0" w:line="276" w:lineRule="auto"/>
+        <w:rPr>
+          <w:rFonts w:ascii="Arial" w:eastAsia="Arial" w:hAnsi="Arial" w:cs="Arial"/>
+          <w:kern w:val="0"/>
+          <w:sz w:val="22"/>
+          <w:szCs w:val="22"/>
+          <w:lang w:val="en"/>
+          <w14:ligatures w14:val="none"/>
+        </w:rPr>
+      </w:pPr>
+    </w:p>
     <w:tbl>
       <w:tblPr>
         <w:tblW w:w="6370" w:type="dxa"/>
@@ -2190,14 +3763,26 @@
           </w:tcPr>
           <w:p>
             <w:pPr>
+              <w:spacing w:after="0" w:line="276" w:lineRule="auto"/>
               <w:jc w:val="center"/>
+              <w:rPr>
+                <w:rFonts w:ascii="Arial" w:eastAsia="Arial" w:hAnsi="Arial" w:cs="Arial"/>
+                <w:kern w:val="0"/>
+                <w:sz w:val="22"/>
+                <w:szCs w:val="22"/>
+                <w:lang w:val="en"/>
+                <w14:ligatures w14:val="none"/>
+              </w:rPr>
             </w:pPr>
             <w:r>
               <w:rPr>
-                <w:rFonts w:ascii="Roboto Mono" w:eastAsia="Roboto Mono" w:hAnsi="Roboto Mono"/>
+                <w:rFonts w:ascii="Roboto Mono" w:eastAsia="Roboto Mono" w:hAnsi="Roboto Mono" w:cs="Arial"/>
                 <w:b/>
                 <w:bCs/>
-                <w:sz w:val="24"/>
+                <w:kern w:val="0"/>
+                <w:szCs w:val="22"/>
+                <w:lang w:val="en"/>
+                <w14:ligatures w14:val="none"/>
               </w:rPr>
               <w:t>Attribute</w:t>
             </w:r>
@@ -2221,14 +3806,26 @@
           </w:tcPr>
           <w:p>
             <w:pPr>
+              <w:spacing w:after="0" w:line="276" w:lineRule="auto"/>
               <w:jc w:val="center"/>
+              <w:rPr>
+                <w:rFonts w:ascii="Arial" w:eastAsia="Arial" w:hAnsi="Arial" w:cs="Arial"/>
+                <w:kern w:val="0"/>
+                <w:sz w:val="22"/>
+                <w:szCs w:val="22"/>
+                <w:lang w:val="en"/>
+                <w14:ligatures w14:val="none"/>
+              </w:rPr>
             </w:pPr>
             <w:r>
               <w:rPr>
-                <w:rFonts w:ascii="Roboto Mono" w:eastAsia="Roboto Mono" w:hAnsi="Roboto Mono"/>
+                <w:rFonts w:ascii="Roboto Mono" w:eastAsia="Roboto Mono" w:hAnsi="Roboto Mono" w:cs="Arial"/>
                 <w:b/>
                 <w:bCs/>
-                <w:sz w:val="24"/>
+                <w:kern w:val="0"/>
+                <w:szCs w:val="22"/>
+                <w:lang w:val="en"/>
+                <w14:ligatures w14:val="none"/>
               </w:rPr>
               <w:t>Star-Bus Topology</w:t>
             </w:r>
@@ -2256,12 +3853,26 @@
             </w:tcMar>
           </w:tcPr>
           <w:p>
+            <w:pPr>
+              <w:spacing w:after="0" w:line="276" w:lineRule="auto"/>
+              <w:rPr>
+                <w:rFonts w:ascii="Arial" w:eastAsia="Arial" w:hAnsi="Arial" w:cs="Arial"/>
+                <w:kern w:val="0"/>
+                <w:sz w:val="22"/>
+                <w:szCs w:val="22"/>
+                <w:lang w:val="en"/>
+                <w14:ligatures w14:val="none"/>
+              </w:rPr>
+            </w:pPr>
             <w:r>
               <w:rPr>
-                <w:rFonts w:ascii="Roboto Mono" w:eastAsia="Roboto Mono" w:hAnsi="Roboto Mono"/>
+                <w:rFonts w:ascii="Roboto Mono" w:eastAsia="Roboto Mono" w:hAnsi="Roboto Mono" w:cs="Arial"/>
                 <w:b/>
                 <w:bCs/>
-                <w:sz w:val="24"/>
+                <w:kern w:val="0"/>
+                <w:szCs w:val="22"/>
+                <w:lang w:val="en"/>
+                <w14:ligatures w14:val="none"/>
               </w:rPr>
               <w:t>Structure</w:t>
             </w:r>
@@ -2284,10 +3895,24 @@
             </w:tcMar>
           </w:tcPr>
           <w:p>
+            <w:pPr>
+              <w:spacing w:after="0" w:line="276" w:lineRule="auto"/>
+              <w:rPr>
+                <w:rFonts w:ascii="Arial" w:eastAsia="Arial" w:hAnsi="Arial" w:cs="Arial"/>
+                <w:kern w:val="0"/>
+                <w:sz w:val="22"/>
+                <w:szCs w:val="22"/>
+                <w:lang w:val="en"/>
+                <w14:ligatures w14:val="none"/>
+              </w:rPr>
+            </w:pPr>
             <w:r>
               <w:rPr>
-                <w:rFonts w:ascii="Roboto Mono" w:eastAsia="Roboto Mono" w:hAnsi="Roboto Mono"/>
-                <w:sz w:val="24"/>
+                <w:rFonts w:ascii="Roboto Mono" w:eastAsia="Roboto Mono" w:hAnsi="Roboto Mono" w:cs="Arial"/>
+                <w:kern w:val="0"/>
+                <w:szCs w:val="22"/>
+                <w:lang w:val="en"/>
+                <w14:ligatures w14:val="none"/>
               </w:rPr>
               <w:t>Stars connected by a central bus</w:t>
             </w:r>
@@ -2315,12 +3940,26 @@
             </w:tcMar>
           </w:tcPr>
           <w:p>
+            <w:pPr>
+              <w:spacing w:after="0" w:line="276" w:lineRule="auto"/>
+              <w:rPr>
+                <w:rFonts w:ascii="Arial" w:eastAsia="Arial" w:hAnsi="Arial" w:cs="Arial"/>
+                <w:kern w:val="0"/>
+                <w:sz w:val="22"/>
+                <w:szCs w:val="22"/>
+                <w:lang w:val="en"/>
+                <w14:ligatures w14:val="none"/>
+              </w:rPr>
+            </w:pPr>
             <w:r>
               <w:rPr>
-                <w:rFonts w:ascii="Roboto Mono" w:eastAsia="Roboto Mono" w:hAnsi="Roboto Mono"/>
+                <w:rFonts w:ascii="Roboto Mono" w:eastAsia="Roboto Mono" w:hAnsi="Roboto Mono" w:cs="Arial"/>
                 <w:b/>
                 <w:bCs/>
-                <w:sz w:val="24"/>
+                <w:kern w:val="0"/>
+                <w:szCs w:val="22"/>
+                <w:lang w:val="en"/>
+                <w14:ligatures w14:val="none"/>
               </w:rPr>
               <w:t>Hybrid of</w:t>
             </w:r>
@@ -2343,10 +3982,24 @@
             </w:tcMar>
           </w:tcPr>
           <w:p>
+            <w:pPr>
+              <w:spacing w:after="0" w:line="276" w:lineRule="auto"/>
+              <w:rPr>
+                <w:rFonts w:ascii="Arial" w:eastAsia="Arial" w:hAnsi="Arial" w:cs="Arial"/>
+                <w:kern w:val="0"/>
+                <w:sz w:val="22"/>
+                <w:szCs w:val="22"/>
+                <w:lang w:val="en"/>
+                <w14:ligatures w14:val="none"/>
+              </w:rPr>
+            </w:pPr>
             <w:r>
               <w:rPr>
-                <w:rFonts w:ascii="Roboto Mono" w:eastAsia="Roboto Mono" w:hAnsi="Roboto Mono"/>
-                <w:sz w:val="24"/>
+                <w:rFonts w:ascii="Roboto Mono" w:eastAsia="Roboto Mono" w:hAnsi="Roboto Mono" w:cs="Arial"/>
+                <w:kern w:val="0"/>
+                <w:szCs w:val="22"/>
+                <w:lang w:val="en"/>
+                <w14:ligatures w14:val="none"/>
               </w:rPr>
               <w:t>Star + Bus</w:t>
             </w:r>
@@ -2374,12 +4027,26 @@
             </w:tcMar>
           </w:tcPr>
           <w:p>
+            <w:pPr>
+              <w:spacing w:after="0" w:line="276" w:lineRule="auto"/>
+              <w:rPr>
+                <w:rFonts w:ascii="Arial" w:eastAsia="Arial" w:hAnsi="Arial" w:cs="Arial"/>
+                <w:kern w:val="0"/>
+                <w:sz w:val="22"/>
+                <w:szCs w:val="22"/>
+                <w:lang w:val="en"/>
+                <w14:ligatures w14:val="none"/>
+              </w:rPr>
+            </w:pPr>
             <w:r>
               <w:rPr>
-                <w:rFonts w:ascii="Roboto Mono" w:eastAsia="Roboto Mono" w:hAnsi="Roboto Mono"/>
+                <w:rFonts w:ascii="Roboto Mono" w:eastAsia="Roboto Mono" w:hAnsi="Roboto Mono" w:cs="Arial"/>
                 <w:b/>
                 <w:bCs/>
-                <w:sz w:val="24"/>
+                <w:kern w:val="0"/>
+                <w:szCs w:val="22"/>
+                <w:lang w:val="en"/>
+                <w14:ligatures w14:val="none"/>
               </w:rPr>
               <w:t>Redundancy</w:t>
             </w:r>
@@ -2402,10 +4069,24 @@
             </w:tcMar>
           </w:tcPr>
           <w:p>
+            <w:pPr>
+              <w:spacing w:after="0" w:line="276" w:lineRule="auto"/>
+              <w:rPr>
+                <w:rFonts w:ascii="Arial" w:eastAsia="Arial" w:hAnsi="Arial" w:cs="Arial"/>
+                <w:kern w:val="0"/>
+                <w:sz w:val="22"/>
+                <w:szCs w:val="22"/>
+                <w:lang w:val="en"/>
+                <w14:ligatures w14:val="none"/>
+              </w:rPr>
+            </w:pPr>
             <w:r>
               <w:rPr>
-                <w:rFonts w:ascii="Roboto Mono" w:eastAsia="Roboto Mono" w:hAnsi="Roboto Mono"/>
-                <w:sz w:val="24"/>
+                <w:rFonts w:ascii="Roboto Mono" w:eastAsia="Roboto Mono" w:hAnsi="Roboto Mono" w:cs="Arial"/>
+                <w:kern w:val="0"/>
+                <w:szCs w:val="22"/>
+                <w:lang w:val="en"/>
+                <w14:ligatures w14:val="none"/>
               </w:rPr>
               <w:t>Good locally, weak at backbone level</w:t>
             </w:r>
@@ -2433,12 +4114,26 @@
             </w:tcMar>
           </w:tcPr>
           <w:p>
+            <w:pPr>
+              <w:spacing w:after="0" w:line="276" w:lineRule="auto"/>
+              <w:rPr>
+                <w:rFonts w:ascii="Arial" w:eastAsia="Arial" w:hAnsi="Arial" w:cs="Arial"/>
+                <w:kern w:val="0"/>
+                <w:sz w:val="22"/>
+                <w:szCs w:val="22"/>
+                <w:lang w:val="en"/>
+                <w14:ligatures w14:val="none"/>
+              </w:rPr>
+            </w:pPr>
             <w:r>
               <w:rPr>
-                <w:rFonts w:ascii="Roboto Mono" w:eastAsia="Roboto Mono" w:hAnsi="Roboto Mono"/>
+                <w:rFonts w:ascii="Roboto Mono" w:eastAsia="Roboto Mono" w:hAnsi="Roboto Mono" w:cs="Arial"/>
                 <w:b/>
                 <w:bCs/>
-                <w:sz w:val="24"/>
+                <w:kern w:val="0"/>
+                <w:szCs w:val="22"/>
+                <w:lang w:val="en"/>
+                <w14:ligatures w14:val="none"/>
               </w:rPr>
               <w:t>Best For</w:t>
             </w:r>
@@ -2461,10 +4156,24 @@
             </w:tcMar>
           </w:tcPr>
           <w:p>
+            <w:pPr>
+              <w:spacing w:after="0" w:line="276" w:lineRule="auto"/>
+              <w:rPr>
+                <w:rFonts w:ascii="Arial" w:eastAsia="Arial" w:hAnsi="Arial" w:cs="Arial"/>
+                <w:kern w:val="0"/>
+                <w:sz w:val="22"/>
+                <w:szCs w:val="22"/>
+                <w:lang w:val="en"/>
+                <w14:ligatures w14:val="none"/>
+              </w:rPr>
+            </w:pPr>
             <w:r>
               <w:rPr>
-                <w:rFonts w:ascii="Roboto Mono" w:eastAsia="Roboto Mono" w:hAnsi="Roboto Mono"/>
-                <w:sz w:val="24"/>
+                <w:rFonts w:ascii="Roboto Mono" w:eastAsia="Roboto Mono" w:hAnsi="Roboto Mono" w:cs="Arial"/>
+                <w:kern w:val="0"/>
+                <w:szCs w:val="22"/>
+                <w:lang w:val="en"/>
+                <w14:ligatures w14:val="none"/>
               </w:rPr>
               <w:t>Medium-size networks needing segment control</w:t>
             </w:r>
@@ -2473,16 +4182,31 @@
       </w:tr>
     </w:tbl>
     <w:p>
-      <w:r>
-        <w:rPr>
-          <w:rFonts w:ascii="Roboto Mono" w:eastAsia="Roboto Mono" w:hAnsi="Roboto Mono"/>
-          <w:sz w:val="24"/>
-        </w:rPr>
-        <w:pict w14:anchorId="39EF4148">
+      <w:pPr>
+        <w:spacing w:after="0" w:line="276" w:lineRule="auto"/>
+        <w:rPr>
+          <w:rFonts w:ascii="Arial" w:eastAsia="Arial" w:hAnsi="Arial" w:cs="Arial"/>
+          <w:kern w:val="0"/>
+          <w:sz w:val="22"/>
+          <w:szCs w:val="22"/>
+          <w:lang w:val="en"/>
+          <w14:ligatures w14:val="none"/>
+        </w:rPr>
+      </w:pPr>
+      <w:r>
+        <w:rPr>
+          <w:rFonts w:ascii="Roboto Mono" w:eastAsia="Roboto Mono" w:hAnsi="Roboto Mono" w:cs="Arial"/>
+          <w:kern w:val="0"/>
+          <w:szCs w:val="22"/>
+          <w:lang w:val="en"/>
+          <w14:ligatures w14:val="none"/>
+        </w:rPr>
+        <w:pict w14:anchorId="5DB9037E">
           <v:rect id="_x0000_i1032" style="width:0;height:1.5pt" o:hralign="center" o:hrstd="t" o:hr="t" fillcolor="#a0a0a0" stroked="f"/>
         </w:pict>
       </w:r>
     </w:p>
+    <w:p/>
     <w:sectPr>
       <w:pgSz w:w="12240" w:h="15840"/>
       <w:pgMar w:top="1440" w:right="1440" w:bottom="1440" w:left="1440" w:header="720" w:footer="720" w:gutter="0"/>
@@ -3130,18 +4854,6 @@
   <w:style w:type="paragraph" w:default="1" w:styleId="Normal">
     <w:name w:val="Normal"/>
     <w:qFormat/>
-    <w:rsid w:val="001A7059"/>
-    <w:pPr>
-      <w:spacing w:after="0" w:line="276" w:lineRule="auto"/>
-    </w:pPr>
-    <w:rPr>
-      <w:rFonts w:ascii="Arial" w:eastAsia="Arial" w:hAnsi="Arial" w:cs="Arial"/>
-      <w:kern w:val="0"/>
-      <w:sz w:val="22"/>
-      <w:szCs w:val="22"/>
-      <w:lang w:val="en"/>
-      <w14:ligatures w14:val="none"/>
-    </w:rPr>
   </w:style>
   <w:style w:type="paragraph" w:styleId="Heading1">
     <w:name w:val="heading 1"/>
@@ -3150,7 +4862,7 @@
     <w:link w:val="Heading1Char"/>
     <w:uiPriority w:val="9"/>
     <w:qFormat/>
-    <w:rsid w:val="002C3FD6"/>
+    <w:rsid w:val="005F2478"/>
     <w:pPr>
       <w:keepNext/>
       <w:keepLines/>
@@ -3170,9 +4882,10 @@
     <w:next w:val="Normal"/>
     <w:link w:val="Heading2Char"/>
     <w:uiPriority w:val="9"/>
+    <w:semiHidden/>
     <w:unhideWhenUsed/>
     <w:qFormat/>
-    <w:rsid w:val="002C3FD6"/>
+    <w:rsid w:val="005F2478"/>
     <w:pPr>
       <w:keepNext/>
       <w:keepLines/>
@@ -3195,7 +4908,7 @@
     <w:semiHidden/>
     <w:unhideWhenUsed/>
     <w:qFormat/>
-    <w:rsid w:val="002C3FD6"/>
+    <w:rsid w:val="005F2478"/>
     <w:pPr>
       <w:keepNext/>
       <w:keepLines/>
@@ -3218,7 +4931,7 @@
     <w:semiHidden/>
     <w:unhideWhenUsed/>
     <w:qFormat/>
-    <w:rsid w:val="002C3FD6"/>
+    <w:rsid w:val="005F2478"/>
     <w:pPr>
       <w:keepNext/>
       <w:keepLines/>
@@ -3241,7 +4954,7 @@
     <w:semiHidden/>
     <w:unhideWhenUsed/>
     <w:qFormat/>
-    <w:rsid w:val="002C3FD6"/>
+    <w:rsid w:val="005F2478"/>
     <w:pPr>
       <w:keepNext/>
       <w:keepLines/>
@@ -3262,11 +4975,11 @@
     <w:semiHidden/>
     <w:unhideWhenUsed/>
     <w:qFormat/>
-    <w:rsid w:val="002C3FD6"/>
+    <w:rsid w:val="005F2478"/>
     <w:pPr>
       <w:keepNext/>
       <w:keepLines/>
-      <w:spacing w:before="40"/>
+      <w:spacing w:before="40" w:after="0"/>
       <w:outlineLvl w:val="5"/>
     </w:pPr>
     <w:rPr>
@@ -3285,11 +4998,11 @@
     <w:semiHidden/>
     <w:unhideWhenUsed/>
     <w:qFormat/>
-    <w:rsid w:val="002C3FD6"/>
+    <w:rsid w:val="005F2478"/>
     <w:pPr>
       <w:keepNext/>
       <w:keepLines/>
-      <w:spacing w:before="40"/>
+      <w:spacing w:before="40" w:after="0"/>
       <w:outlineLvl w:val="6"/>
     </w:pPr>
     <w:rPr>
@@ -3306,10 +5019,11 @@
     <w:semiHidden/>
     <w:unhideWhenUsed/>
     <w:qFormat/>
-    <w:rsid w:val="002C3FD6"/>
+    <w:rsid w:val="005F2478"/>
     <w:pPr>
       <w:keepNext/>
       <w:keepLines/>
+      <w:spacing w:after="0"/>
       <w:outlineLvl w:val="7"/>
     </w:pPr>
     <w:rPr>
@@ -3328,10 +5042,11 @@
     <w:semiHidden/>
     <w:unhideWhenUsed/>
     <w:qFormat/>
-    <w:rsid w:val="002C3FD6"/>
+    <w:rsid w:val="005F2478"/>
     <w:pPr>
       <w:keepNext/>
       <w:keepLines/>
+      <w:spacing w:after="0"/>
       <w:outlineLvl w:val="8"/>
     </w:pPr>
     <w:rPr>
@@ -3371,7 +5086,7 @@
     <w:basedOn w:val="DefaultParagraphFont"/>
     <w:link w:val="Heading1"/>
     <w:uiPriority w:val="9"/>
-    <w:rsid w:val="002C3FD6"/>
+    <w:rsid w:val="005F2478"/>
     <w:rPr>
       <w:rFonts w:asciiTheme="majorHAnsi" w:eastAsiaTheme="majorEastAsia" w:hAnsiTheme="majorHAnsi" w:cstheme="majorBidi"/>
       <w:color w:val="2F5496" w:themeColor="accent1" w:themeShade="BF"/>
@@ -3384,7 +5099,8 @@
     <w:basedOn w:val="DefaultParagraphFont"/>
     <w:link w:val="Heading2"/>
     <w:uiPriority w:val="9"/>
-    <w:rsid w:val="002C3FD6"/>
+    <w:semiHidden/>
+    <w:rsid w:val="005F2478"/>
     <w:rPr>
       <w:rFonts w:asciiTheme="majorHAnsi" w:eastAsiaTheme="majorEastAsia" w:hAnsiTheme="majorHAnsi" w:cstheme="majorBidi"/>
       <w:color w:val="2F5496" w:themeColor="accent1" w:themeShade="BF"/>
@@ -3398,7 +5114,7 @@
     <w:link w:val="Heading3"/>
     <w:uiPriority w:val="9"/>
     <w:semiHidden/>
-    <w:rsid w:val="002C3FD6"/>
+    <w:rsid w:val="005F2478"/>
     <w:rPr>
       <w:rFonts w:eastAsiaTheme="majorEastAsia" w:cstheme="majorBidi"/>
       <w:color w:val="2F5496" w:themeColor="accent1" w:themeShade="BF"/>
@@ -3412,7 +5128,7 @@
     <w:link w:val="Heading4"/>
     <w:uiPriority w:val="9"/>
     <w:semiHidden/>
-    <w:rsid w:val="002C3FD6"/>
+    <w:rsid w:val="005F2478"/>
     <w:rPr>
       <w:rFonts w:eastAsiaTheme="majorEastAsia" w:cstheme="majorBidi"/>
       <w:i/>
@@ -3426,7 +5142,7 @@
     <w:link w:val="Heading5"/>
     <w:uiPriority w:val="9"/>
     <w:semiHidden/>
-    <w:rsid w:val="002C3FD6"/>
+    <w:rsid w:val="005F2478"/>
     <w:rPr>
       <w:rFonts w:eastAsiaTheme="majorEastAsia" w:cstheme="majorBidi"/>
       <w:color w:val="2F5496" w:themeColor="accent1" w:themeShade="BF"/>
@@ -3438,7 +5154,7 @@
     <w:link w:val="Heading6"/>
     <w:uiPriority w:val="9"/>
     <w:semiHidden/>
-    <w:rsid w:val="002C3FD6"/>
+    <w:rsid w:val="005F2478"/>
     <w:rPr>
       <w:rFonts w:eastAsiaTheme="majorEastAsia" w:cstheme="majorBidi"/>
       <w:i/>
@@ -3452,7 +5168,7 @@
     <w:link w:val="Heading7"/>
     <w:uiPriority w:val="9"/>
     <w:semiHidden/>
-    <w:rsid w:val="002C3FD6"/>
+    <w:rsid w:val="005F2478"/>
     <w:rPr>
       <w:rFonts w:eastAsiaTheme="majorEastAsia" w:cstheme="majorBidi"/>
       <w:color w:val="595959" w:themeColor="text1" w:themeTint="A6"/>
@@ -3464,7 +5180,7 @@
     <w:link w:val="Heading8"/>
     <w:uiPriority w:val="9"/>
     <w:semiHidden/>
-    <w:rsid w:val="002C3FD6"/>
+    <w:rsid w:val="005F2478"/>
     <w:rPr>
       <w:rFonts w:eastAsiaTheme="majorEastAsia" w:cstheme="majorBidi"/>
       <w:i/>
@@ -3478,7 +5194,7 @@
     <w:link w:val="Heading9"/>
     <w:uiPriority w:val="9"/>
     <w:semiHidden/>
-    <w:rsid w:val="002C3FD6"/>
+    <w:rsid w:val="005F2478"/>
     <w:rPr>
       <w:rFonts w:eastAsiaTheme="majorEastAsia" w:cstheme="majorBidi"/>
       <w:color w:val="272727" w:themeColor="text1" w:themeTint="D8"/>
@@ -3491,7 +5207,7 @@
     <w:link w:val="TitleChar"/>
     <w:uiPriority w:val="10"/>
     <w:qFormat/>
-    <w:rsid w:val="002C3FD6"/>
+    <w:rsid w:val="005F2478"/>
     <w:pPr>
       <w:spacing w:after="80" w:line="240" w:lineRule="auto"/>
       <w:contextualSpacing/>
@@ -3509,7 +5225,7 @@
     <w:basedOn w:val="DefaultParagraphFont"/>
     <w:link w:val="Title"/>
     <w:uiPriority w:val="10"/>
-    <w:rsid w:val="002C3FD6"/>
+    <w:rsid w:val="005F2478"/>
     <w:rPr>
       <w:rFonts w:asciiTheme="majorHAnsi" w:eastAsiaTheme="majorEastAsia" w:hAnsiTheme="majorHAnsi" w:cstheme="majorBidi"/>
       <w:spacing w:val="-10"/>
@@ -3525,7 +5241,7 @@
     <w:link w:val="SubtitleChar"/>
     <w:uiPriority w:val="11"/>
     <w:qFormat/>
-    <w:rsid w:val="002C3FD6"/>
+    <w:rsid w:val="005F2478"/>
     <w:pPr>
       <w:numPr>
         <w:ilvl w:val="1"/>
@@ -3544,7 +5260,7 @@
     <w:basedOn w:val="DefaultParagraphFont"/>
     <w:link w:val="Subtitle"/>
     <w:uiPriority w:val="11"/>
-    <w:rsid w:val="002C3FD6"/>
+    <w:rsid w:val="005F2478"/>
     <w:rPr>
       <w:rFonts w:eastAsiaTheme="majorEastAsia" w:cstheme="majorBidi"/>
       <w:color w:val="595959" w:themeColor="text1" w:themeTint="A6"/>
@@ -3560,7 +5276,7 @@
     <w:link w:val="QuoteChar"/>
     <w:uiPriority w:val="29"/>
     <w:qFormat/>
-    <w:rsid w:val="002C3FD6"/>
+    <w:rsid w:val="005F2478"/>
     <w:pPr>
       <w:spacing w:before="160"/>
       <w:jc w:val="center"/>
@@ -3576,7 +5292,7 @@
     <w:basedOn w:val="DefaultParagraphFont"/>
     <w:link w:val="Quote"/>
     <w:uiPriority w:val="29"/>
-    <w:rsid w:val="002C3FD6"/>
+    <w:rsid w:val="005F2478"/>
     <w:rPr>
       <w:i/>
       <w:iCs/>
@@ -3588,7 +5304,7 @@
     <w:basedOn w:val="Normal"/>
     <w:uiPriority w:val="34"/>
     <w:qFormat/>
-    <w:rsid w:val="002C3FD6"/>
+    <w:rsid w:val="005F2478"/>
     <w:pPr>
       <w:ind w:left="720"/>
       <w:contextualSpacing/>
@@ -3599,7 +5315,7 @@
     <w:basedOn w:val="DefaultParagraphFont"/>
     <w:uiPriority w:val="21"/>
     <w:qFormat/>
-    <w:rsid w:val="002C3FD6"/>
+    <w:rsid w:val="005F2478"/>
     <w:rPr>
       <w:i/>
       <w:iCs/>
@@ -3613,7 +5329,7 @@
     <w:link w:val="IntenseQuoteChar"/>
     <w:uiPriority w:val="30"/>
     <w:qFormat/>
-    <w:rsid w:val="002C3FD6"/>
+    <w:rsid w:val="005F2478"/>
     <w:pPr>
       <w:pBdr>
         <w:top w:val="single" w:sz="4" w:space="10" w:color="2F5496" w:themeColor="accent1" w:themeShade="BF"/>
@@ -3634,7 +5350,7 @@
     <w:basedOn w:val="DefaultParagraphFont"/>
     <w:link w:val="IntenseQuote"/>
     <w:uiPriority w:val="30"/>
-    <w:rsid w:val="002C3FD6"/>
+    <w:rsid w:val="005F2478"/>
     <w:rPr>
       <w:i/>
       <w:iCs/>
@@ -3646,7 +5362,7 @@
     <w:basedOn w:val="DefaultParagraphFont"/>
     <w:uiPriority w:val="32"/>
     <w:qFormat/>
-    <w:rsid w:val="002C3FD6"/>
+    <w:rsid w:val="005F2478"/>
     <w:rPr>
       <w:b/>
       <w:bCs/>

--- a/Knowledge/3-Work knowledge/1-Software Engineering/1-Software Engineering Fundamentals/5-My Source/3-Network Topologies/Types of hybrid Topology/3-Star-Bus Topology.docx
+++ b/Knowledge/3-Work knowledge/1-Software Engineering/1-Software Engineering Fundamentals/5-My Source/3-Network Topologies/Types of hybrid Topology/3-Star-Bus Topology.docx
@@ -4,61 +4,31 @@
   <w:body>
     <w:p>
       <w:pPr>
-        <w:keepNext/>
-        <w:keepLines/>
-        <w:spacing w:before="360" w:after="80" w:line="276" w:lineRule="auto"/>
-        <w:outlineLvl w:val="0"/>
-        <w:rPr>
-          <w:rFonts w:asciiTheme="majorHAnsi" w:eastAsiaTheme="majorEastAsia" w:hAnsiTheme="majorHAnsi" w:cstheme="majorBidi"/>
-          <w:color w:val="2F5496" w:themeColor="accent1" w:themeShade="BF"/>
-          <w:kern w:val="0"/>
-          <w:sz w:val="40"/>
-          <w:szCs w:val="40"/>
-          <w:lang w:val="en"/>
-          <w14:ligatures w14:val="none"/>
+        <w:pStyle w:val="Heading1"/>
+        <w:rPr>
+          <w:lang w:val="en"/>
         </w:rPr>
       </w:pPr>
       <w:bookmarkStart w:id="0" w:name="_nc6xyie66qzo" w:colFirst="0" w:colLast="0"/>
       <w:bookmarkEnd w:id="0"/>
       <w:r>
         <w:rPr>
-          <w:rFonts w:asciiTheme="majorHAnsi" w:eastAsiaTheme="majorEastAsia" w:hAnsiTheme="majorHAnsi" w:cstheme="majorBidi"/>
-          <w:color w:val="2F5496" w:themeColor="accent1" w:themeShade="BF"/>
-          <w:kern w:val="0"/>
-          <w:sz w:val="40"/>
-          <w:szCs w:val="40"/>
-          <w:lang w:val="en"/>
-          <w14:ligatures w14:val="none"/>
+          <w:lang w:val="en"/>
         </w:rPr>
         <w:t>Star-Bus Topology</w:t>
       </w:r>
     </w:p>
     <w:p>
       <w:pPr>
-        <w:keepNext/>
-        <w:keepLines/>
-        <w:spacing w:before="160" w:after="80" w:line="276" w:lineRule="auto"/>
-        <w:outlineLvl w:val="1"/>
-        <w:rPr>
-          <w:rFonts w:asciiTheme="majorHAnsi" w:eastAsiaTheme="majorEastAsia" w:hAnsiTheme="majorHAnsi" w:cstheme="majorBidi"/>
-          <w:color w:val="2F5496" w:themeColor="accent1" w:themeShade="BF"/>
-          <w:kern w:val="0"/>
-          <w:sz w:val="32"/>
-          <w:szCs w:val="32"/>
-          <w:lang w:val="en"/>
-          <w14:ligatures w14:val="none"/>
+        <w:pStyle w:val="Heading2"/>
+        <w:rPr>
+          <w:lang w:val="en"/>
         </w:rPr>
       </w:pPr>
       <w:bookmarkStart w:id="1" w:name="_Hlk216936654"/>
       <w:r>
         <w:rPr>
-          <w:rFonts w:asciiTheme="majorHAnsi" w:eastAsiaTheme="majorEastAsia" w:hAnsiTheme="majorHAnsi" w:cstheme="majorBidi"/>
-          <w:color w:val="2F5496" w:themeColor="accent1" w:themeShade="BF"/>
-          <w:kern w:val="0"/>
-          <w:sz w:val="32"/>
-          <w:szCs w:val="32"/>
-          <w:lang w:val="en"/>
-          <w14:ligatures w14:val="none"/>
+          <w:lang w:val="en"/>
         </w:rPr>
         <w:t>What Is Star-Bus Topology?</w:t>
       </w:r>
@@ -101,6 +71,7 @@
         </w:rPr>
         <w:t xml:space="preserve">: </w:t>
       </w:r>
+      <w:proofErr w:type="spellStart"/>
       <w:r>
         <w:rPr>
           <w:rFonts w:ascii="Arial" w:eastAsia="Arial" w:hAnsi="Arial" w:cs="Arial"/>
@@ -112,7 +83,21 @@
           <w:lang w:val="en"/>
           <w14:ligatures w14:val="none"/>
         </w:rPr>
-        <w:t>Chatgpt (GPT</w:t>
+        <w:t>Chatgpt</w:t>
+      </w:r>
+      <w:proofErr w:type="spellEnd"/>
+      <w:r>
+        <w:rPr>
+          <w:rFonts w:ascii="Arial" w:eastAsia="Arial" w:hAnsi="Arial" w:cs="Arial"/>
+          <w:b/>
+          <w:kern w:val="0"/>
+          <w:sz w:val="22"/>
+          <w:szCs w:val="22"/>
+          <w:highlight w:val="darkGray"/>
+          <w:lang w:val="en"/>
+          <w14:ligatures w14:val="none"/>
+        </w:rPr>
+        <w:t xml:space="preserve"> (GPT</w:t>
       </w:r>
       <w:r>
         <w:rPr>
@@ -301,47 +286,23 @@
     </w:p>
     <w:p>
       <w:pPr>
-        <w:spacing w:before="160" w:after="80" w:line="276" w:lineRule="auto"/>
-        <w:outlineLvl w:val="1"/>
-        <w:rPr>
-          <w:rFonts w:asciiTheme="majorHAnsi" w:eastAsiaTheme="majorEastAsia" w:hAnsiTheme="majorHAnsi" w:cstheme="majorBidi"/>
-          <w:b/>
-          <w:bCs/>
-          <w:color w:val="2F5496" w:themeColor="accent1" w:themeShade="BF"/>
-          <w:kern w:val="0"/>
-          <w:sz w:val="34"/>
-          <w:szCs w:val="34"/>
-          <w:lang w:val="en"/>
-          <w14:ligatures w14:val="none"/>
+        <w:pStyle w:val="Heading2"/>
+        <w:rPr>
+          <w:lang w:val="en"/>
         </w:rPr>
       </w:pPr>
       <w:bookmarkStart w:id="2" w:name="_yfqw1sx6o7p1" w:colFirst="0" w:colLast="0"/>
       <w:bookmarkEnd w:id="2"/>
       <w:r>
         <w:rPr>
-          <w:rFonts w:ascii="Segoe UI Emoji" w:eastAsiaTheme="majorEastAsia" w:hAnsi="Segoe UI Emoji" w:cs="Segoe UI Emoji"/>
-          <w:b/>
-          <w:bCs/>
-          <w:color w:val="2F5496" w:themeColor="accent1" w:themeShade="BF"/>
-          <w:kern w:val="0"/>
-          <w:sz w:val="34"/>
-          <w:szCs w:val="34"/>
-          <w:lang w:val="en"/>
-          <w14:ligatures w14:val="none"/>
+          <w:rFonts w:ascii="Segoe UI Emoji" w:hAnsi="Segoe UI Emoji" w:cs="Segoe UI Emoji"/>
+          <w:lang w:val="en"/>
         </w:rPr>
         <w:t>🧠</w:t>
       </w:r>
       <w:r>
         <w:rPr>
-          <w:rFonts w:asciiTheme="majorHAnsi" w:eastAsiaTheme="majorEastAsia" w:hAnsiTheme="majorHAnsi" w:cstheme="majorBidi"/>
-          <w:b/>
-          <w:bCs/>
-          <w:color w:val="2F5496" w:themeColor="accent1" w:themeShade="BF"/>
-          <w:kern w:val="0"/>
-          <w:sz w:val="34"/>
-          <w:szCs w:val="34"/>
-          <w:lang w:val="en"/>
-          <w14:ligatures w14:val="none"/>
+          <w:lang w:val="en"/>
         </w:rPr>
         <w:t xml:space="preserve"> Simple Definition:</w:t>
       </w:r>
@@ -383,6 +344,7 @@
         </w:rPr>
         <w:t xml:space="preserve">: </w:t>
       </w:r>
+      <w:proofErr w:type="spellStart"/>
       <w:r>
         <w:rPr>
           <w:rFonts w:ascii="Arial" w:eastAsia="Arial" w:hAnsi="Arial" w:cs="Arial"/>
@@ -394,7 +356,21 @@
           <w:lang w:val="en"/>
           <w14:ligatures w14:val="none"/>
         </w:rPr>
-        <w:t>Chatgpt (GPT</w:t>
+        <w:t>Chatgpt</w:t>
+      </w:r>
+      <w:proofErr w:type="spellEnd"/>
+      <w:r>
+        <w:rPr>
+          <w:rFonts w:ascii="Arial" w:eastAsia="Arial" w:hAnsi="Arial" w:cs="Arial"/>
+          <w:b/>
+          <w:kern w:val="0"/>
+          <w:sz w:val="22"/>
+          <w:szCs w:val="22"/>
+          <w:highlight w:val="darkGray"/>
+          <w:lang w:val="en"/>
+          <w14:ligatures w14:val="none"/>
+        </w:rPr>
+        <w:t xml:space="preserve"> (GPT</w:t>
       </w:r>
       <w:r>
         <w:rPr>
@@ -562,47 +538,23 @@
     </w:p>
     <w:p>
       <w:pPr>
-        <w:spacing w:before="160" w:after="80" w:line="276" w:lineRule="auto"/>
-        <w:outlineLvl w:val="1"/>
-        <w:rPr>
-          <w:rFonts w:asciiTheme="majorHAnsi" w:eastAsiaTheme="majorEastAsia" w:hAnsiTheme="majorHAnsi" w:cstheme="majorBidi"/>
-          <w:b/>
-          <w:bCs/>
-          <w:color w:val="2F5496" w:themeColor="accent1" w:themeShade="BF"/>
-          <w:kern w:val="0"/>
-          <w:sz w:val="34"/>
-          <w:szCs w:val="34"/>
-          <w:lang w:val="en"/>
-          <w14:ligatures w14:val="none"/>
+        <w:pStyle w:val="Heading2"/>
+        <w:rPr>
+          <w:lang w:val="en"/>
         </w:rPr>
       </w:pPr>
       <w:bookmarkStart w:id="3" w:name="_ncd1q0uizhtv" w:colFirst="0" w:colLast="0"/>
       <w:bookmarkEnd w:id="3"/>
       <w:r>
         <w:rPr>
-          <w:rFonts w:ascii="Segoe UI Emoji" w:eastAsiaTheme="majorEastAsia" w:hAnsi="Segoe UI Emoji" w:cs="Segoe UI Emoji"/>
-          <w:b/>
-          <w:bCs/>
-          <w:color w:val="2F5496" w:themeColor="accent1" w:themeShade="BF"/>
-          <w:kern w:val="0"/>
-          <w:sz w:val="34"/>
-          <w:szCs w:val="34"/>
-          <w:lang w:val="en"/>
-          <w14:ligatures w14:val="none"/>
+          <w:rFonts w:ascii="Segoe UI Emoji" w:hAnsi="Segoe UI Emoji" w:cs="Segoe UI Emoji"/>
+          <w:lang w:val="en"/>
         </w:rPr>
         <w:t>🖼️</w:t>
       </w:r>
       <w:r>
         <w:rPr>
-          <w:rFonts w:asciiTheme="majorHAnsi" w:eastAsiaTheme="majorEastAsia" w:hAnsiTheme="majorHAnsi" w:cstheme="majorBidi"/>
-          <w:b/>
-          <w:bCs/>
-          <w:color w:val="2F5496" w:themeColor="accent1" w:themeShade="BF"/>
-          <w:kern w:val="0"/>
-          <w:sz w:val="34"/>
-          <w:szCs w:val="34"/>
-          <w:lang w:val="en"/>
-          <w14:ligatures w14:val="none"/>
+          <w:lang w:val="en"/>
         </w:rPr>
         <w:t xml:space="preserve"> Visual Example:</w:t>
       </w:r>
@@ -647,6 +599,7 @@
         </w:rPr>
         <w:t xml:space="preserve">: </w:t>
       </w:r>
+      <w:proofErr w:type="spellStart"/>
       <w:r>
         <w:rPr>
           <w:rFonts w:ascii="Arial" w:eastAsia="Arial" w:hAnsi="Arial" w:cs="Arial"/>
@@ -658,7 +611,21 @@
           <w:lang w:val="en"/>
           <w14:ligatures w14:val="none"/>
         </w:rPr>
-        <w:t>Chatgpt (GPT</w:t>
+        <w:t>Chatgpt</w:t>
+      </w:r>
+      <w:proofErr w:type="spellEnd"/>
+      <w:r>
+        <w:rPr>
+          <w:rFonts w:ascii="Arial" w:eastAsia="Arial" w:hAnsi="Arial" w:cs="Arial"/>
+          <w:b/>
+          <w:kern w:val="0"/>
+          <w:sz w:val="22"/>
+          <w:szCs w:val="22"/>
+          <w:highlight w:val="darkGray"/>
+          <w:lang w:val="en"/>
+          <w14:ligatures w14:val="none"/>
+        </w:rPr>
+        <w:t xml:space="preserve"> (GPT</w:t>
       </w:r>
       <w:r>
         <w:rPr>
@@ -709,6 +676,7 @@
           <w:lang w:val="en"/>
           <w14:ligatures w14:val="none"/>
         </w:rPr>
+        <w:lastRenderedPageBreak/>
         <w:drawing>
           <wp:inline distT="114300" distB="114300" distL="114300" distR="114300" wp14:anchorId="4CD9A6F5" wp14:editId="54E6F29F">
             <wp:extent cx="5943600" cy="2197100"/>
@@ -779,7 +747,29 @@
           <w:lang w:val="en"/>
           <w14:ligatures w14:val="none"/>
         </w:rPr>
-        <w:t xml:space="preserve">        [PC1]    [PC2]</w:t>
+        <w:t xml:space="preserve">        [PC1] </w:t>
+      </w:r>
+      <w:proofErr w:type="gramStart"/>
+      <w:r>
+        <w:rPr>
+          <w:rFonts w:ascii="Roboto Mono" w:eastAsia="Roboto Mono" w:hAnsi="Roboto Mono" w:cs="Arial"/>
+          <w:kern w:val="0"/>
+          <w:szCs w:val="22"/>
+          <w:lang w:val="en"/>
+          <w14:ligatures w14:val="none"/>
+        </w:rPr>
+        <w:t xml:space="preserve">   [</w:t>
+      </w:r>
+      <w:proofErr w:type="gramEnd"/>
+      <w:r>
+        <w:rPr>
+          <w:rFonts w:ascii="Roboto Mono" w:eastAsia="Roboto Mono" w:hAnsi="Roboto Mono" w:cs="Arial"/>
+          <w:kern w:val="0"/>
+          <w:szCs w:val="22"/>
+          <w:lang w:val="en"/>
+          <w14:ligatures w14:val="none"/>
+        </w:rPr>
+        <w:t>PC2]</w:t>
       </w:r>
     </w:p>
     <w:p>
@@ -881,7 +871,18 @@
           <w:lang w:val="en"/>
           <w14:ligatures w14:val="none"/>
         </w:rPr>
-        <w:t xml:space="preserve">      ==================  </w:t>
+        <w:t xml:space="preserve">      =================</w:t>
+      </w:r>
+      <w:proofErr w:type="gramStart"/>
+      <w:r>
+        <w:rPr>
+          <w:rFonts w:ascii="Roboto Mono" w:eastAsia="Roboto Mono" w:hAnsi="Roboto Mono" w:cs="Arial Unicode MS"/>
+          <w:kern w:val="0"/>
+          <w:szCs w:val="22"/>
+          <w:lang w:val="en"/>
+          <w14:ligatures w14:val="none"/>
+        </w:rPr>
+        <w:t xml:space="preserve">=  </w:t>
       </w:r>
       <w:r>
         <w:rPr>
@@ -893,6 +894,7 @@
         </w:rPr>
         <w:t>←</w:t>
       </w:r>
+      <w:proofErr w:type="gramEnd"/>
       <w:r>
         <w:rPr>
           <w:rFonts w:ascii="Roboto Mono" w:eastAsia="Roboto Mono" w:hAnsi="Roboto Mono" w:cs="Arial Unicode MS"/>
@@ -1003,7 +1005,29 @@
           <w:lang w:val="en"/>
           <w14:ligatures w14:val="none"/>
         </w:rPr>
-        <w:t xml:space="preserve">        [PC3]   [PC4]</w:t>
+        <w:t xml:space="preserve">        [PC3]</w:t>
+      </w:r>
+      <w:proofErr w:type="gramStart"/>
+      <w:r>
+        <w:rPr>
+          <w:rFonts w:ascii="Roboto Mono" w:eastAsia="Roboto Mono" w:hAnsi="Roboto Mono" w:cs="Arial"/>
+          <w:kern w:val="0"/>
+          <w:szCs w:val="22"/>
+          <w:lang w:val="en"/>
+          <w14:ligatures w14:val="none"/>
+        </w:rPr>
+        <w:t xml:space="preserve">   [</w:t>
+      </w:r>
+      <w:proofErr w:type="gramEnd"/>
+      <w:r>
+        <w:rPr>
+          <w:rFonts w:ascii="Roboto Mono" w:eastAsia="Roboto Mono" w:hAnsi="Roboto Mono" w:cs="Arial"/>
+          <w:kern w:val="0"/>
+          <w:szCs w:val="22"/>
+          <w:lang w:val="en"/>
+          <w14:ligatures w14:val="none"/>
+        </w:rPr>
+        <w:t>PC4]</w:t>
       </w:r>
     </w:p>
     <w:p>
@@ -1164,47 +1188,23 @@
     </w:p>
     <w:p>
       <w:pPr>
-        <w:spacing w:before="160" w:after="80" w:line="276" w:lineRule="auto"/>
-        <w:outlineLvl w:val="1"/>
-        <w:rPr>
-          <w:rFonts w:asciiTheme="majorHAnsi" w:eastAsiaTheme="majorEastAsia" w:hAnsiTheme="majorHAnsi" w:cstheme="majorBidi"/>
-          <w:b/>
-          <w:bCs/>
-          <w:color w:val="2F5496" w:themeColor="accent1" w:themeShade="BF"/>
-          <w:kern w:val="0"/>
-          <w:sz w:val="34"/>
-          <w:szCs w:val="34"/>
-          <w:lang w:val="en"/>
-          <w14:ligatures w14:val="none"/>
+        <w:pStyle w:val="Heading2"/>
+        <w:rPr>
+          <w:lang w:val="en"/>
         </w:rPr>
       </w:pPr>
       <w:bookmarkStart w:id="4" w:name="_1g34dbb80cdr" w:colFirst="0" w:colLast="0"/>
       <w:bookmarkEnd w:id="4"/>
       <w:r>
         <w:rPr>
-          <w:rFonts w:ascii="Segoe UI Emoji" w:eastAsiaTheme="majorEastAsia" w:hAnsi="Segoe UI Emoji" w:cs="Segoe UI Emoji"/>
-          <w:b/>
-          <w:bCs/>
-          <w:color w:val="2F5496" w:themeColor="accent1" w:themeShade="BF"/>
-          <w:kern w:val="0"/>
-          <w:sz w:val="34"/>
-          <w:szCs w:val="34"/>
-          <w:lang w:val="en"/>
-          <w14:ligatures w14:val="none"/>
+          <w:rFonts w:ascii="Segoe UI Emoji" w:hAnsi="Segoe UI Emoji" w:cs="Segoe UI Emoji"/>
+          <w:lang w:val="en"/>
         </w:rPr>
         <w:t>🔧</w:t>
       </w:r>
       <w:r>
         <w:rPr>
-          <w:rFonts w:asciiTheme="majorHAnsi" w:eastAsiaTheme="majorEastAsia" w:hAnsiTheme="majorHAnsi" w:cstheme="majorBidi"/>
-          <w:b/>
-          <w:bCs/>
-          <w:color w:val="2F5496" w:themeColor="accent1" w:themeShade="BF"/>
-          <w:kern w:val="0"/>
-          <w:sz w:val="34"/>
-          <w:szCs w:val="34"/>
-          <w:lang w:val="en"/>
-          <w14:ligatures w14:val="none"/>
+          <w:lang w:val="en"/>
         </w:rPr>
         <w:t xml:space="preserve"> How It Works</w:t>
       </w:r>
@@ -1246,6 +1246,7 @@
         </w:rPr>
         <w:t xml:space="preserve">: </w:t>
       </w:r>
+      <w:proofErr w:type="spellStart"/>
       <w:r>
         <w:rPr>
           <w:rFonts w:ascii="Arial" w:eastAsia="Arial" w:hAnsi="Arial" w:cs="Arial"/>
@@ -1257,7 +1258,21 @@
           <w:lang w:val="en"/>
           <w14:ligatures w14:val="none"/>
         </w:rPr>
-        <w:t>Chatgpt (GPT</w:t>
+        <w:t>Chatgpt</w:t>
+      </w:r>
+      <w:proofErr w:type="spellEnd"/>
+      <w:r>
+        <w:rPr>
+          <w:rFonts w:ascii="Arial" w:eastAsia="Arial" w:hAnsi="Arial" w:cs="Arial"/>
+          <w:b/>
+          <w:kern w:val="0"/>
+          <w:sz w:val="22"/>
+          <w:szCs w:val="22"/>
+          <w:highlight w:val="darkGray"/>
+          <w:lang w:val="en"/>
+          <w14:ligatures w14:val="none"/>
+        </w:rPr>
+        <w:t xml:space="preserve"> (GPT</w:t>
       </w:r>
       <w:r>
         <w:rPr>
@@ -1424,6 +1439,7 @@
           <w:lang w:val="en"/>
           <w14:ligatures w14:val="none"/>
         </w:rPr>
+        <w:lastRenderedPageBreak/>
         <w:pict w14:anchorId="74EE8730">
           <v:rect id="_x0000_i1028" style="width:0;height:1.5pt" o:hralign="center" o:hrstd="t" o:hr="t" fillcolor="#a0a0a0" stroked="f"/>
         </w:pict>
@@ -1431,18 +1447,9 @@
     </w:p>
     <w:p>
       <w:pPr>
-        <w:spacing w:before="160" w:after="80" w:line="276" w:lineRule="auto"/>
-        <w:outlineLvl w:val="1"/>
-        <w:rPr>
-          <w:rFonts w:asciiTheme="majorHAnsi" w:eastAsiaTheme="majorEastAsia" w:hAnsiTheme="majorHAnsi" w:cstheme="majorBidi"/>
-          <w:b/>
-          <w:bCs/>
-          <w:color w:val="2F5496" w:themeColor="accent1" w:themeShade="BF"/>
-          <w:kern w:val="0"/>
-          <w:sz w:val="34"/>
-          <w:szCs w:val="34"/>
-          <w:lang w:val="en"/>
-          <w14:ligatures w14:val="none"/>
+        <w:pStyle w:val="Heading2"/>
+        <w:rPr>
+          <w:lang w:val="en"/>
         </w:rPr>
       </w:pPr>
       <w:bookmarkStart w:id="5" w:name="_y7jul7q0pkno" w:colFirst="0" w:colLast="0"/>
@@ -1450,28 +1457,14 @@
       <w:r>
         <w:rPr>
           <w:rFonts w:ascii="Segoe UI Emoji" w:eastAsia="Arial Unicode MS" w:hAnsi="Segoe UI Emoji" w:cs="Segoe UI Emoji"/>
-          <w:b/>
-          <w:bCs/>
-          <w:color w:val="2F5496" w:themeColor="accent1" w:themeShade="BF"/>
-          <w:kern w:val="0"/>
-          <w:sz w:val="34"/>
-          <w:szCs w:val="34"/>
-          <w:lang w:val="en"/>
-          <w14:ligatures w14:val="none"/>
+          <w:lang w:val="en"/>
         </w:rPr>
         <w:t>✅</w:t>
       </w:r>
       <w:r>
         <w:rPr>
-          <w:rFonts w:ascii="Arial Unicode MS" w:eastAsia="Arial Unicode MS" w:hAnsi="Arial Unicode MS" w:cs="Arial Unicode MS"/>
-          <w:b/>
-          <w:bCs/>
-          <w:color w:val="2F5496" w:themeColor="accent1" w:themeShade="BF"/>
-          <w:kern w:val="0"/>
-          <w:sz w:val="34"/>
-          <w:szCs w:val="34"/>
-          <w:lang w:val="en"/>
-          <w14:ligatures w14:val="none"/>
+          <w:rFonts w:eastAsia="Arial Unicode MS"/>
+          <w:lang w:val="en"/>
         </w:rPr>
         <w:t xml:space="preserve"> Advantages</w:t>
       </w:r>
@@ -1516,6 +1509,7 @@
         </w:rPr>
         <w:t xml:space="preserve">: </w:t>
       </w:r>
+      <w:proofErr w:type="spellStart"/>
       <w:r>
         <w:rPr>
           <w:rFonts w:ascii="Arial" w:eastAsia="Arial" w:hAnsi="Arial" w:cs="Arial"/>
@@ -1527,7 +1521,21 @@
           <w:lang w:val="en"/>
           <w14:ligatures w14:val="none"/>
         </w:rPr>
-        <w:t>Chatgpt (GPT</w:t>
+        <w:t>Chatgpt</w:t>
+      </w:r>
+      <w:proofErr w:type="spellEnd"/>
+      <w:r>
+        <w:rPr>
+          <w:rFonts w:ascii="Arial" w:eastAsia="Arial" w:hAnsi="Arial" w:cs="Arial"/>
+          <w:b/>
+          <w:kern w:val="0"/>
+          <w:sz w:val="22"/>
+          <w:szCs w:val="22"/>
+          <w:highlight w:val="darkGray"/>
+          <w:lang w:val="en"/>
+          <w14:ligatures w14:val="none"/>
+        </w:rPr>
+        <w:t xml:space="preserve"> (GPT</w:t>
       </w:r>
       <w:r>
         <w:rPr>
@@ -2217,18 +2225,9 @@
     </w:p>
     <w:p>
       <w:pPr>
-        <w:spacing w:before="160" w:after="80" w:line="276" w:lineRule="auto"/>
-        <w:outlineLvl w:val="1"/>
-        <w:rPr>
-          <w:rFonts w:asciiTheme="majorHAnsi" w:eastAsiaTheme="majorEastAsia" w:hAnsiTheme="majorHAnsi" w:cstheme="majorBidi"/>
-          <w:b/>
-          <w:bCs/>
-          <w:color w:val="2F5496" w:themeColor="accent1" w:themeShade="BF"/>
-          <w:kern w:val="0"/>
-          <w:sz w:val="34"/>
-          <w:szCs w:val="34"/>
-          <w:lang w:val="en"/>
-          <w14:ligatures w14:val="none"/>
+        <w:pStyle w:val="Heading2"/>
+        <w:rPr>
+          <w:lang w:val="en"/>
         </w:rPr>
       </w:pPr>
       <w:bookmarkStart w:id="6" w:name="_6s3cca8663wd" w:colFirst="0" w:colLast="0"/>
@@ -2236,28 +2235,14 @@
       <w:r>
         <w:rPr>
           <w:rFonts w:ascii="Segoe UI Emoji" w:eastAsia="Arial Unicode MS" w:hAnsi="Segoe UI Emoji" w:cs="Segoe UI Emoji"/>
-          <w:b/>
-          <w:bCs/>
-          <w:color w:val="2F5496" w:themeColor="accent1" w:themeShade="BF"/>
-          <w:kern w:val="0"/>
-          <w:sz w:val="34"/>
-          <w:szCs w:val="34"/>
-          <w:lang w:val="en"/>
-          <w14:ligatures w14:val="none"/>
+          <w:lang w:val="en"/>
         </w:rPr>
         <w:t>❌</w:t>
       </w:r>
       <w:r>
         <w:rPr>
-          <w:rFonts w:ascii="Arial Unicode MS" w:eastAsia="Arial Unicode MS" w:hAnsi="Arial Unicode MS" w:cs="Arial Unicode MS"/>
-          <w:b/>
-          <w:bCs/>
-          <w:color w:val="2F5496" w:themeColor="accent1" w:themeShade="BF"/>
-          <w:kern w:val="0"/>
-          <w:sz w:val="34"/>
-          <w:szCs w:val="34"/>
-          <w:lang w:val="en"/>
-          <w14:ligatures w14:val="none"/>
+          <w:rFonts w:eastAsia="Arial Unicode MS"/>
+          <w:lang w:val="en"/>
         </w:rPr>
         <w:t xml:space="preserve"> Disadvantages</w:t>
       </w:r>
@@ -2302,6 +2287,7 @@
         </w:rPr>
         <w:t xml:space="preserve">: </w:t>
       </w:r>
+      <w:proofErr w:type="spellStart"/>
       <w:r>
         <w:rPr>
           <w:rFonts w:ascii="Arial" w:eastAsia="Arial" w:hAnsi="Arial" w:cs="Arial"/>
@@ -2313,7 +2299,21 @@
           <w:lang w:val="en"/>
           <w14:ligatures w14:val="none"/>
         </w:rPr>
-        <w:t>Chatgpt (GPT</w:t>
+        <w:t>Chatgpt</w:t>
+      </w:r>
+      <w:proofErr w:type="spellEnd"/>
+      <w:r>
+        <w:rPr>
+          <w:rFonts w:ascii="Arial" w:eastAsia="Arial" w:hAnsi="Arial" w:cs="Arial"/>
+          <w:b/>
+          <w:kern w:val="0"/>
+          <w:sz w:val="22"/>
+          <w:szCs w:val="22"/>
+          <w:highlight w:val="darkGray"/>
+          <w:lang w:val="en"/>
+          <w14:ligatures w14:val="none"/>
+        </w:rPr>
+        <w:t xml:space="preserve"> (GPT</w:t>
       </w:r>
       <w:r>
         <w:rPr>
@@ -2896,47 +2896,23 @@
     </w:p>
     <w:p>
       <w:pPr>
-        <w:spacing w:before="160" w:after="80" w:line="276" w:lineRule="auto"/>
-        <w:outlineLvl w:val="1"/>
-        <w:rPr>
-          <w:rFonts w:asciiTheme="majorHAnsi" w:eastAsiaTheme="majorEastAsia" w:hAnsiTheme="majorHAnsi" w:cstheme="majorBidi"/>
-          <w:b/>
-          <w:bCs/>
-          <w:color w:val="2F5496" w:themeColor="accent1" w:themeShade="BF"/>
-          <w:kern w:val="0"/>
-          <w:sz w:val="34"/>
-          <w:szCs w:val="34"/>
-          <w:lang w:val="en"/>
-          <w14:ligatures w14:val="none"/>
+        <w:pStyle w:val="Heading2"/>
+        <w:rPr>
+          <w:lang w:val="en"/>
         </w:rPr>
       </w:pPr>
       <w:bookmarkStart w:id="7" w:name="_7dns6waa0r7z" w:colFirst="0" w:colLast="0"/>
       <w:bookmarkEnd w:id="7"/>
       <w:r>
         <w:rPr>
-          <w:rFonts w:ascii="Segoe UI Emoji" w:eastAsiaTheme="majorEastAsia" w:hAnsi="Segoe UI Emoji" w:cs="Segoe UI Emoji"/>
-          <w:b/>
-          <w:bCs/>
-          <w:color w:val="2F5496" w:themeColor="accent1" w:themeShade="BF"/>
-          <w:kern w:val="0"/>
-          <w:sz w:val="34"/>
-          <w:szCs w:val="34"/>
-          <w:lang w:val="en"/>
-          <w14:ligatures w14:val="none"/>
+          <w:rFonts w:ascii="Segoe UI Emoji" w:hAnsi="Segoe UI Emoji" w:cs="Segoe UI Emoji"/>
+          <w:lang w:val="en"/>
         </w:rPr>
         <w:t>🏢</w:t>
       </w:r>
       <w:r>
         <w:rPr>
-          <w:rFonts w:asciiTheme="majorHAnsi" w:eastAsiaTheme="majorEastAsia" w:hAnsiTheme="majorHAnsi" w:cstheme="majorBidi"/>
-          <w:b/>
-          <w:bCs/>
-          <w:color w:val="2F5496" w:themeColor="accent1" w:themeShade="BF"/>
-          <w:kern w:val="0"/>
-          <w:sz w:val="34"/>
-          <w:szCs w:val="34"/>
-          <w:lang w:val="en"/>
-          <w14:ligatures w14:val="none"/>
+          <w:lang w:val="en"/>
         </w:rPr>
         <w:t xml:space="preserve"> Use Cases</w:t>
       </w:r>
@@ -2981,6 +2957,7 @@
         </w:rPr>
         <w:t xml:space="preserve">: </w:t>
       </w:r>
+      <w:proofErr w:type="spellStart"/>
       <w:r>
         <w:rPr>
           <w:rFonts w:ascii="Arial" w:eastAsia="Arial" w:hAnsi="Arial" w:cs="Arial"/>
@@ -2992,7 +2969,21 @@
           <w:lang w:val="en"/>
           <w14:ligatures w14:val="none"/>
         </w:rPr>
-        <w:t>Chatgpt (GPT</w:t>
+        <w:t>Chatgpt</w:t>
+      </w:r>
+      <w:proofErr w:type="spellEnd"/>
+      <w:r>
+        <w:rPr>
+          <w:rFonts w:ascii="Arial" w:eastAsia="Arial" w:hAnsi="Arial" w:cs="Arial"/>
+          <w:b/>
+          <w:kern w:val="0"/>
+          <w:sz w:val="22"/>
+          <w:szCs w:val="22"/>
+          <w:highlight w:val="darkGray"/>
+          <w:lang w:val="en"/>
+          <w14:ligatures w14:val="none"/>
+        </w:rPr>
+        <w:t xml:space="preserve"> (GPT</w:t>
       </w:r>
       <w:r>
         <w:rPr>
@@ -3526,18 +3517,9 @@
     </w:p>
     <w:p>
       <w:pPr>
-        <w:spacing w:before="160" w:after="80" w:line="276" w:lineRule="auto"/>
-        <w:outlineLvl w:val="1"/>
-        <w:rPr>
-          <w:rFonts w:asciiTheme="majorHAnsi" w:eastAsiaTheme="majorEastAsia" w:hAnsiTheme="majorHAnsi" w:cstheme="majorBidi"/>
-          <w:b/>
-          <w:bCs/>
-          <w:color w:val="2F5496" w:themeColor="accent1" w:themeShade="BF"/>
-          <w:kern w:val="0"/>
-          <w:sz w:val="34"/>
-          <w:szCs w:val="34"/>
-          <w:lang w:val="en"/>
-          <w14:ligatures w14:val="none"/>
+        <w:pStyle w:val="Heading2"/>
+        <w:rPr>
+          <w:lang w:val="en"/>
         </w:rPr>
       </w:pPr>
       <w:bookmarkStart w:id="8" w:name="_ayxhtj2x7yqi" w:colFirst="0" w:colLast="0"/>
@@ -3545,28 +3527,14 @@
       <w:r>
         <w:rPr>
           <w:rFonts w:ascii="Segoe UI Emoji" w:eastAsia="Arial Unicode MS" w:hAnsi="Segoe UI Emoji" w:cs="Segoe UI Emoji"/>
-          <w:b/>
-          <w:bCs/>
-          <w:color w:val="2F5496" w:themeColor="accent1" w:themeShade="BF"/>
-          <w:kern w:val="0"/>
-          <w:sz w:val="34"/>
-          <w:szCs w:val="34"/>
-          <w:lang w:val="en"/>
-          <w14:ligatures w14:val="none"/>
+          <w:lang w:val="en"/>
         </w:rPr>
         <w:t>✅</w:t>
       </w:r>
       <w:r>
         <w:rPr>
-          <w:rFonts w:ascii="Arial Unicode MS" w:eastAsia="Arial Unicode MS" w:hAnsi="Arial Unicode MS" w:cs="Arial Unicode MS"/>
-          <w:b/>
-          <w:bCs/>
-          <w:color w:val="2F5496" w:themeColor="accent1" w:themeShade="BF"/>
-          <w:kern w:val="0"/>
-          <w:sz w:val="34"/>
-          <w:szCs w:val="34"/>
-          <w:lang w:val="en"/>
-          <w14:ligatures w14:val="none"/>
+          <w:rFonts w:eastAsia="Arial Unicode MS"/>
+          <w:lang w:val="en"/>
         </w:rPr>
         <w:t xml:space="preserve"> Summary</w:t>
       </w:r>
@@ -3611,6 +3579,7 @@
         </w:rPr>
         <w:t xml:space="preserve">: </w:t>
       </w:r>
+      <w:proofErr w:type="spellStart"/>
       <w:r>
         <w:rPr>
           <w:rFonts w:ascii="Arial" w:eastAsia="Arial" w:hAnsi="Arial" w:cs="Arial"/>
@@ -3622,7 +3591,21 @@
           <w:lang w:val="en"/>
           <w14:ligatures w14:val="none"/>
         </w:rPr>
-        <w:t>Chatgpt (GPT</w:t>
+        <w:t>Chatgpt</w:t>
+      </w:r>
+      <w:proofErr w:type="spellEnd"/>
+      <w:r>
+        <w:rPr>
+          <w:rFonts w:ascii="Arial" w:eastAsia="Arial" w:hAnsi="Arial" w:cs="Arial"/>
+          <w:b/>
+          <w:kern w:val="0"/>
+          <w:sz w:val="22"/>
+          <w:szCs w:val="22"/>
+          <w:highlight w:val="darkGray"/>
+          <w:lang w:val="en"/>
+          <w14:ligatures w14:val="none"/>
+        </w:rPr>
+        <w:t xml:space="preserve"> (GPT</w:t>
       </w:r>
       <w:r>
         <w:rPr>
@@ -4882,7 +4865,6 @@
     <w:next w:val="Normal"/>
     <w:link w:val="Heading2Char"/>
     <w:uiPriority w:val="9"/>
-    <w:semiHidden/>
     <w:unhideWhenUsed/>
     <w:qFormat/>
     <w:rsid w:val="005F2478"/>
@@ -5099,7 +5081,6 @@
     <w:basedOn w:val="DefaultParagraphFont"/>
     <w:link w:val="Heading2"/>
     <w:uiPriority w:val="9"/>
-    <w:semiHidden/>
     <w:rsid w:val="005F2478"/>
     <w:rPr>
       <w:rFonts w:asciiTheme="majorHAnsi" w:eastAsiaTheme="majorEastAsia" w:hAnsiTheme="majorHAnsi" w:cstheme="majorBidi"/>
